--- a/instalacionOLLAMA.docx
+++ b/instalacionOLLAMA.docx
@@ -18,8 +18,11 @@
       <w:r>
         <w:t xml:space="preserve">curl -fsSL https://ollama.com/install.sh | sh</w:t>
       </w:r>
-      <w:r/>
-      <w:r/>
+      <w:r>
+        <w:rPr>
+          <w:highlight w:val="none"/>
+        </w:rPr>
+      </w:r>
     </w:p>
     <w:p>
       <w:pPr>
@@ -36,7 +39,11 @@
         </w:rPr>
         <w:t xml:space="preserve">Para descargar el modelo Qwen 2.5 de 14B de parametros:</w:t>
       </w:r>
-      <w:r/>
+      <w:r>
+        <w:rPr>
+          <w:highlight w:val="none"/>
+        </w:rPr>
+      </w:r>
     </w:p>
     <w:p>
       <w:pPr>
@@ -63,7 +70,11 @@
           <w:highlight w:val="none"/>
         </w:rPr>
       </w:r>
-      <w:r/>
+      <w:r>
+        <w:rPr>
+          <w:highlight w:val="none"/>
+        </w:rPr>
+      </w:r>
     </w:p>
     <w:p>
       <w:pPr>
@@ -80,7 +91,11 @@
         </w:rPr>
         <w:t xml:space="preserve">Instalar la libreria para enlazar el modelo con Python:</w:t>
       </w:r>
-      <w:r/>
+      <w:r>
+        <w:rPr>
+          <w:highlight w:val="none"/>
+        </w:rPr>
+      </w:r>
     </w:p>
     <w:p>
       <w:pPr>
@@ -107,7 +122,11 @@
           <w:highlight w:val="none"/>
         </w:rPr>
       </w:r>
-      <w:r/>
+      <w:r>
+        <w:rPr>
+          <w:highlight w:val="none"/>
+        </w:rPr>
+      </w:r>
     </w:p>
     <w:p>
       <w:pPr>
@@ -124,7 +143,11 @@
         </w:rPr>
         <w:t xml:space="preserve">Finalmente un script para usar el modelo basandose en una plantilla establecida:</w:t>
       </w:r>
-      <w:r/>
+      <w:r>
+        <w:rPr>
+          <w:highlight w:val="none"/>
+        </w:rPr>
+      </w:r>
     </w:p>
     <w:p>
       <w:pPr>
@@ -809,7 +832,9 @@
         <w:pBdr/>
         <w:spacing/>
         <w:ind/>
-        <w:rPr/>
+        <w:rPr>
+          <w:highlight w:val="none"/>
+        </w:rPr>
       </w:pPr>
       <w:r>
         <w:rPr>
@@ -817,7 +842,1227 @@
         </w:rPr>
         <w:t xml:space="preserve">print(respuesta['message']['content'])</w:t>
       </w:r>
+      <w:r>
+        <w:rPr>
+          <w:highlight w:val="none"/>
+        </w:rPr>
+      </w:r>
       <w:r/>
+    </w:p>
+    <w:p>
+      <w:pPr>
+        <w:pBdr/>
+        <w:spacing/>
+        <w:ind/>
+        <w:rPr/>
+      </w:pPr>
+      <w:r/>
+      <w:r/>
+      <w:r/>
+    </w:p>
+    <w:p>
+      <w:pPr>
+        <w:pStyle w:val="829"/>
+        <w:pBdr>
+          <w:top w:val="none" w:color="000000" w:sz="4" w:space="0"/>
+          <w:left w:val="none" w:color="000000" w:sz="4" w:space="0"/>
+          <w:bottom w:val="none" w:color="000000" w:sz="4" w:space="0"/>
+          <w:right w:val="none" w:color="000000" w:sz="4" w:space="0"/>
+        </w:pBdr>
+        <w:spacing/>
+        <w:ind w:right="0" w:firstLine="0" w:left="0"/>
+        <w:rPr>
+          <w:rFonts w:ascii="Arial" w:hAnsi="Arial" w:cs="Arial"/>
+          <w:b w:val="0"/>
+          <w:bCs w:val="0"/>
+          <w:sz w:val="24"/>
+          <w:szCs w:val="24"/>
+        </w:rPr>
+      </w:pPr>
+      <w:r>
+        <w:rPr>
+          <w:rFonts w:ascii="Arial" w:hAnsi="Arial" w:eastAsia="Arial" w:cs="Arial"/>
+          <w:b w:val="0"/>
+          <w:bCs w:val="0"/>
+          <w:color w:val="000000"/>
+          <w:sz w:val="24"/>
+          <w:szCs w:val="24"/>
+        </w:rPr>
+        <w:t xml:space="preserve">Cambio de modelo de Qwen2.5 14B a Qwen3.5 9B</w:t>
+      </w:r>
+      <w:r>
+        <w:rPr>
+          <w:rFonts w:ascii="Arial" w:hAnsi="Arial" w:eastAsia="Arial" w:cs="Arial"/>
+          <w:b w:val="0"/>
+          <w:bCs w:val="0"/>
+          <w:sz w:val="24"/>
+          <w:szCs w:val="24"/>
+        </w:rPr>
+      </w:r>
+    </w:p>
+    <w:p>
+      <w:pPr>
+        <w:pBdr>
+          <w:top w:val="none" w:color="000000" w:sz="4" w:space="0"/>
+          <w:left w:val="none" w:color="000000" w:sz="4" w:space="0"/>
+          <w:bottom w:val="none" w:color="000000" w:sz="4" w:space="0"/>
+          <w:right w:val="none" w:color="000000" w:sz="4" w:space="0"/>
+        </w:pBdr>
+        <w:spacing/>
+        <w:ind w:right="0" w:firstLine="0" w:left="0"/>
+        <w:rPr>
+          <w:rFonts w:ascii="Arial" w:hAnsi="Arial" w:cs="Arial"/>
+          <w:szCs w:val="24"/>
+        </w:rPr>
+      </w:pPr>
+      <w:r>
+        <w:rPr>
+          <w:rFonts w:ascii="Arial" w:hAnsi="Arial" w:eastAsia="Arial" w:cs="Arial"/>
+          <w:b w:val="0"/>
+          <w:bCs w:val="0"/>
+          <w:color w:val="000000"/>
+          <w:sz w:val="24"/>
+          <w:szCs w:val="24"/>
+          <w:lang w:val="es-ES"/>
+        </w:rPr>
+        <w:t xml:space="preserve">Se sustituye </w:t>
+      </w:r>
+      <w:r>
+        <w:rPr>
+          <w:rFonts w:ascii="Arial" w:hAnsi="Arial" w:eastAsia="Arial" w:cs="Arial"/>
+          <w:color w:val="000000"/>
+          <w:sz w:val="24"/>
+          <w:szCs w:val="24"/>
+        </w:rPr>
+        <w:t xml:space="preserve">qwen2.5:14b</w:t>
+      </w:r>
+      <w:r>
+        <w:rPr>
+          <w:rFonts w:ascii="Arial" w:hAnsi="Arial" w:eastAsia="Arial" w:cs="Arial"/>
+          <w:color w:val="000000"/>
+          <w:sz w:val="24"/>
+          <w:szCs w:val="24"/>
+        </w:rPr>
+        <w:t xml:space="preserve"> por un modelo más reciente</w:t>
+      </w:r>
+      <w:r>
+        <w:rPr>
+          <w:rFonts w:ascii="Arial" w:hAnsi="Arial" w:eastAsia="Arial" w:cs="Arial"/>
+          <w:color w:val="000000"/>
+          <w:sz w:val="24"/>
+          <w:szCs w:val="24"/>
+          <w:lang w:val="es-ES"/>
+        </w:rPr>
+        <w:t xml:space="preserve">.</w:t>
+      </w:r>
+      <w:r>
+        <w:rPr>
+          <w:rFonts w:ascii="Arial" w:hAnsi="Arial" w:eastAsia="Arial" w:cs="Arial"/>
+          <w:sz w:val="24"/>
+          <w:szCs w:val="24"/>
+        </w:rPr>
+      </w:r>
+    </w:p>
+    <w:p>
+      <w:pPr>
+        <w:pBdr>
+          <w:top w:val="none" w:color="000000" w:sz="4" w:space="0"/>
+          <w:left w:val="none" w:color="000000" w:sz="4" w:space="0"/>
+          <w:bottom w:val="none" w:color="000000" w:sz="4" w:space="0"/>
+          <w:right w:val="none" w:color="000000" w:sz="4" w:space="0"/>
+        </w:pBdr>
+        <w:spacing/>
+        <w:ind w:right="0" w:firstLine="0" w:left="0"/>
+        <w:rPr>
+          <w:rFonts w:ascii="Arial" w:hAnsi="Arial" w:cs="Arial"/>
+          <w:szCs w:val="24"/>
+        </w:rPr>
+      </w:pPr>
+      <w:r>
+        <w:rPr>
+          <w:rFonts w:ascii="Arial" w:hAnsi="Arial" w:eastAsia="Arial" w:cs="Arial"/>
+          <w:b w:val="0"/>
+          <w:bCs w:val="0"/>
+          <w:color w:val="000000"/>
+          <w:sz w:val="24"/>
+          <w:szCs w:val="24"/>
+          <w:lang w:val="es-ES"/>
+        </w:rPr>
+        <w:t xml:space="preserve">Se escoge el modelo </w:t>
+      </w:r>
+      <w:r>
+        <w:rPr>
+          <w:rFonts w:ascii="Arial" w:hAnsi="Arial" w:eastAsia="Arial" w:cs="Arial"/>
+          <w:b w:val="0"/>
+          <w:bCs w:val="0"/>
+          <w:color w:val="000000"/>
+          <w:sz w:val="24"/>
+          <w:szCs w:val="24"/>
+        </w:rPr>
+        <w:t xml:space="preserve">qwen3</w:t>
+      </w:r>
+      <w:r>
+        <w:rPr>
+          <w:rFonts w:ascii="Arial" w:hAnsi="Arial" w:eastAsia="Arial" w:cs="Arial"/>
+          <w:color w:val="000000"/>
+          <w:sz w:val="24"/>
+          <w:szCs w:val="24"/>
+        </w:rPr>
+        <w:t xml:space="preserve">.5:9b</w:t>
+      </w:r>
+      <w:r>
+        <w:rPr>
+          <w:rFonts w:ascii="Arial" w:hAnsi="Arial" w:eastAsia="Arial" w:cs="Arial"/>
+          <w:color w:val="000000"/>
+          <w:sz w:val="24"/>
+          <w:szCs w:val="24"/>
+        </w:rPr>
+        <w:t xml:space="preserve">, de la familia Qwen3.5 . La etiqueta por defecto de Ollama ya viene cuantizada (Q4_K_M), por lo que no se cuantizó manualmente.</w:t>
+      </w:r>
+      <w:r>
+        <w:rPr>
+          <w:rFonts w:ascii="Arial" w:hAnsi="Arial" w:eastAsia="Arial" w:cs="Arial"/>
+          <w:sz w:val="24"/>
+          <w:szCs w:val="24"/>
+        </w:rPr>
+      </w:r>
+    </w:p>
+    <w:tbl>
+      <w:tblPr>
+        <w:tblStyle w:val="701"/>
+        <w:tblInd w:w="0" w:type="dxa"/>
+        <w:tblW w:w="0" w:type="auto"/>
+        <w:tblBorders>
+          <w:top w:val="none" w:color="000000" w:sz="4" w:space="0"/>
+          <w:left w:val="none" w:color="000000" w:sz="4" w:space="0"/>
+          <w:bottom w:val="none" w:color="000000" w:sz="4" w:space="0"/>
+          <w:right w:val="none" w:color="000000" w:sz="4" w:space="0"/>
+          <w:insideH w:val="none" w:color="000000" w:sz="4" w:space="0"/>
+          <w:insideV w:val="none" w:color="000000" w:sz="4" w:space="0"/>
+        </w:tblBorders>
+        <w:tblLayout w:type="autofit"/>
+        <w:tblLook w:val="04A0" w:firstRow="1" w:lastRow="0" w:firstColumn="1" w:lastColumn="0" w:noHBand="0" w:noVBand="1"/>
+      </w:tblPr>
+      <w:tblGrid>
+        <w:gridCol w:w="1853"/>
+        <w:gridCol w:w="2420"/>
+        <w:gridCol w:w="2073"/>
+      </w:tblGrid>
+      <w:tr>
+        <w:trPr/>
+        <w:tc>
+          <w:tcPr>
+            <w:tcBorders/>
+            <w:tcMar>
+              <w:left w:w="15" w:type="dxa"/>
+              <w:top w:w="15" w:type="dxa"/>
+              <w:right w:w="15" w:type="dxa"/>
+              <w:bottom w:w="15" w:type="dxa"/>
+            </w:tcMar>
+            <w:tcW w:w="1853" w:type="dxa"/>
+            <w:vAlign w:val="center"/>
+          </w:tcPr>
+          <w:p>
+            <w:pPr>
+              <w:pBdr/>
+              <w:spacing w:after="0" w:before="0" w:line="240"/>
+              <w:ind/>
+              <w:rPr>
+                <w:rFonts w:ascii="Arial" w:hAnsi="Arial" w:cs="Arial"/>
+                <w:sz w:val="24"/>
+                <w:szCs w:val="24"/>
+              </w:rPr>
+            </w:pPr>
+            <w:r>
+              <w:rPr>
+                <w:rFonts w:ascii="Arial" w:hAnsi="Arial" w:eastAsia="Arial" w:cs="Arial"/>
+                <w:sz w:val="24"/>
+                <w:szCs w:val="24"/>
+              </w:rPr>
+            </w:r>
+          </w:p>
+        </w:tc>
+        <w:tc>
+          <w:tcPr>
+            <w:tcBorders/>
+            <w:tcMar>
+              <w:left w:w="15" w:type="dxa"/>
+              <w:top w:w="15" w:type="dxa"/>
+              <w:right w:w="15" w:type="dxa"/>
+              <w:bottom w:w="15" w:type="dxa"/>
+            </w:tcMar>
+            <w:tcW w:w="2420" w:type="dxa"/>
+            <w:vAlign w:val="center"/>
+          </w:tcPr>
+          <w:p>
+            <w:pPr>
+              <w:pBdr/>
+              <w:spacing w:after="0" w:before="0" w:line="240"/>
+              <w:ind/>
+              <w:jc w:val="center"/>
+              <w:rPr>
+                <w:rFonts w:ascii="Arial" w:hAnsi="Arial" w:cs="Arial"/>
+                <w:sz w:val="24"/>
+                <w:szCs w:val="24"/>
+              </w:rPr>
+            </w:pPr>
+            <w:r>
+              <w:rPr>
+                <w:rFonts w:ascii="Arial" w:hAnsi="Arial" w:eastAsia="Arial" w:cs="Arial"/>
+                <w:b/>
+                <w:color w:val="000000"/>
+                <w:sz w:val="24"/>
+                <w:szCs w:val="24"/>
+              </w:rPr>
+              <w:t xml:space="preserve">Qwen2.5 14B (anterior)</w:t>
+            </w:r>
+            <w:r>
+              <w:rPr>
+                <w:rFonts w:ascii="Arial" w:hAnsi="Arial" w:eastAsia="Arial" w:cs="Arial"/>
+                <w:sz w:val="24"/>
+                <w:szCs w:val="24"/>
+              </w:rPr>
+            </w:r>
+          </w:p>
+        </w:tc>
+        <w:tc>
+          <w:tcPr>
+            <w:tcBorders/>
+            <w:tcMar>
+              <w:left w:w="15" w:type="dxa"/>
+              <w:top w:w="15" w:type="dxa"/>
+              <w:right w:w="15" w:type="dxa"/>
+              <w:bottom w:w="15" w:type="dxa"/>
+            </w:tcMar>
+            <w:tcW w:w="2073" w:type="dxa"/>
+            <w:vAlign w:val="center"/>
+          </w:tcPr>
+          <w:p>
+            <w:pPr>
+              <w:pBdr/>
+              <w:spacing w:after="0" w:before="0" w:line="240"/>
+              <w:ind/>
+              <w:jc w:val="center"/>
+              <w:rPr>
+                <w:rFonts w:ascii="Arial" w:hAnsi="Arial" w:cs="Arial"/>
+                <w:sz w:val="24"/>
+                <w:szCs w:val="24"/>
+              </w:rPr>
+            </w:pPr>
+            <w:r>
+              <w:rPr>
+                <w:rFonts w:ascii="Arial" w:hAnsi="Arial" w:eastAsia="Arial" w:cs="Arial"/>
+                <w:b/>
+                <w:color w:val="000000"/>
+                <w:sz w:val="24"/>
+                <w:szCs w:val="24"/>
+              </w:rPr>
+              <w:t xml:space="preserve">Qwen3.5 9B (nuevo)</w:t>
+            </w:r>
+            <w:r>
+              <w:rPr>
+                <w:rFonts w:ascii="Arial" w:hAnsi="Arial" w:eastAsia="Arial" w:cs="Arial"/>
+                <w:sz w:val="24"/>
+                <w:szCs w:val="24"/>
+              </w:rPr>
+            </w:r>
+          </w:p>
+        </w:tc>
+      </w:tr>
+      <w:tr>
+        <w:trPr/>
+        <w:tc>
+          <w:tcPr>
+            <w:tcBorders/>
+            <w:tcMar>
+              <w:left w:w="15" w:type="dxa"/>
+              <w:top w:w="15" w:type="dxa"/>
+              <w:right w:w="15" w:type="dxa"/>
+              <w:bottom w:w="15" w:type="dxa"/>
+            </w:tcMar>
+            <w:tcW w:w="1853" w:type="dxa"/>
+            <w:vAlign w:val="center"/>
+          </w:tcPr>
+          <w:p>
+            <w:pPr>
+              <w:pBdr/>
+              <w:spacing w:after="0" w:before="0" w:line="240"/>
+              <w:ind/>
+              <w:rPr>
+                <w:rFonts w:ascii="Arial" w:hAnsi="Arial" w:cs="Arial"/>
+                <w:sz w:val="24"/>
+                <w:szCs w:val="24"/>
+              </w:rPr>
+            </w:pPr>
+            <w:r>
+              <w:rPr>
+                <w:rFonts w:ascii="Arial" w:hAnsi="Arial" w:eastAsia="Arial" w:cs="Arial"/>
+                <w:color w:val="000000"/>
+                <w:sz w:val="24"/>
+                <w:szCs w:val="24"/>
+              </w:rPr>
+              <w:t xml:space="preserve">Etiqueta en Ollama</w:t>
+            </w:r>
+            <w:r>
+              <w:rPr>
+                <w:rFonts w:ascii="Arial" w:hAnsi="Arial" w:eastAsia="Arial" w:cs="Arial"/>
+                <w:sz w:val="24"/>
+                <w:szCs w:val="24"/>
+              </w:rPr>
+            </w:r>
+          </w:p>
+        </w:tc>
+        <w:tc>
+          <w:tcPr>
+            <w:tcBorders/>
+            <w:tcMar>
+              <w:left w:w="15" w:type="dxa"/>
+              <w:top w:w="15" w:type="dxa"/>
+              <w:right w:w="15" w:type="dxa"/>
+              <w:bottom w:w="15" w:type="dxa"/>
+            </w:tcMar>
+            <w:tcW w:w="2420" w:type="dxa"/>
+            <w:vAlign w:val="center"/>
+          </w:tcPr>
+          <w:p>
+            <w:pPr>
+              <w:pBdr/>
+              <w:spacing w:after="0" w:before="0" w:line="240"/>
+              <w:ind/>
+              <w:rPr>
+                <w:rFonts w:ascii="Arial" w:hAnsi="Arial" w:cs="Arial"/>
+                <w:sz w:val="24"/>
+                <w:szCs w:val="24"/>
+              </w:rPr>
+            </w:pPr>
+            <w:r>
+              <w:rPr>
+                <w:rFonts w:ascii="Arial" w:hAnsi="Arial" w:eastAsia="Arial" w:cs="Arial"/>
+                <w:color w:val="000000"/>
+                <w:sz w:val="24"/>
+                <w:szCs w:val="24"/>
+              </w:rPr>
+              <w:t xml:space="preserve">qwen2.5:14b</w:t>
+            </w:r>
+            <w:r>
+              <w:rPr>
+                <w:rFonts w:ascii="Arial" w:hAnsi="Arial" w:eastAsia="Arial" w:cs="Arial"/>
+                <w:sz w:val="24"/>
+                <w:szCs w:val="24"/>
+              </w:rPr>
+            </w:r>
+          </w:p>
+        </w:tc>
+        <w:tc>
+          <w:tcPr>
+            <w:tcBorders/>
+            <w:tcMar>
+              <w:left w:w="15" w:type="dxa"/>
+              <w:top w:w="15" w:type="dxa"/>
+              <w:right w:w="15" w:type="dxa"/>
+              <w:bottom w:w="15" w:type="dxa"/>
+            </w:tcMar>
+            <w:tcW w:w="2073" w:type="dxa"/>
+            <w:vAlign w:val="center"/>
+          </w:tcPr>
+          <w:p>
+            <w:pPr>
+              <w:pBdr/>
+              <w:spacing w:after="0" w:before="0" w:line="240"/>
+              <w:ind/>
+              <w:rPr>
+                <w:rFonts w:ascii="Arial" w:hAnsi="Arial" w:cs="Arial"/>
+                <w:sz w:val="24"/>
+                <w:szCs w:val="24"/>
+              </w:rPr>
+            </w:pPr>
+            <w:r>
+              <w:rPr>
+                <w:rFonts w:ascii="Arial" w:hAnsi="Arial" w:eastAsia="Arial" w:cs="Arial"/>
+                <w:color w:val="000000"/>
+                <w:sz w:val="24"/>
+                <w:szCs w:val="24"/>
+              </w:rPr>
+              <w:t xml:space="preserve">qwen3.5:9b</w:t>
+            </w:r>
+            <w:r>
+              <w:rPr>
+                <w:rFonts w:ascii="Arial" w:hAnsi="Arial" w:eastAsia="Arial" w:cs="Arial"/>
+                <w:sz w:val="24"/>
+                <w:szCs w:val="24"/>
+              </w:rPr>
+            </w:r>
+          </w:p>
+        </w:tc>
+      </w:tr>
+      <w:tr>
+        <w:trPr/>
+        <w:tc>
+          <w:tcPr>
+            <w:tcBorders/>
+            <w:tcMar>
+              <w:left w:w="15" w:type="dxa"/>
+              <w:top w:w="15" w:type="dxa"/>
+              <w:right w:w="15" w:type="dxa"/>
+              <w:bottom w:w="15" w:type="dxa"/>
+            </w:tcMar>
+            <w:tcW w:w="1853" w:type="dxa"/>
+            <w:vAlign w:val="center"/>
+          </w:tcPr>
+          <w:p>
+            <w:pPr>
+              <w:pBdr/>
+              <w:spacing w:after="0" w:before="0" w:line="240"/>
+              <w:ind/>
+              <w:rPr>
+                <w:rFonts w:ascii="Arial" w:hAnsi="Arial" w:cs="Arial"/>
+                <w:sz w:val="24"/>
+                <w:szCs w:val="24"/>
+              </w:rPr>
+            </w:pPr>
+            <w:r>
+              <w:rPr>
+                <w:rFonts w:ascii="Arial" w:hAnsi="Arial" w:eastAsia="Arial" w:cs="Arial"/>
+                <w:color w:val="000000"/>
+                <w:sz w:val="24"/>
+                <w:szCs w:val="24"/>
+              </w:rPr>
+              <w:t xml:space="preserve">Tamaño en disco</w:t>
+            </w:r>
+            <w:r>
+              <w:rPr>
+                <w:rFonts w:ascii="Arial" w:hAnsi="Arial" w:eastAsia="Arial" w:cs="Arial"/>
+                <w:sz w:val="24"/>
+                <w:szCs w:val="24"/>
+              </w:rPr>
+            </w:r>
+          </w:p>
+        </w:tc>
+        <w:tc>
+          <w:tcPr>
+            <w:tcBorders/>
+            <w:tcMar>
+              <w:left w:w="15" w:type="dxa"/>
+              <w:top w:w="15" w:type="dxa"/>
+              <w:right w:w="15" w:type="dxa"/>
+              <w:bottom w:w="15" w:type="dxa"/>
+            </w:tcMar>
+            <w:tcW w:w="2420" w:type="dxa"/>
+            <w:vAlign w:val="center"/>
+          </w:tcPr>
+          <w:p>
+            <w:pPr>
+              <w:pBdr/>
+              <w:spacing w:after="0" w:before="0" w:line="240"/>
+              <w:ind/>
+              <w:rPr>
+                <w:rFonts w:ascii="Arial" w:hAnsi="Arial" w:cs="Arial"/>
+                <w:sz w:val="24"/>
+                <w:szCs w:val="24"/>
+              </w:rPr>
+            </w:pPr>
+            <w:r>
+              <w:rPr>
+                <w:rFonts w:ascii="Arial" w:hAnsi="Arial" w:eastAsia="Arial" w:cs="Arial"/>
+                <w:color w:val="000000"/>
+                <w:sz w:val="24"/>
+                <w:szCs w:val="24"/>
+              </w:rPr>
+              <w:t xml:space="preserve">≈ 9 GB</w:t>
+            </w:r>
+            <w:r>
+              <w:rPr>
+                <w:rFonts w:ascii="Arial" w:hAnsi="Arial" w:eastAsia="Arial" w:cs="Arial"/>
+                <w:sz w:val="24"/>
+                <w:szCs w:val="24"/>
+              </w:rPr>
+            </w:r>
+          </w:p>
+        </w:tc>
+        <w:tc>
+          <w:tcPr>
+            <w:tcBorders/>
+            <w:tcMar>
+              <w:left w:w="15" w:type="dxa"/>
+              <w:top w:w="15" w:type="dxa"/>
+              <w:right w:w="15" w:type="dxa"/>
+              <w:bottom w:w="15" w:type="dxa"/>
+            </w:tcMar>
+            <w:tcW w:w="2073" w:type="dxa"/>
+            <w:vAlign w:val="center"/>
+          </w:tcPr>
+          <w:p>
+            <w:pPr>
+              <w:pBdr/>
+              <w:spacing w:after="0" w:before="0" w:line="240"/>
+              <w:ind/>
+              <w:rPr>
+                <w:rFonts w:ascii="Arial" w:hAnsi="Arial" w:cs="Arial"/>
+                <w:sz w:val="24"/>
+                <w:szCs w:val="24"/>
+              </w:rPr>
+            </w:pPr>
+            <w:r>
+              <w:rPr>
+                <w:rFonts w:ascii="Arial" w:hAnsi="Arial" w:eastAsia="Arial" w:cs="Arial"/>
+                <w:color w:val="000000"/>
+                <w:sz w:val="24"/>
+                <w:szCs w:val="24"/>
+              </w:rPr>
+              <w:t xml:space="preserve">≈ 6.6 GB</w:t>
+            </w:r>
+            <w:r>
+              <w:rPr>
+                <w:rFonts w:ascii="Arial" w:hAnsi="Arial" w:eastAsia="Arial" w:cs="Arial"/>
+                <w:sz w:val="24"/>
+                <w:szCs w:val="24"/>
+              </w:rPr>
+            </w:r>
+          </w:p>
+        </w:tc>
+      </w:tr>
+      <w:tr>
+        <w:trPr/>
+        <w:tc>
+          <w:tcPr>
+            <w:tcBorders/>
+            <w:tcMar>
+              <w:left w:w="15" w:type="dxa"/>
+              <w:top w:w="15" w:type="dxa"/>
+              <w:right w:w="15" w:type="dxa"/>
+              <w:bottom w:w="15" w:type="dxa"/>
+            </w:tcMar>
+            <w:tcW w:w="1853" w:type="dxa"/>
+            <w:vAlign w:val="center"/>
+          </w:tcPr>
+          <w:p>
+            <w:pPr>
+              <w:pBdr/>
+              <w:spacing w:after="0" w:before="0" w:line="240"/>
+              <w:ind/>
+              <w:rPr>
+                <w:rFonts w:ascii="Arial" w:hAnsi="Arial" w:cs="Arial"/>
+                <w:sz w:val="24"/>
+                <w:szCs w:val="24"/>
+              </w:rPr>
+            </w:pPr>
+            <w:r>
+              <w:rPr>
+                <w:rFonts w:ascii="Arial" w:hAnsi="Arial" w:eastAsia="Arial" w:cs="Arial"/>
+                <w:color w:val="000000"/>
+                <w:sz w:val="24"/>
+                <w:szCs w:val="24"/>
+              </w:rPr>
+              <w:t xml:space="preserve">Contexto máximo</w:t>
+            </w:r>
+            <w:r>
+              <w:rPr>
+                <w:rFonts w:ascii="Arial" w:hAnsi="Arial" w:eastAsia="Arial" w:cs="Arial"/>
+                <w:sz w:val="24"/>
+                <w:szCs w:val="24"/>
+              </w:rPr>
+            </w:r>
+          </w:p>
+        </w:tc>
+        <w:tc>
+          <w:tcPr>
+            <w:tcBorders/>
+            <w:tcMar>
+              <w:left w:w="15" w:type="dxa"/>
+              <w:top w:w="15" w:type="dxa"/>
+              <w:right w:w="15" w:type="dxa"/>
+              <w:bottom w:w="15" w:type="dxa"/>
+            </w:tcMar>
+            <w:tcW w:w="2420" w:type="dxa"/>
+            <w:vAlign w:val="center"/>
+          </w:tcPr>
+          <w:p>
+            <w:pPr>
+              <w:pBdr/>
+              <w:spacing w:after="0" w:before="0" w:line="240"/>
+              <w:ind/>
+              <w:rPr>
+                <w:rFonts w:ascii="Arial" w:hAnsi="Arial" w:cs="Arial"/>
+                <w:sz w:val="24"/>
+                <w:szCs w:val="24"/>
+              </w:rPr>
+            </w:pPr>
+            <w:r>
+              <w:rPr>
+                <w:rFonts w:ascii="Arial" w:hAnsi="Arial" w:eastAsia="Arial" w:cs="Arial"/>
+                <w:color w:val="000000"/>
+                <w:sz w:val="24"/>
+                <w:szCs w:val="24"/>
+              </w:rPr>
+              <w:t xml:space="preserve">128K</w:t>
+            </w:r>
+            <w:r>
+              <w:rPr>
+                <w:rFonts w:ascii="Arial" w:hAnsi="Arial" w:eastAsia="Arial" w:cs="Arial"/>
+                <w:sz w:val="24"/>
+                <w:szCs w:val="24"/>
+              </w:rPr>
+            </w:r>
+          </w:p>
+        </w:tc>
+        <w:tc>
+          <w:tcPr>
+            <w:tcBorders/>
+            <w:tcMar>
+              <w:left w:w="15" w:type="dxa"/>
+              <w:top w:w="15" w:type="dxa"/>
+              <w:right w:w="15" w:type="dxa"/>
+              <w:bottom w:w="15" w:type="dxa"/>
+            </w:tcMar>
+            <w:tcW w:w="2073" w:type="dxa"/>
+            <w:vAlign w:val="center"/>
+          </w:tcPr>
+          <w:p>
+            <w:pPr>
+              <w:pBdr/>
+              <w:spacing w:after="0" w:before="0" w:line="240"/>
+              <w:ind/>
+              <w:rPr>
+                <w:rFonts w:ascii="Arial" w:hAnsi="Arial" w:cs="Arial"/>
+                <w:sz w:val="24"/>
+                <w:szCs w:val="24"/>
+              </w:rPr>
+            </w:pPr>
+            <w:r>
+              <w:rPr>
+                <w:rFonts w:ascii="Arial" w:hAnsi="Arial" w:eastAsia="Arial" w:cs="Arial"/>
+                <w:color w:val="000000"/>
+                <w:sz w:val="24"/>
+                <w:szCs w:val="24"/>
+              </w:rPr>
+              <w:t xml:space="preserve">256K</w:t>
+            </w:r>
+            <w:r>
+              <w:rPr>
+                <w:rFonts w:ascii="Arial" w:hAnsi="Arial" w:eastAsia="Arial" w:cs="Arial"/>
+                <w:sz w:val="24"/>
+                <w:szCs w:val="24"/>
+              </w:rPr>
+            </w:r>
+          </w:p>
+        </w:tc>
+      </w:tr>
+      <w:tr>
+        <w:trPr/>
+        <w:tc>
+          <w:tcPr>
+            <w:tcBorders/>
+            <w:tcMar>
+              <w:left w:w="15" w:type="dxa"/>
+              <w:top w:w="15" w:type="dxa"/>
+              <w:right w:w="15" w:type="dxa"/>
+              <w:bottom w:w="15" w:type="dxa"/>
+            </w:tcMar>
+            <w:tcW w:w="1853" w:type="dxa"/>
+            <w:vAlign w:val="center"/>
+          </w:tcPr>
+          <w:p>
+            <w:pPr>
+              <w:pBdr/>
+              <w:spacing w:after="0" w:before="0" w:line="240"/>
+              <w:ind/>
+              <w:rPr>
+                <w:rFonts w:ascii="Arial" w:hAnsi="Arial" w:cs="Arial"/>
+                <w:sz w:val="24"/>
+                <w:szCs w:val="24"/>
+              </w:rPr>
+            </w:pPr>
+            <w:r>
+              <w:rPr>
+                <w:rFonts w:ascii="Arial" w:hAnsi="Arial" w:eastAsia="Arial" w:cs="Arial"/>
+                <w:color w:val="000000"/>
+                <w:sz w:val="24"/>
+                <w:szCs w:val="24"/>
+              </w:rPr>
+              <w:t xml:space="preserve">Entrada</w:t>
+            </w:r>
+            <w:r>
+              <w:rPr>
+                <w:rFonts w:ascii="Arial" w:hAnsi="Arial" w:eastAsia="Arial" w:cs="Arial"/>
+                <w:sz w:val="24"/>
+                <w:szCs w:val="24"/>
+              </w:rPr>
+            </w:r>
+          </w:p>
+        </w:tc>
+        <w:tc>
+          <w:tcPr>
+            <w:tcBorders/>
+            <w:tcMar>
+              <w:left w:w="15" w:type="dxa"/>
+              <w:top w:w="15" w:type="dxa"/>
+              <w:right w:w="15" w:type="dxa"/>
+              <w:bottom w:w="15" w:type="dxa"/>
+            </w:tcMar>
+            <w:tcW w:w="2420" w:type="dxa"/>
+            <w:vAlign w:val="center"/>
+          </w:tcPr>
+          <w:p>
+            <w:pPr>
+              <w:pBdr/>
+              <w:spacing w:after="0" w:before="0" w:line="240"/>
+              <w:ind/>
+              <w:rPr>
+                <w:rFonts w:ascii="Arial" w:hAnsi="Arial" w:cs="Arial"/>
+                <w:sz w:val="24"/>
+                <w:szCs w:val="24"/>
+              </w:rPr>
+            </w:pPr>
+            <w:r>
+              <w:rPr>
+                <w:rFonts w:ascii="Arial" w:hAnsi="Arial" w:eastAsia="Arial" w:cs="Arial"/>
+                <w:color w:val="000000"/>
+                <w:sz w:val="24"/>
+                <w:szCs w:val="24"/>
+              </w:rPr>
+              <w:t xml:space="preserve">Texto</w:t>
+            </w:r>
+            <w:r>
+              <w:rPr>
+                <w:rFonts w:ascii="Arial" w:hAnsi="Arial" w:eastAsia="Arial" w:cs="Arial"/>
+                <w:sz w:val="24"/>
+                <w:szCs w:val="24"/>
+              </w:rPr>
+            </w:r>
+          </w:p>
+        </w:tc>
+        <w:tc>
+          <w:tcPr>
+            <w:tcBorders/>
+            <w:tcMar>
+              <w:left w:w="15" w:type="dxa"/>
+              <w:top w:w="15" w:type="dxa"/>
+              <w:right w:w="15" w:type="dxa"/>
+              <w:bottom w:w="15" w:type="dxa"/>
+            </w:tcMar>
+            <w:tcW w:w="2073" w:type="dxa"/>
+            <w:vAlign w:val="center"/>
+          </w:tcPr>
+          <w:p>
+            <w:pPr>
+              <w:pBdr/>
+              <w:spacing w:after="0" w:before="0" w:line="240"/>
+              <w:ind/>
+              <w:rPr>
+                <w:rFonts w:ascii="Arial" w:hAnsi="Arial" w:cs="Arial"/>
+                <w:sz w:val="24"/>
+                <w:szCs w:val="24"/>
+              </w:rPr>
+            </w:pPr>
+            <w:r>
+              <w:rPr>
+                <w:rFonts w:ascii="Arial" w:hAnsi="Arial" w:eastAsia="Arial" w:cs="Arial"/>
+                <w:color w:val="000000"/>
+                <w:sz w:val="24"/>
+                <w:szCs w:val="24"/>
+              </w:rPr>
+              <w:t xml:space="preserve">Texto e imagen</w:t>
+            </w:r>
+            <w:r>
+              <w:rPr>
+                <w:rFonts w:ascii="Arial" w:hAnsi="Arial" w:eastAsia="Arial" w:cs="Arial"/>
+                <w:sz w:val="24"/>
+                <w:szCs w:val="24"/>
+              </w:rPr>
+            </w:r>
+          </w:p>
+        </w:tc>
+      </w:tr>
+    </w:tbl>
+    <w:p>
+      <w:pPr>
+        <w:pBdr>
+          <w:top w:val="none" w:color="000000" w:sz="4" w:space="0"/>
+          <w:left w:val="none" w:color="000000" w:sz="4" w:space="0"/>
+          <w:bottom w:val="none" w:color="000000" w:sz="4" w:space="0"/>
+          <w:right w:val="none" w:color="000000" w:sz="4" w:space="0"/>
+        </w:pBdr>
+        <w:spacing/>
+        <w:ind w:right="0" w:firstLine="0" w:left="0"/>
+        <w:rPr>
+          <w:rFonts w:ascii="Arial" w:hAnsi="Arial" w:cs="Arial"/>
+          <w:sz w:val="24"/>
+          <w:szCs w:val="24"/>
+        </w:rPr>
+      </w:pPr>
+      <w:r>
+        <w:rPr>
+          <w:rFonts w:ascii="Arial" w:hAnsi="Arial" w:eastAsia="Arial" w:cs="Arial"/>
+          <w:color w:val="000000"/>
+          <w:sz w:val="24"/>
+          <w:szCs w:val="24"/>
+          <w:highlight w:val="none"/>
+        </w:rPr>
+      </w:r>
+      <w:r>
+        <w:rPr>
+          <w:rFonts w:ascii="Arial" w:hAnsi="Arial" w:eastAsia="Arial" w:cs="Arial"/>
+          <w:color w:val="000000"/>
+          <w:sz w:val="24"/>
+          <w:szCs w:val="24"/>
+          <w:highlight w:val="none"/>
+        </w:rPr>
+      </w:r>
+      <w:r>
+        <w:rPr>
+          <w:rFonts w:ascii="Arial" w:hAnsi="Arial" w:eastAsia="Arial" w:cs="Arial"/>
+          <w:color w:val="000000"/>
+          <w:sz w:val="24"/>
+          <w:szCs w:val="24"/>
+          <w:highlight w:val="none"/>
+        </w:rPr>
+      </w:r>
+    </w:p>
+    <w:p>
+      <w:pPr>
+        <w:pBdr>
+          <w:top w:val="none" w:color="000000" w:sz="4" w:space="0"/>
+          <w:left w:val="none" w:color="000000" w:sz="4" w:space="0"/>
+          <w:bottom w:val="none" w:color="000000" w:sz="4" w:space="0"/>
+          <w:right w:val="none" w:color="000000" w:sz="4" w:space="0"/>
+        </w:pBdr>
+        <w:spacing/>
+        <w:ind w:right="0" w:firstLine="0" w:left="0"/>
+        <w:rPr>
+          <w:rFonts w:ascii="Arial" w:hAnsi="Arial" w:eastAsia="Arial" w:cs="Arial"/>
+          <w:color w:val="000000"/>
+          <w:sz w:val="24"/>
+          <w:szCs w:val="24"/>
+          <w:highlight w:val="none"/>
+        </w:rPr>
+      </w:pPr>
+      <w:r>
+        <w:rPr>
+          <w:rFonts w:ascii="Arial" w:hAnsi="Arial" w:eastAsia="Arial" w:cs="Arial"/>
+          <w:b w:val="0"/>
+          <w:bCs w:val="0"/>
+          <w:color w:val="000000"/>
+          <w:sz w:val="24"/>
+          <w:szCs w:val="24"/>
+          <w:lang w:val="es-ES"/>
+        </w:rPr>
+        <w:t xml:space="preserve">Se seleccion</w:t>
+      </w:r>
+      <w:r>
+        <w:rPr>
+          <w:rFonts w:ascii="Arial" w:hAnsi="Arial" w:eastAsia="Arial" w:cs="Arial"/>
+          <w:b w:val="0"/>
+          <w:bCs w:val="0"/>
+          <w:color w:val="000000"/>
+          <w:sz w:val="24"/>
+          <w:szCs w:val="24"/>
+          <w:lang w:val="es-ES"/>
+        </w:rPr>
+        <w:t xml:space="preserve">ó este modelo ya que el</w:t>
+      </w:r>
+      <w:r>
+        <w:rPr>
+          <w:rFonts w:ascii="Arial" w:hAnsi="Arial" w:eastAsia="Arial" w:cs="Arial"/>
+          <w:b/>
+          <w:color w:val="000000"/>
+          <w:sz w:val="24"/>
+          <w:szCs w:val="24"/>
+          <w:lang w:val="es-ES"/>
+        </w:rPr>
+        <w:t xml:space="preserve"> </w:t>
+      </w:r>
+      <w:r>
+        <w:rPr>
+          <w:rFonts w:ascii="Arial" w:hAnsi="Arial" w:eastAsia="Arial" w:cs="Arial"/>
+          <w:color w:val="000000"/>
+          <w:sz w:val="24"/>
+          <w:szCs w:val="24"/>
+        </w:rPr>
+        <w:t xml:space="preserve">equipo remoto tiene 9 GB de VRAM. El 9B cabe completo en la GPU con margen para el contexto, así que no depende de la RAM del sistema. Otras opciones valoradas fueron Qwen3.6-35B-A3B y Qwen3.8-27B. Se descartaron por ahora po</w:t>
+      </w:r>
+      <w:r>
+        <w:rPr>
+          <w:rFonts w:ascii="Arial" w:hAnsi="Arial" w:eastAsia="Arial" w:cs="Arial"/>
+          <w:color w:val="000000"/>
+          <w:sz w:val="24"/>
+          <w:szCs w:val="24"/>
+        </w:rPr>
+        <w:t xml:space="preserve">rque exceden la VRAM y obligarían a repartir el modelo con la CPU, y solo se retomarían si el 9B no rinde lo suficiente en la evaluación.</w:t>
+      </w:r>
+      <w:r>
+        <w:rPr>
+          <w:rFonts w:ascii="Arial" w:hAnsi="Arial" w:eastAsia="Arial" w:cs="Arial"/>
+          <w:sz w:val="24"/>
+          <w:szCs w:val="24"/>
+        </w:rPr>
+      </w:r>
+    </w:p>
+    <w:p>
+      <w:pPr>
+        <w:pBdr>
+          <w:top w:val="none" w:color="000000" w:sz="4" w:space="0"/>
+          <w:left w:val="none" w:color="000000" w:sz="4" w:space="0"/>
+          <w:bottom w:val="none" w:color="000000" w:sz="4" w:space="0"/>
+          <w:right w:val="none" w:color="000000" w:sz="4" w:space="0"/>
+        </w:pBdr>
+        <w:spacing/>
+        <w:ind w:right="0" w:firstLine="0" w:left="0"/>
+        <w:rPr>
+          <w:rFonts w:ascii="Arial" w:hAnsi="Arial" w:cs="Arial"/>
+          <w:szCs w:val="24"/>
+        </w:rPr>
+      </w:pPr>
+      <w:r>
+        <w:rPr>
+          <w:rFonts w:ascii="Arial" w:hAnsi="Arial" w:eastAsia="Arial" w:cs="Arial"/>
+          <w:b/>
+          <w:color w:val="000000"/>
+          <w:sz w:val="24"/>
+          <w:szCs w:val="24"/>
+        </w:rPr>
+        <w:t xml:space="preserve">Procedimiento realizado</w:t>
+      </w:r>
+      <w:r>
+        <w:rPr>
+          <w:rFonts w:ascii="Arial" w:hAnsi="Arial" w:eastAsia="Arial" w:cs="Arial"/>
+          <w:sz w:val="24"/>
+          <w:szCs w:val="24"/>
+        </w:rPr>
+      </w:r>
+    </w:p>
+    <w:p>
+      <w:pPr>
+        <w:pStyle w:val="890"/>
+        <w:numPr>
+          <w:ilvl w:val="0"/>
+          <w:numId w:val="1"/>
+        </w:numPr>
+        <w:pBdr>
+          <w:top w:val="none" w:color="000000" w:sz="4" w:space="0"/>
+          <w:left w:val="none" w:color="000000" w:sz="4" w:space="0"/>
+          <w:bottom w:val="none" w:color="000000" w:sz="4" w:space="0"/>
+          <w:right w:val="none" w:color="000000" w:sz="4" w:space="0"/>
+        </w:pBdr>
+        <w:spacing/>
+        <w:ind w:right="0"/>
+        <w:rPr>
+          <w:rFonts w:ascii="Arial" w:hAnsi="Arial" w:cs="Arial"/>
+          <w:szCs w:val="24"/>
+        </w:rPr>
+      </w:pPr>
+      <w:r>
+        <w:rPr>
+          <w:rFonts w:ascii="Arial" w:hAnsi="Arial" w:eastAsia="Arial" w:cs="Arial"/>
+          <w:color w:val="000000"/>
+          <w:sz w:val="24"/>
+          <w:szCs w:val="24"/>
+        </w:rPr>
+        <w:t xml:space="preserve">Se actualizó Ollama, porque los Qwen nuevos requieren una versión reciente</w:t>
+      </w:r>
+      <w:r>
+        <w:rPr>
+          <w:rFonts w:ascii="Arial" w:hAnsi="Arial" w:eastAsia="Arial" w:cs="Arial"/>
+          <w:color w:val="000000"/>
+          <w:sz w:val="24"/>
+          <w:szCs w:val="24"/>
+          <w:lang w:val="es-ES"/>
+        </w:rPr>
+        <w:t xml:space="preserve"> con el comando:</w:t>
+      </w:r>
+      <w:r>
+        <w:rPr>
+          <w:rFonts w:ascii="Arial" w:hAnsi="Arial" w:eastAsia="Arial" w:cs="Arial"/>
+          <w:color w:val="000000"/>
+          <w:sz w:val="24"/>
+          <w:szCs w:val="24"/>
+        </w:rPr>
+        <w:t xml:space="preserve"> </w:t>
+      </w:r>
+      <w:r>
+        <w:rPr>
+          <w:rFonts w:ascii="Arial" w:hAnsi="Arial" w:eastAsia="Arial" w:cs="Arial"/>
+          <w:color w:val="000000"/>
+          <w:sz w:val="24"/>
+          <w:szCs w:val="24"/>
+        </w:rPr>
+        <w:t xml:space="preserve">curl -fsSL https://ollama.com/install.sh | sh</w:t>
+      </w:r>
+      <w:r>
+        <w:rPr>
+          <w:rFonts w:ascii="Arial" w:hAnsi="Arial" w:eastAsia="Arial" w:cs="Arial"/>
+          <w:sz w:val="24"/>
+          <w:szCs w:val="24"/>
+        </w:rPr>
+      </w:r>
+    </w:p>
+    <w:p>
+      <w:pPr>
+        <w:pStyle w:val="890"/>
+        <w:numPr>
+          <w:ilvl w:val="0"/>
+          <w:numId w:val="1"/>
+        </w:numPr>
+        <w:pBdr>
+          <w:top w:val="none" w:color="000000" w:sz="4" w:space="0"/>
+          <w:left w:val="none" w:color="000000" w:sz="4" w:space="0"/>
+          <w:bottom w:val="none" w:color="000000" w:sz="4" w:space="0"/>
+          <w:right w:val="none" w:color="000000" w:sz="4" w:space="0"/>
+        </w:pBdr>
+        <w:spacing/>
+        <w:ind w:right="0"/>
+        <w:rPr>
+          <w:rFonts w:ascii="Arial" w:hAnsi="Arial" w:cs="Arial"/>
+          <w:szCs w:val="24"/>
+        </w:rPr>
+      </w:pPr>
+      <w:r>
+        <w:rPr>
+          <w:rFonts w:ascii="Arial" w:hAnsi="Arial" w:eastAsia="Arial" w:cs="Arial"/>
+          <w:color w:val="000000"/>
+          <w:sz w:val="24"/>
+          <w:szCs w:val="24"/>
+        </w:rPr>
+        <w:t xml:space="preserve">Se descargó el modelo</w:t>
+      </w:r>
+      <w:r>
+        <w:rPr>
+          <w:rFonts w:ascii="Arial" w:hAnsi="Arial" w:eastAsia="Arial" w:cs="Arial"/>
+          <w:color w:val="000000"/>
+          <w:sz w:val="24"/>
+          <w:szCs w:val="24"/>
+          <w:lang w:val="es-ES"/>
+        </w:rPr>
+        <w:t xml:space="preserve"> con el comando</w:t>
+      </w:r>
+      <w:r>
+        <w:rPr>
+          <w:rFonts w:ascii="Arial" w:hAnsi="Arial" w:eastAsia="Arial" w:cs="Arial"/>
+          <w:color w:val="000000"/>
+          <w:sz w:val="24"/>
+          <w:szCs w:val="24"/>
+        </w:rPr>
+        <w:t xml:space="preserve">: </w:t>
+      </w:r>
+      <w:r>
+        <w:rPr>
+          <w:rFonts w:ascii="Arial" w:hAnsi="Arial" w:eastAsia="Arial" w:cs="Arial"/>
+          <w:color w:val="000000"/>
+          <w:sz w:val="24"/>
+          <w:szCs w:val="24"/>
+        </w:rPr>
+        <w:t xml:space="preserve">ollama pull qwen3.5:9b</w:t>
+      </w:r>
+      <w:r>
+        <w:rPr>
+          <w:rFonts w:ascii="Arial" w:hAnsi="Arial" w:eastAsia="Arial" w:cs="Arial"/>
+          <w:sz w:val="24"/>
+          <w:szCs w:val="24"/>
+        </w:rPr>
+      </w:r>
+    </w:p>
+    <w:p>
+      <w:pPr>
+        <w:pBdr>
+          <w:top w:val="none" w:color="000000" w:sz="4" w:space="0"/>
+          <w:left w:val="none" w:color="000000" w:sz="4" w:space="0"/>
+          <w:bottom w:val="none" w:color="000000" w:sz="4" w:space="0"/>
+          <w:right w:val="none" w:color="000000" w:sz="4" w:space="0"/>
+        </w:pBdr>
+        <w:spacing/>
+        <w:ind w:right="0" w:firstLine="0" w:left="0"/>
+        <w:rPr>
+          <w:rFonts w:ascii="Arial" w:hAnsi="Arial" w:cs="Arial"/>
+          <w:szCs w:val="24"/>
+        </w:rPr>
+      </w:pPr>
+      <w:r>
+        <w:rPr>
+          <w:rFonts w:ascii="Arial" w:hAnsi="Arial" w:eastAsia="Arial" w:cs="Arial"/>
+          <w:color w:val="000000"/>
+          <w:sz w:val="24"/>
+          <w:szCs w:val="24"/>
+          <w:lang w:val="es-ES"/>
+        </w:rPr>
+        <w:t xml:space="preserve">No </w:t>
+      </w:r>
+      <w:r>
+        <w:rPr>
+          <w:rFonts w:ascii="Arial" w:hAnsi="Arial" w:eastAsia="Arial" w:cs="Arial"/>
+          <w:color w:val="000000"/>
+          <w:sz w:val="24"/>
+          <w:szCs w:val="24"/>
+        </w:rPr>
+        <w:t xml:space="preserve">se modificaron parámetros de ejecución. Por defecto Qwen3.5 genera razonamiento antes de responder, y Ollama usa un contexto de 4K tokens. Si la salida sale con texto extra o truncada, habrá que desactivar el razonamiento (</w:t>
+      </w:r>
+      <w:r>
+        <w:rPr>
+          <w:rFonts w:ascii="Arial" w:hAnsi="Arial" w:eastAsia="Arial" w:cs="Arial"/>
+          <w:color w:val="000000"/>
+          <w:sz w:val="24"/>
+          <w:szCs w:val="24"/>
+        </w:rPr>
+        <w:t xml:space="preserve">think=False</w:t>
+      </w:r>
+      <w:r>
+        <w:rPr>
+          <w:rFonts w:ascii="Arial" w:hAnsi="Arial" w:eastAsia="Arial" w:cs="Arial"/>
+          <w:color w:val="000000"/>
+          <w:sz w:val="24"/>
+          <w:szCs w:val="24"/>
+        </w:rPr>
+        <w:t xml:space="preserve">) y subir </w:t>
+      </w:r>
+      <w:r>
+        <w:rPr>
+          <w:rFonts w:ascii="Arial" w:hAnsi="Arial" w:eastAsia="Arial" w:cs="Arial"/>
+          <w:color w:val="000000"/>
+          <w:sz w:val="24"/>
+          <w:szCs w:val="24"/>
+        </w:rPr>
+        <w:t xml:space="preserve">num_ctx</w:t>
+      </w:r>
+      <w:r>
+        <w:rPr>
+          <w:rFonts w:ascii="Arial" w:hAnsi="Arial" w:eastAsia="Arial" w:cs="Arial"/>
+          <w:color w:val="000000"/>
+          <w:sz w:val="24"/>
+          <w:szCs w:val="24"/>
+        </w:rPr>
+        <w:t xml:space="preserve"> en </w:t>
+      </w:r>
+      <w:r>
+        <w:rPr>
+          <w:rFonts w:ascii="Arial" w:hAnsi="Arial" w:eastAsia="Arial" w:cs="Arial"/>
+          <w:color w:val="000000"/>
+          <w:sz w:val="24"/>
+          <w:szCs w:val="24"/>
+        </w:rPr>
+        <w:t xml:space="preserve">ollama.chat</w:t>
+      </w:r>
+      <w:r>
+        <w:rPr>
+          <w:rFonts w:ascii="Arial" w:hAnsi="Arial" w:eastAsia="Arial" w:cs="Arial"/>
+          <w:color w:val="000000"/>
+          <w:sz w:val="24"/>
+          <w:szCs w:val="24"/>
+        </w:rPr>
+        <w:t xml:space="preserve">. </w:t>
+      </w:r>
+      <w:r>
+        <w:rPr>
+          <w:rFonts w:ascii="Arial" w:hAnsi="Arial" w:eastAsia="Arial" w:cs="Arial"/>
+          <w:sz w:val="24"/>
+          <w:szCs w:val="24"/>
+        </w:rPr>
+      </w:r>
+    </w:p>
+    <w:p>
+      <w:pPr>
+        <w:pBdr/>
+        <w:spacing/>
+        <w:ind/>
+        <w:rPr/>
+      </w:pPr>
       <w:r>
         <w:rPr>
           <w:highlight w:val="none"/>
@@ -856,7 +2101,6 @@
         <w:ind/>
         <w:rPr/>
       </w:pPr>
-      <w:r/>
       <w:r>
         <w:separator/>
       </w:r>
@@ -871,7 +2115,6 @@
         <w:ind/>
         <w:rPr/>
       </w:pPr>
-      <w:r/>
       <w:r>
         <w:continuationSeparator/>
       </w:r>
@@ -891,7 +2134,6 @@
         <w:ind/>
         <w:rPr/>
       </w:pPr>
-      <w:r/>
       <w:r>
         <w:separator/>
       </w:r>
@@ -906,7 +2148,6 @@
         <w:ind/>
         <w:rPr/>
       </w:pPr>
-      <w:r/>
       <w:r>
         <w:continuationSeparator/>
       </w:r>
@@ -914,6 +2155,293 @@
     </w:p>
   </w:footnote>
 </w:footnotes>
+</file>
+
+<file path=word/numbering.xml><?xml version="1.0" encoding="utf-8"?>
+<w:numbering xmlns:wpc="http://schemas.microsoft.com/office/word/2010/wordprocessingCanvas" xmlns:mc="http://schemas.openxmlformats.org/markup-compatibility/2006" xmlns:o="urn:schemas-microsoft-com:office:office" xmlns:r="http://schemas.openxmlformats.org/officeDocument/2006/relationships" xmlns:m="http://schemas.openxmlformats.org/officeDocument/2006/math" xmlns:v="urn:schemas-microsoft-com:vml" xmlns:wp14="http://schemas.microsoft.com/office/word/2010/wordprocessingDrawing" xmlns:wp="http://schemas.openxmlformats.org/drawingml/2006/wordprocessingDrawing" xmlns:w10="urn:schemas-microsoft-com:office:word" xmlns:w="http://schemas.openxmlformats.org/wordprocessingml/2006/main" xmlns:w14="http://schemas.microsoft.com/office/word/2010/wordml" xmlns:w15="http://schemas.microsoft.com/office/word/2012/wordml" xmlns:wpg="http://schemas.microsoft.com/office/word/2010/wordprocessingGroup" xmlns:wpi="http://schemas.microsoft.com/office/word/2010/wordprocessingInk" xmlns:wne="http://schemas.microsoft.com/office/word/2006/wordml" xmlns:wps="http://schemas.microsoft.com/office/word/2010/wordprocessingShape" mc:Ignorable="w14 w15 wp14">
+  <w:abstractNum w:abstractNumId="0">
+    <w:nsid w:val="58FC4CF3"/>
+    <w:lvl w:ilvl="0">
+      <w:isLgl w:val="false"/>
+      <w:lvlJc w:val="right"/>
+      <w:lvlText w:val="%1."/>
+      <w:numFmt w:val="decimal"/>
+      <w:pPr>
+        <w:pBdr/>
+        <w:spacing/>
+        <w:ind w:hanging="360" w:left="709"/>
+      </w:pPr>
+      <w:rPr/>
+      <w:start w:val="1"/>
+      <w:suff w:val="tab"/>
+    </w:lvl>
+    <w:lvl w:ilvl="1">
+      <w:isLgl w:val="false"/>
+      <w:lvlJc w:val="right"/>
+      <w:lvlText w:val="%2."/>
+      <w:numFmt w:val="decimal"/>
+      <w:pPr>
+        <w:pBdr/>
+        <w:spacing/>
+        <w:ind w:hanging="360" w:left="1429"/>
+      </w:pPr>
+      <w:rPr/>
+      <w:start w:val="1"/>
+      <w:suff w:val="tab"/>
+    </w:lvl>
+    <w:lvl w:ilvl="2">
+      <w:isLgl w:val="false"/>
+      <w:lvlJc w:val="right"/>
+      <w:lvlText w:val="%3."/>
+      <w:numFmt w:val="decimal"/>
+      <w:pPr>
+        <w:pBdr/>
+        <w:spacing/>
+        <w:ind w:hanging="360" w:left="2149"/>
+      </w:pPr>
+      <w:rPr/>
+      <w:start w:val="1"/>
+      <w:suff w:val="tab"/>
+    </w:lvl>
+    <w:lvl w:ilvl="3">
+      <w:isLgl w:val="false"/>
+      <w:lvlJc w:val="right"/>
+      <w:lvlText w:val="%4."/>
+      <w:numFmt w:val="decimal"/>
+      <w:pPr>
+        <w:pBdr/>
+        <w:spacing/>
+        <w:ind w:hanging="360" w:left="2869"/>
+      </w:pPr>
+      <w:rPr/>
+      <w:start w:val="1"/>
+      <w:suff w:val="tab"/>
+    </w:lvl>
+    <w:lvl w:ilvl="4">
+      <w:isLgl w:val="false"/>
+      <w:lvlJc w:val="right"/>
+      <w:lvlText w:val="%5."/>
+      <w:numFmt w:val="decimal"/>
+      <w:pPr>
+        <w:pBdr/>
+        <w:spacing/>
+        <w:ind w:hanging="360" w:left="3589"/>
+      </w:pPr>
+      <w:rPr/>
+      <w:start w:val="1"/>
+      <w:suff w:val="tab"/>
+    </w:lvl>
+    <w:lvl w:ilvl="5">
+      <w:isLgl w:val="false"/>
+      <w:lvlJc w:val="right"/>
+      <w:lvlText w:val="%6."/>
+      <w:numFmt w:val="decimal"/>
+      <w:pPr>
+        <w:pBdr/>
+        <w:spacing/>
+        <w:ind w:hanging="360" w:left="4309"/>
+      </w:pPr>
+      <w:rPr/>
+      <w:start w:val="1"/>
+      <w:suff w:val="tab"/>
+    </w:lvl>
+    <w:lvl w:ilvl="6">
+      <w:isLgl w:val="false"/>
+      <w:lvlJc w:val="right"/>
+      <w:lvlText w:val="%7."/>
+      <w:numFmt w:val="decimal"/>
+      <w:pPr>
+        <w:pBdr/>
+        <w:spacing/>
+        <w:ind w:hanging="360" w:left="5029"/>
+      </w:pPr>
+      <w:rPr/>
+      <w:start w:val="1"/>
+      <w:suff w:val="tab"/>
+    </w:lvl>
+    <w:lvl w:ilvl="7">
+      <w:isLgl w:val="false"/>
+      <w:lvlJc w:val="right"/>
+      <w:lvlText w:val="%8."/>
+      <w:numFmt w:val="decimal"/>
+      <w:pPr>
+        <w:pBdr/>
+        <w:spacing/>
+        <w:ind w:hanging="360" w:left="5749"/>
+      </w:pPr>
+      <w:rPr/>
+      <w:start w:val="1"/>
+      <w:suff w:val="tab"/>
+    </w:lvl>
+    <w:lvl w:ilvl="8">
+      <w:isLgl w:val="false"/>
+      <w:lvlJc w:val="right"/>
+      <w:lvlText w:val="%9."/>
+      <w:numFmt w:val="decimal"/>
+      <w:pPr>
+        <w:pBdr/>
+        <w:spacing/>
+        <w:ind w:hanging="360" w:left="6469"/>
+      </w:pPr>
+      <w:rPr/>
+      <w:start w:val="1"/>
+      <w:suff w:val="tab"/>
+    </w:lvl>
+  </w:abstractNum>
+  <w:abstractNum w:abstractNumId="1">
+    <w:nsid w:val="2E9D4606"/>
+    <w:lvl w:ilvl="0">
+      <w:isLgl w:val="false"/>
+      <w:lvlJc w:val="left"/>
+      <w:lvlText w:val="·"/>
+      <w:numFmt w:val="bullet"/>
+      <w:pPr>
+        <w:pBdr/>
+        <w:spacing/>
+        <w:ind w:hanging="360" w:left="709"/>
+      </w:pPr>
+      <w:rPr>
+        <w:rFonts w:hint="default" w:ascii="Symbol" w:hAnsi="Symbol" w:eastAsia="Symbol" w:cs="Symbol"/>
+      </w:rPr>
+      <w:start w:val="1"/>
+      <w:suff w:val="tab"/>
+    </w:lvl>
+    <w:lvl w:ilvl="1">
+      <w:isLgl w:val="false"/>
+      <w:lvlJc w:val="left"/>
+      <w:lvlText w:val="o"/>
+      <w:numFmt w:val="bullet"/>
+      <w:pPr>
+        <w:pBdr/>
+        <w:spacing/>
+        <w:ind w:hanging="360" w:left="1429"/>
+      </w:pPr>
+      <w:rPr>
+        <w:rFonts w:hint="default" w:ascii="Courier New" w:hAnsi="Courier New" w:eastAsia="Courier New" w:cs="Courier New"/>
+      </w:rPr>
+      <w:start w:val="1"/>
+      <w:suff w:val="tab"/>
+    </w:lvl>
+    <w:lvl w:ilvl="2">
+      <w:isLgl w:val="false"/>
+      <w:lvlJc w:val="left"/>
+      <w:lvlText w:val="§"/>
+      <w:numFmt w:val="bullet"/>
+      <w:pPr>
+        <w:pBdr/>
+        <w:spacing/>
+        <w:ind w:hanging="360" w:left="2149"/>
+      </w:pPr>
+      <w:rPr>
+        <w:rFonts w:hint="default" w:ascii="Wingdings" w:hAnsi="Wingdings" w:eastAsia="Wingdings" w:cs="Wingdings"/>
+      </w:rPr>
+      <w:start w:val="1"/>
+      <w:suff w:val="tab"/>
+    </w:lvl>
+    <w:lvl w:ilvl="3">
+      <w:isLgl w:val="false"/>
+      <w:lvlJc w:val="left"/>
+      <w:lvlText w:val="·"/>
+      <w:numFmt w:val="bullet"/>
+      <w:pPr>
+        <w:pBdr/>
+        <w:spacing/>
+        <w:ind w:hanging="360" w:left="2869"/>
+      </w:pPr>
+      <w:rPr>
+        <w:rFonts w:hint="default" w:ascii="Symbol" w:hAnsi="Symbol" w:eastAsia="Symbol" w:cs="Symbol"/>
+      </w:rPr>
+      <w:start w:val="1"/>
+      <w:suff w:val="tab"/>
+    </w:lvl>
+    <w:lvl w:ilvl="4">
+      <w:isLgl w:val="false"/>
+      <w:lvlJc w:val="left"/>
+      <w:lvlText w:val="o"/>
+      <w:numFmt w:val="bullet"/>
+      <w:pPr>
+        <w:pBdr/>
+        <w:spacing/>
+        <w:ind w:hanging="360" w:left="3589"/>
+      </w:pPr>
+      <w:rPr>
+        <w:rFonts w:hint="default" w:ascii="Courier New" w:hAnsi="Courier New" w:eastAsia="Courier New" w:cs="Courier New"/>
+      </w:rPr>
+      <w:start w:val="1"/>
+      <w:suff w:val="tab"/>
+    </w:lvl>
+    <w:lvl w:ilvl="5">
+      <w:isLgl w:val="false"/>
+      <w:lvlJc w:val="left"/>
+      <w:lvlText w:val="§"/>
+      <w:numFmt w:val="bullet"/>
+      <w:pPr>
+        <w:pBdr/>
+        <w:spacing/>
+        <w:ind w:hanging="360" w:left="4309"/>
+      </w:pPr>
+      <w:rPr>
+        <w:rFonts w:hint="default" w:ascii="Wingdings" w:hAnsi="Wingdings" w:eastAsia="Wingdings" w:cs="Wingdings"/>
+      </w:rPr>
+      <w:start w:val="1"/>
+      <w:suff w:val="tab"/>
+    </w:lvl>
+    <w:lvl w:ilvl="6">
+      <w:isLgl w:val="false"/>
+      <w:lvlJc w:val="left"/>
+      <w:lvlText w:val="·"/>
+      <w:numFmt w:val="bullet"/>
+      <w:pPr>
+        <w:pBdr/>
+        <w:spacing/>
+        <w:ind w:hanging="360" w:left="5029"/>
+      </w:pPr>
+      <w:rPr>
+        <w:rFonts w:hint="default" w:ascii="Symbol" w:hAnsi="Symbol" w:eastAsia="Symbol" w:cs="Symbol"/>
+      </w:rPr>
+      <w:start w:val="1"/>
+      <w:suff w:val="tab"/>
+    </w:lvl>
+    <w:lvl w:ilvl="7">
+      <w:isLgl w:val="false"/>
+      <w:lvlJc w:val="left"/>
+      <w:lvlText w:val="o"/>
+      <w:numFmt w:val="bullet"/>
+      <w:pPr>
+        <w:pBdr/>
+        <w:spacing/>
+        <w:ind w:hanging="360" w:left="5749"/>
+      </w:pPr>
+      <w:rPr>
+        <w:rFonts w:hint="default" w:ascii="Courier New" w:hAnsi="Courier New" w:eastAsia="Courier New" w:cs="Courier New"/>
+      </w:rPr>
+      <w:start w:val="1"/>
+      <w:suff w:val="tab"/>
+    </w:lvl>
+    <w:lvl w:ilvl="8">
+      <w:isLgl w:val="false"/>
+      <w:lvlJc w:val="left"/>
+      <w:lvlText w:val="§"/>
+      <w:numFmt w:val="bullet"/>
+      <w:pPr>
+        <w:pBdr/>
+        <w:spacing/>
+        <w:ind w:hanging="360" w:left="6469"/>
+      </w:pPr>
+      <w:rPr>
+        <w:rFonts w:hint="default" w:ascii="Wingdings" w:hAnsi="Wingdings" w:eastAsia="Wingdings" w:cs="Wingdings"/>
+      </w:rPr>
+      <w:start w:val="1"/>
+      <w:suff w:val="tab"/>
+    </w:lvl>
+  </w:abstractNum>
+  <w:num w:numId="1">
+    <w:abstractNumId w:val="0"/>
+  </w:num>
+  <w:num w:numId="2">
+    <w:abstractNumId w:val="1"/>
+  </w:num>
+</w:numbering>
 </file>
 
 <file path=word/styles.xml><?xml version="1.0" encoding="utf-8"?>
@@ -1074,9 +2602,9 @@
     <w:lsdException w:name="Bibliography" w:uiPriority="37"/>
     <w:lsdException w:name="TOC Heading" w:uiPriority="39" w:qFormat="1"/>
   </w:latentStyles>
-  <w:style w:type="table" w:styleId="12">
+  <w:style w:type="table" w:styleId="701">
     <w:name w:val="Table Grid"/>
-    <w:basedOn w:val="665"/>
+    <w:basedOn w:val="887"/>
     <w:uiPriority w:val="59"/>
     <w:pPr>
       <w:pBdr/>
@@ -1273,9 +2801,9 @@
       </w:tcPr>
     </w:tblStylePr>
   </w:style>
-  <w:style w:type="table" w:styleId="13">
+  <w:style w:type="table" w:styleId="702">
     <w:name w:val="Table Grid Light"/>
-    <w:basedOn w:val="665"/>
+    <w:basedOn w:val="887"/>
     <w:uiPriority w:val="59"/>
     <w:pPr>
       <w:pBdr/>
@@ -1472,9 +3000,9 @@
       </w:tcPr>
     </w:tblStylePr>
   </w:style>
-  <w:style w:type="table" w:styleId="14">
+  <w:style w:type="table" w:styleId="703">
     <w:name w:val="Plain Table 1"/>
-    <w:basedOn w:val="665"/>
+    <w:basedOn w:val="887"/>
     <w:uiPriority w:val="59"/>
     <w:pPr>
       <w:pBdr/>
@@ -1697,9 +3225,9 @@
       </w:tcPr>
     </w:tblStylePr>
   </w:style>
-  <w:style w:type="table" w:styleId="15">
+  <w:style w:type="table" w:styleId="704">
     <w:name w:val="Plain Table 2"/>
-    <w:basedOn w:val="665"/>
+    <w:basedOn w:val="887"/>
     <w:uiPriority w:val="59"/>
     <w:pPr>
       <w:pBdr/>
@@ -1930,9 +3458,9 @@
       </w:tcPr>
     </w:tblStylePr>
   </w:style>
-  <w:style w:type="table" w:styleId="16">
+  <w:style w:type="table" w:styleId="705">
     <w:name w:val="Plain Table 3"/>
-    <w:basedOn w:val="665"/>
+    <w:basedOn w:val="887"/>
     <w:uiPriority w:val="99"/>
     <w:pPr>
       <w:pBdr/>
@@ -2160,9 +3688,9 @@
       </w:tcPr>
     </w:tblStylePr>
   </w:style>
-  <w:style w:type="table" w:styleId="17">
+  <w:style w:type="table" w:styleId="706">
     <w:name w:val="Plain Table 4"/>
-    <w:basedOn w:val="665"/>
+    <w:basedOn w:val="887"/>
     <w:uiPriority w:val="99"/>
     <w:pPr>
       <w:pBdr/>
@@ -2376,9 +3904,9 @@
       </w:tcPr>
     </w:tblStylePr>
   </w:style>
-  <w:style w:type="table" w:styleId="18">
+  <w:style w:type="table" w:styleId="707">
     <w:name w:val="Plain Table 5"/>
-    <w:basedOn w:val="665"/>
+    <w:basedOn w:val="887"/>
     <w:uiPriority w:val="99"/>
     <w:pPr>
       <w:pBdr/>
@@ -2609,9 +4137,9 @@
       </w:tcPr>
     </w:tblStylePr>
   </w:style>
-  <w:style w:type="table" w:styleId="19">
+  <w:style w:type="table" w:styleId="708">
     <w:name w:val="Grid Table 1 Light"/>
-    <w:basedOn w:val="665"/>
+    <w:basedOn w:val="887"/>
     <w:uiPriority w:val="99"/>
     <w:pPr>
       <w:pBdr/>
@@ -2832,9 +4360,9 @@
       </w:tcPr>
     </w:tblStylePr>
   </w:style>
-  <w:style w:type="table" w:styleId="20">
+  <w:style w:type="table" w:styleId="709">
     <w:name w:val="Grid Table 1 Light - Accent 1"/>
-    <w:basedOn w:val="665"/>
+    <w:basedOn w:val="887"/>
     <w:uiPriority w:val="99"/>
     <w:pPr>
       <w:pBdr/>
@@ -3055,9 +4583,9 @@
       </w:tcPr>
     </w:tblStylePr>
   </w:style>
-  <w:style w:type="table" w:styleId="21">
+  <w:style w:type="table" w:styleId="710">
     <w:name w:val="Grid Table 1 Light - Accent 2"/>
-    <w:basedOn w:val="665"/>
+    <w:basedOn w:val="887"/>
     <w:uiPriority w:val="99"/>
     <w:pPr>
       <w:pBdr/>
@@ -3278,9 +4806,9 @@
       </w:tcPr>
     </w:tblStylePr>
   </w:style>
-  <w:style w:type="table" w:styleId="22">
+  <w:style w:type="table" w:styleId="711">
     <w:name w:val="Grid Table 1 Light - Accent 3"/>
-    <w:basedOn w:val="665"/>
+    <w:basedOn w:val="887"/>
     <w:uiPriority w:val="99"/>
     <w:pPr>
       <w:pBdr/>
@@ -3501,9 +5029,9 @@
       </w:tcPr>
     </w:tblStylePr>
   </w:style>
-  <w:style w:type="table" w:styleId="23">
+  <w:style w:type="table" w:styleId="712">
     <w:name w:val="Grid Table 1 Light - Accent 4"/>
-    <w:basedOn w:val="665"/>
+    <w:basedOn w:val="887"/>
     <w:uiPriority w:val="99"/>
     <w:pPr>
       <w:pBdr/>
@@ -3724,9 +5252,9 @@
       </w:tcPr>
     </w:tblStylePr>
   </w:style>
-  <w:style w:type="table" w:styleId="24">
+  <w:style w:type="table" w:styleId="713">
     <w:name w:val="Grid Table 1 Light - Accent 5"/>
-    <w:basedOn w:val="665"/>
+    <w:basedOn w:val="887"/>
     <w:uiPriority w:val="99"/>
     <w:pPr>
       <w:pBdr/>
@@ -3947,9 +5475,9 @@
       </w:tcPr>
     </w:tblStylePr>
   </w:style>
-  <w:style w:type="table" w:styleId="25">
+  <w:style w:type="table" w:styleId="714">
     <w:name w:val="Grid Table 1 Light - Accent 6"/>
-    <w:basedOn w:val="665"/>
+    <w:basedOn w:val="887"/>
     <w:uiPriority w:val="99"/>
     <w:pPr>
       <w:pBdr/>
@@ -4170,9 +5698,9 @@
       </w:tcPr>
     </w:tblStylePr>
   </w:style>
-  <w:style w:type="table" w:styleId="26">
+  <w:style w:type="table" w:styleId="715">
     <w:name w:val="Grid Table 2"/>
-    <w:basedOn w:val="665"/>
+    <w:basedOn w:val="887"/>
     <w:uiPriority w:val="99"/>
     <w:pPr>
       <w:pBdr/>
@@ -4402,9 +5930,9 @@
       </w:tcPr>
     </w:tblStylePr>
   </w:style>
-  <w:style w:type="table" w:styleId="27">
+  <w:style w:type="table" w:styleId="716">
     <w:name w:val="Grid Table 2 - Accent 1"/>
-    <w:basedOn w:val="665"/>
+    <w:basedOn w:val="887"/>
     <w:uiPriority w:val="99"/>
     <w:pPr>
       <w:pBdr/>
@@ -4634,9 +6162,9 @@
       </w:tcPr>
     </w:tblStylePr>
   </w:style>
-  <w:style w:type="table" w:styleId="28">
+  <w:style w:type="table" w:styleId="717">
     <w:name w:val="Grid Table 2 - Accent 2"/>
-    <w:basedOn w:val="665"/>
+    <w:basedOn w:val="887"/>
     <w:uiPriority w:val="99"/>
     <w:pPr>
       <w:pBdr/>
@@ -4866,9 +6394,9 @@
       </w:tcPr>
     </w:tblStylePr>
   </w:style>
-  <w:style w:type="table" w:styleId="29">
+  <w:style w:type="table" w:styleId="718">
     <w:name w:val="Grid Table 2 - Accent 3"/>
-    <w:basedOn w:val="665"/>
+    <w:basedOn w:val="887"/>
     <w:uiPriority w:val="99"/>
     <w:pPr>
       <w:pBdr/>
@@ -5098,9 +6626,9 @@
       </w:tcPr>
     </w:tblStylePr>
   </w:style>
-  <w:style w:type="table" w:styleId="30">
+  <w:style w:type="table" w:styleId="719">
     <w:name w:val="Grid Table 2 - Accent 4"/>
-    <w:basedOn w:val="665"/>
+    <w:basedOn w:val="887"/>
     <w:uiPriority w:val="99"/>
     <w:pPr>
       <w:pBdr/>
@@ -5330,9 +6858,9 @@
       </w:tcPr>
     </w:tblStylePr>
   </w:style>
-  <w:style w:type="table" w:styleId="31">
+  <w:style w:type="table" w:styleId="720">
     <w:name w:val="Grid Table 2 - Accent 5"/>
-    <w:basedOn w:val="665"/>
+    <w:basedOn w:val="887"/>
     <w:uiPriority w:val="99"/>
     <w:pPr>
       <w:pBdr/>
@@ -5562,9 +7090,9 @@
       </w:tcPr>
     </w:tblStylePr>
   </w:style>
-  <w:style w:type="table" w:styleId="32">
+  <w:style w:type="table" w:styleId="721">
     <w:name w:val="Grid Table 2 - Accent 6"/>
-    <w:basedOn w:val="665"/>
+    <w:basedOn w:val="887"/>
     <w:uiPriority w:val="99"/>
     <w:pPr>
       <w:pBdr/>
@@ -5794,9 +7322,9 @@
       </w:tcPr>
     </w:tblStylePr>
   </w:style>
-  <w:style w:type="table" w:styleId="33">
+  <w:style w:type="table" w:styleId="722">
     <w:name w:val="Grid Table 3"/>
-    <w:basedOn w:val="665"/>
+    <w:basedOn w:val="887"/>
     <w:uiPriority w:val="99"/>
     <w:pPr>
       <w:pBdr/>
@@ -5895,29 +7423,6 @@
         <w:tblBorders/>
       </w:tblPr>
       <w:tcPr>
-        <w:shd w:color="ffffff"/>
-        <w:tcBorders>
-          <w:top w:val="none" w:color="000000" w:sz="4" w:space="0"/>
-          <w:left w:val="none" w:color="000000" w:sz="4" w:space="0"/>
-          <w:bottom w:val="none" w:color="000000" w:sz="4" w:space="0"/>
-          <w:right w:val="none" w:color="000000" w:sz="4" w:space="0"/>
-        </w:tcBorders>
-      </w:tcPr>
-    </w:tblStylePr>
-    <w:tblStylePr w:type="firstRow">
-      <w:rPr>
-        <w:b/>
-        <w:color w:val="404040"/>
-      </w:rPr>
-      <w:pPr>
-        <w:pBdr/>
-        <w:spacing/>
-        <w:ind/>
-      </w:pPr>
-      <w:tblPr>
-        <w:tblBorders/>
-      </w:tblPr>
-      <w:tcPr>
         <w:shd w:val="clear" w:color="ffffff"/>
         <w:tcBorders>
           <w:top w:val="none" w:color="000000" w:sz="4" w:space="0"/>
@@ -5927,30 +7432,7 @@
         </w:tcBorders>
       </w:tcPr>
     </w:tblStylePr>
-    <w:tblStylePr w:type="lastCol">
-      <w:rPr>
-        <w:i/>
-        <w:color w:val="404040"/>
-      </w:rPr>
-      <w:pPr>
-        <w:pBdr/>
-        <w:spacing/>
-        <w:ind/>
-      </w:pPr>
-      <w:tblPr>
-        <w:tblBorders/>
-      </w:tblPr>
-      <w:tcPr>
-        <w:shd w:color="ffffff"/>
-        <w:tcBorders>
-          <w:top w:val="none" w:color="000000" w:sz="4" w:space="0"/>
-          <w:left w:val="none" w:color="000000" w:sz="4" w:space="0"/>
-          <w:bottom w:val="none" w:color="000000" w:sz="4" w:space="0"/>
-          <w:right w:val="none" w:color="000000" w:sz="4" w:space="0"/>
-        </w:tcBorders>
-      </w:tcPr>
-    </w:tblStylePr>
-    <w:tblStylePr w:type="lastRow">
+    <w:tblStylePr w:type="firstRow">
       <w:rPr>
         <w:b/>
         <w:color w:val="404040"/>
@@ -5973,6 +7455,52 @@
         </w:tcBorders>
       </w:tcPr>
     </w:tblStylePr>
+    <w:tblStylePr w:type="lastCol">
+      <w:rPr>
+        <w:i/>
+        <w:color w:val="404040"/>
+      </w:rPr>
+      <w:pPr>
+        <w:pBdr/>
+        <w:spacing/>
+        <w:ind/>
+      </w:pPr>
+      <w:tblPr>
+        <w:tblBorders/>
+      </w:tblPr>
+      <w:tcPr>
+        <w:shd w:val="clear" w:color="ffffff"/>
+        <w:tcBorders>
+          <w:top w:val="none" w:color="000000" w:sz="4" w:space="0"/>
+          <w:left w:val="none" w:color="000000" w:sz="4" w:space="0"/>
+          <w:bottom w:val="none" w:color="000000" w:sz="4" w:space="0"/>
+          <w:right w:val="none" w:color="000000" w:sz="4" w:space="0"/>
+        </w:tcBorders>
+      </w:tcPr>
+    </w:tblStylePr>
+    <w:tblStylePr w:type="lastRow">
+      <w:rPr>
+        <w:b/>
+        <w:color w:val="404040"/>
+      </w:rPr>
+      <w:pPr>
+        <w:pBdr/>
+        <w:spacing/>
+        <w:ind/>
+      </w:pPr>
+      <w:tblPr>
+        <w:tblBorders/>
+      </w:tblPr>
+      <w:tcPr>
+        <w:shd w:val="clear" w:color="ffffff"/>
+        <w:tcBorders>
+          <w:top w:val="none" w:color="000000" w:sz="4" w:space="0"/>
+          <w:left w:val="none" w:color="000000" w:sz="4" w:space="0"/>
+          <w:bottom w:val="none" w:color="000000" w:sz="4" w:space="0"/>
+          <w:right w:val="none" w:color="000000" w:sz="4" w:space="0"/>
+        </w:tcBorders>
+      </w:tcPr>
+    </w:tblStylePr>
     <w:tblStylePr w:type="nwCell">
       <w:pPr>
         <w:pBdr/>
@@ -6039,9 +7567,9 @@
       </w:tcPr>
     </w:tblStylePr>
   </w:style>
-  <w:style w:type="table" w:styleId="34">
+  <w:style w:type="table" w:styleId="723">
     <w:name w:val="Grid Table 3 - Accent 1"/>
-    <w:basedOn w:val="665"/>
+    <w:basedOn w:val="887"/>
     <w:uiPriority w:val="99"/>
     <w:pPr>
       <w:pBdr/>
@@ -6140,29 +7668,6 @@
         <w:tblBorders/>
       </w:tblPr>
       <w:tcPr>
-        <w:shd w:color="ffffff"/>
-        <w:tcBorders>
-          <w:top w:val="none" w:color="000000" w:sz="4" w:space="0"/>
-          <w:left w:val="none" w:color="000000" w:sz="4" w:space="0"/>
-          <w:bottom w:val="none" w:color="000000" w:sz="4" w:space="0"/>
-          <w:right w:val="none" w:color="000000" w:sz="4" w:space="0"/>
-        </w:tcBorders>
-      </w:tcPr>
-    </w:tblStylePr>
-    <w:tblStylePr w:type="firstRow">
-      <w:rPr>
-        <w:b/>
-        <w:color w:val="404040"/>
-      </w:rPr>
-      <w:pPr>
-        <w:pBdr/>
-        <w:spacing/>
-        <w:ind/>
-      </w:pPr>
-      <w:tblPr>
-        <w:tblBorders/>
-      </w:tblPr>
-      <w:tcPr>
         <w:shd w:val="clear" w:color="ffffff"/>
         <w:tcBorders>
           <w:top w:val="none" w:color="000000" w:sz="4" w:space="0"/>
@@ -6172,30 +7677,7 @@
         </w:tcBorders>
       </w:tcPr>
     </w:tblStylePr>
-    <w:tblStylePr w:type="lastCol">
-      <w:rPr>
-        <w:i/>
-        <w:color w:val="404040"/>
-      </w:rPr>
-      <w:pPr>
-        <w:pBdr/>
-        <w:spacing/>
-        <w:ind/>
-      </w:pPr>
-      <w:tblPr>
-        <w:tblBorders/>
-      </w:tblPr>
-      <w:tcPr>
-        <w:shd w:color="ffffff"/>
-        <w:tcBorders>
-          <w:top w:val="none" w:color="000000" w:sz="4" w:space="0"/>
-          <w:left w:val="none" w:color="000000" w:sz="4" w:space="0"/>
-          <w:bottom w:val="none" w:color="000000" w:sz="4" w:space="0"/>
-          <w:right w:val="none" w:color="000000" w:sz="4" w:space="0"/>
-        </w:tcBorders>
-      </w:tcPr>
-    </w:tblStylePr>
-    <w:tblStylePr w:type="lastRow">
+    <w:tblStylePr w:type="firstRow">
       <w:rPr>
         <w:b/>
         <w:color w:val="404040"/>
@@ -6218,6 +7700,52 @@
         </w:tcBorders>
       </w:tcPr>
     </w:tblStylePr>
+    <w:tblStylePr w:type="lastCol">
+      <w:rPr>
+        <w:i/>
+        <w:color w:val="404040"/>
+      </w:rPr>
+      <w:pPr>
+        <w:pBdr/>
+        <w:spacing/>
+        <w:ind/>
+      </w:pPr>
+      <w:tblPr>
+        <w:tblBorders/>
+      </w:tblPr>
+      <w:tcPr>
+        <w:shd w:val="clear" w:color="ffffff"/>
+        <w:tcBorders>
+          <w:top w:val="none" w:color="000000" w:sz="4" w:space="0"/>
+          <w:left w:val="none" w:color="000000" w:sz="4" w:space="0"/>
+          <w:bottom w:val="none" w:color="000000" w:sz="4" w:space="0"/>
+          <w:right w:val="none" w:color="000000" w:sz="4" w:space="0"/>
+        </w:tcBorders>
+      </w:tcPr>
+    </w:tblStylePr>
+    <w:tblStylePr w:type="lastRow">
+      <w:rPr>
+        <w:b/>
+        <w:color w:val="404040"/>
+      </w:rPr>
+      <w:pPr>
+        <w:pBdr/>
+        <w:spacing/>
+        <w:ind/>
+      </w:pPr>
+      <w:tblPr>
+        <w:tblBorders/>
+      </w:tblPr>
+      <w:tcPr>
+        <w:shd w:val="clear" w:color="ffffff"/>
+        <w:tcBorders>
+          <w:top w:val="none" w:color="000000" w:sz="4" w:space="0"/>
+          <w:left w:val="none" w:color="000000" w:sz="4" w:space="0"/>
+          <w:bottom w:val="none" w:color="000000" w:sz="4" w:space="0"/>
+          <w:right w:val="none" w:color="000000" w:sz="4" w:space="0"/>
+        </w:tcBorders>
+      </w:tcPr>
+    </w:tblStylePr>
     <w:tblStylePr w:type="nwCell">
       <w:pPr>
         <w:pBdr/>
@@ -6284,9 +7812,9 @@
       </w:tcPr>
     </w:tblStylePr>
   </w:style>
-  <w:style w:type="table" w:styleId="35">
+  <w:style w:type="table" w:styleId="724">
     <w:name w:val="Grid Table 3 - Accent 2"/>
-    <w:basedOn w:val="665"/>
+    <w:basedOn w:val="887"/>
     <w:uiPriority w:val="99"/>
     <w:pPr>
       <w:pBdr/>
@@ -6385,29 +7913,6 @@
         <w:tblBorders/>
       </w:tblPr>
       <w:tcPr>
-        <w:shd w:color="ffffff"/>
-        <w:tcBorders>
-          <w:top w:val="none" w:color="000000" w:sz="4" w:space="0"/>
-          <w:left w:val="none" w:color="000000" w:sz="4" w:space="0"/>
-          <w:bottom w:val="none" w:color="000000" w:sz="4" w:space="0"/>
-          <w:right w:val="none" w:color="000000" w:sz="4" w:space="0"/>
-        </w:tcBorders>
-      </w:tcPr>
-    </w:tblStylePr>
-    <w:tblStylePr w:type="firstRow">
-      <w:rPr>
-        <w:b/>
-        <w:color w:val="404040"/>
-      </w:rPr>
-      <w:pPr>
-        <w:pBdr/>
-        <w:spacing/>
-        <w:ind/>
-      </w:pPr>
-      <w:tblPr>
-        <w:tblBorders/>
-      </w:tblPr>
-      <w:tcPr>
         <w:shd w:val="clear" w:color="ffffff"/>
         <w:tcBorders>
           <w:top w:val="none" w:color="000000" w:sz="4" w:space="0"/>
@@ -6417,30 +7922,7 @@
         </w:tcBorders>
       </w:tcPr>
     </w:tblStylePr>
-    <w:tblStylePr w:type="lastCol">
-      <w:rPr>
-        <w:i/>
-        <w:color w:val="404040"/>
-      </w:rPr>
-      <w:pPr>
-        <w:pBdr/>
-        <w:spacing/>
-        <w:ind/>
-      </w:pPr>
-      <w:tblPr>
-        <w:tblBorders/>
-      </w:tblPr>
-      <w:tcPr>
-        <w:shd w:color="ffffff"/>
-        <w:tcBorders>
-          <w:top w:val="none" w:color="000000" w:sz="4" w:space="0"/>
-          <w:left w:val="none" w:color="000000" w:sz="4" w:space="0"/>
-          <w:bottom w:val="none" w:color="000000" w:sz="4" w:space="0"/>
-          <w:right w:val="none" w:color="000000" w:sz="4" w:space="0"/>
-        </w:tcBorders>
-      </w:tcPr>
-    </w:tblStylePr>
-    <w:tblStylePr w:type="lastRow">
+    <w:tblStylePr w:type="firstRow">
       <w:rPr>
         <w:b/>
         <w:color w:val="404040"/>
@@ -6463,6 +7945,52 @@
         </w:tcBorders>
       </w:tcPr>
     </w:tblStylePr>
+    <w:tblStylePr w:type="lastCol">
+      <w:rPr>
+        <w:i/>
+        <w:color w:val="404040"/>
+      </w:rPr>
+      <w:pPr>
+        <w:pBdr/>
+        <w:spacing/>
+        <w:ind/>
+      </w:pPr>
+      <w:tblPr>
+        <w:tblBorders/>
+      </w:tblPr>
+      <w:tcPr>
+        <w:shd w:val="clear" w:color="ffffff"/>
+        <w:tcBorders>
+          <w:top w:val="none" w:color="000000" w:sz="4" w:space="0"/>
+          <w:left w:val="none" w:color="000000" w:sz="4" w:space="0"/>
+          <w:bottom w:val="none" w:color="000000" w:sz="4" w:space="0"/>
+          <w:right w:val="none" w:color="000000" w:sz="4" w:space="0"/>
+        </w:tcBorders>
+      </w:tcPr>
+    </w:tblStylePr>
+    <w:tblStylePr w:type="lastRow">
+      <w:rPr>
+        <w:b/>
+        <w:color w:val="404040"/>
+      </w:rPr>
+      <w:pPr>
+        <w:pBdr/>
+        <w:spacing/>
+        <w:ind/>
+      </w:pPr>
+      <w:tblPr>
+        <w:tblBorders/>
+      </w:tblPr>
+      <w:tcPr>
+        <w:shd w:val="clear" w:color="ffffff"/>
+        <w:tcBorders>
+          <w:top w:val="none" w:color="000000" w:sz="4" w:space="0"/>
+          <w:left w:val="none" w:color="000000" w:sz="4" w:space="0"/>
+          <w:bottom w:val="none" w:color="000000" w:sz="4" w:space="0"/>
+          <w:right w:val="none" w:color="000000" w:sz="4" w:space="0"/>
+        </w:tcBorders>
+      </w:tcPr>
+    </w:tblStylePr>
     <w:tblStylePr w:type="nwCell">
       <w:pPr>
         <w:pBdr/>
@@ -6529,9 +8057,9 @@
       </w:tcPr>
     </w:tblStylePr>
   </w:style>
-  <w:style w:type="table" w:styleId="36">
+  <w:style w:type="table" w:styleId="725">
     <w:name w:val="Grid Table 3 - Accent 3"/>
-    <w:basedOn w:val="665"/>
+    <w:basedOn w:val="887"/>
     <w:uiPriority w:val="99"/>
     <w:pPr>
       <w:pBdr/>
@@ -6630,29 +8158,6 @@
         <w:tblBorders/>
       </w:tblPr>
       <w:tcPr>
-        <w:shd w:color="ffffff"/>
-        <w:tcBorders>
-          <w:top w:val="none" w:color="000000" w:sz="4" w:space="0"/>
-          <w:left w:val="none" w:color="000000" w:sz="4" w:space="0"/>
-          <w:bottom w:val="none" w:color="000000" w:sz="4" w:space="0"/>
-          <w:right w:val="none" w:color="000000" w:sz="4" w:space="0"/>
-        </w:tcBorders>
-      </w:tcPr>
-    </w:tblStylePr>
-    <w:tblStylePr w:type="firstRow">
-      <w:rPr>
-        <w:b/>
-        <w:color w:val="404040"/>
-      </w:rPr>
-      <w:pPr>
-        <w:pBdr/>
-        <w:spacing/>
-        <w:ind/>
-      </w:pPr>
-      <w:tblPr>
-        <w:tblBorders/>
-      </w:tblPr>
-      <w:tcPr>
         <w:shd w:val="clear" w:color="ffffff"/>
         <w:tcBorders>
           <w:top w:val="none" w:color="000000" w:sz="4" w:space="0"/>
@@ -6662,30 +8167,7 @@
         </w:tcBorders>
       </w:tcPr>
     </w:tblStylePr>
-    <w:tblStylePr w:type="lastCol">
-      <w:rPr>
-        <w:i/>
-        <w:color w:val="404040"/>
-      </w:rPr>
-      <w:pPr>
-        <w:pBdr/>
-        <w:spacing/>
-        <w:ind/>
-      </w:pPr>
-      <w:tblPr>
-        <w:tblBorders/>
-      </w:tblPr>
-      <w:tcPr>
-        <w:shd w:color="ffffff"/>
-        <w:tcBorders>
-          <w:top w:val="none" w:color="000000" w:sz="4" w:space="0"/>
-          <w:left w:val="none" w:color="000000" w:sz="4" w:space="0"/>
-          <w:bottom w:val="none" w:color="000000" w:sz="4" w:space="0"/>
-          <w:right w:val="none" w:color="000000" w:sz="4" w:space="0"/>
-        </w:tcBorders>
-      </w:tcPr>
-    </w:tblStylePr>
-    <w:tblStylePr w:type="lastRow">
+    <w:tblStylePr w:type="firstRow">
       <w:rPr>
         <w:b/>
         <w:color w:val="404040"/>
@@ -6708,6 +8190,52 @@
         </w:tcBorders>
       </w:tcPr>
     </w:tblStylePr>
+    <w:tblStylePr w:type="lastCol">
+      <w:rPr>
+        <w:i/>
+        <w:color w:val="404040"/>
+      </w:rPr>
+      <w:pPr>
+        <w:pBdr/>
+        <w:spacing/>
+        <w:ind/>
+      </w:pPr>
+      <w:tblPr>
+        <w:tblBorders/>
+      </w:tblPr>
+      <w:tcPr>
+        <w:shd w:val="clear" w:color="ffffff"/>
+        <w:tcBorders>
+          <w:top w:val="none" w:color="000000" w:sz="4" w:space="0"/>
+          <w:left w:val="none" w:color="000000" w:sz="4" w:space="0"/>
+          <w:bottom w:val="none" w:color="000000" w:sz="4" w:space="0"/>
+          <w:right w:val="none" w:color="000000" w:sz="4" w:space="0"/>
+        </w:tcBorders>
+      </w:tcPr>
+    </w:tblStylePr>
+    <w:tblStylePr w:type="lastRow">
+      <w:rPr>
+        <w:b/>
+        <w:color w:val="404040"/>
+      </w:rPr>
+      <w:pPr>
+        <w:pBdr/>
+        <w:spacing/>
+        <w:ind/>
+      </w:pPr>
+      <w:tblPr>
+        <w:tblBorders/>
+      </w:tblPr>
+      <w:tcPr>
+        <w:shd w:val="clear" w:color="ffffff"/>
+        <w:tcBorders>
+          <w:top w:val="none" w:color="000000" w:sz="4" w:space="0"/>
+          <w:left w:val="none" w:color="000000" w:sz="4" w:space="0"/>
+          <w:bottom w:val="none" w:color="000000" w:sz="4" w:space="0"/>
+          <w:right w:val="none" w:color="000000" w:sz="4" w:space="0"/>
+        </w:tcBorders>
+      </w:tcPr>
+    </w:tblStylePr>
     <w:tblStylePr w:type="nwCell">
       <w:pPr>
         <w:pBdr/>
@@ -6774,9 +8302,9 @@
       </w:tcPr>
     </w:tblStylePr>
   </w:style>
-  <w:style w:type="table" w:styleId="37">
+  <w:style w:type="table" w:styleId="726">
     <w:name w:val="Grid Table 3 - Accent 4"/>
-    <w:basedOn w:val="665"/>
+    <w:basedOn w:val="887"/>
     <w:uiPriority w:val="99"/>
     <w:pPr>
       <w:pBdr/>
@@ -6875,29 +8403,6 @@
         <w:tblBorders/>
       </w:tblPr>
       <w:tcPr>
-        <w:shd w:color="ffffff"/>
-        <w:tcBorders>
-          <w:top w:val="none" w:color="000000" w:sz="4" w:space="0"/>
-          <w:left w:val="none" w:color="000000" w:sz="4" w:space="0"/>
-          <w:bottom w:val="none" w:color="000000" w:sz="4" w:space="0"/>
-          <w:right w:val="none" w:color="000000" w:sz="4" w:space="0"/>
-        </w:tcBorders>
-      </w:tcPr>
-    </w:tblStylePr>
-    <w:tblStylePr w:type="firstRow">
-      <w:rPr>
-        <w:b/>
-        <w:color w:val="404040"/>
-      </w:rPr>
-      <w:pPr>
-        <w:pBdr/>
-        <w:spacing/>
-        <w:ind/>
-      </w:pPr>
-      <w:tblPr>
-        <w:tblBorders/>
-      </w:tblPr>
-      <w:tcPr>
         <w:shd w:val="clear" w:color="ffffff"/>
         <w:tcBorders>
           <w:top w:val="none" w:color="000000" w:sz="4" w:space="0"/>
@@ -6907,30 +8412,7 @@
         </w:tcBorders>
       </w:tcPr>
     </w:tblStylePr>
-    <w:tblStylePr w:type="lastCol">
-      <w:rPr>
-        <w:i/>
-        <w:color w:val="404040"/>
-      </w:rPr>
-      <w:pPr>
-        <w:pBdr/>
-        <w:spacing/>
-        <w:ind/>
-      </w:pPr>
-      <w:tblPr>
-        <w:tblBorders/>
-      </w:tblPr>
-      <w:tcPr>
-        <w:shd w:color="ffffff"/>
-        <w:tcBorders>
-          <w:top w:val="none" w:color="000000" w:sz="4" w:space="0"/>
-          <w:left w:val="none" w:color="000000" w:sz="4" w:space="0"/>
-          <w:bottom w:val="none" w:color="000000" w:sz="4" w:space="0"/>
-          <w:right w:val="none" w:color="000000" w:sz="4" w:space="0"/>
-        </w:tcBorders>
-      </w:tcPr>
-    </w:tblStylePr>
-    <w:tblStylePr w:type="lastRow">
+    <w:tblStylePr w:type="firstRow">
       <w:rPr>
         <w:b/>
         <w:color w:val="404040"/>
@@ -6953,6 +8435,52 @@
         </w:tcBorders>
       </w:tcPr>
     </w:tblStylePr>
+    <w:tblStylePr w:type="lastCol">
+      <w:rPr>
+        <w:i/>
+        <w:color w:val="404040"/>
+      </w:rPr>
+      <w:pPr>
+        <w:pBdr/>
+        <w:spacing/>
+        <w:ind/>
+      </w:pPr>
+      <w:tblPr>
+        <w:tblBorders/>
+      </w:tblPr>
+      <w:tcPr>
+        <w:shd w:val="clear" w:color="ffffff"/>
+        <w:tcBorders>
+          <w:top w:val="none" w:color="000000" w:sz="4" w:space="0"/>
+          <w:left w:val="none" w:color="000000" w:sz="4" w:space="0"/>
+          <w:bottom w:val="none" w:color="000000" w:sz="4" w:space="0"/>
+          <w:right w:val="none" w:color="000000" w:sz="4" w:space="0"/>
+        </w:tcBorders>
+      </w:tcPr>
+    </w:tblStylePr>
+    <w:tblStylePr w:type="lastRow">
+      <w:rPr>
+        <w:b/>
+        <w:color w:val="404040"/>
+      </w:rPr>
+      <w:pPr>
+        <w:pBdr/>
+        <w:spacing/>
+        <w:ind/>
+      </w:pPr>
+      <w:tblPr>
+        <w:tblBorders/>
+      </w:tblPr>
+      <w:tcPr>
+        <w:shd w:val="clear" w:color="ffffff"/>
+        <w:tcBorders>
+          <w:top w:val="none" w:color="000000" w:sz="4" w:space="0"/>
+          <w:left w:val="none" w:color="000000" w:sz="4" w:space="0"/>
+          <w:bottom w:val="none" w:color="000000" w:sz="4" w:space="0"/>
+          <w:right w:val="none" w:color="000000" w:sz="4" w:space="0"/>
+        </w:tcBorders>
+      </w:tcPr>
+    </w:tblStylePr>
     <w:tblStylePr w:type="nwCell">
       <w:pPr>
         <w:pBdr/>
@@ -7019,9 +8547,9 @@
       </w:tcPr>
     </w:tblStylePr>
   </w:style>
-  <w:style w:type="table" w:styleId="38">
+  <w:style w:type="table" w:styleId="727">
     <w:name w:val="Grid Table 3 - Accent 5"/>
-    <w:basedOn w:val="665"/>
+    <w:basedOn w:val="887"/>
     <w:uiPriority w:val="99"/>
     <w:pPr>
       <w:pBdr/>
@@ -7120,29 +8648,6 @@
         <w:tblBorders/>
       </w:tblPr>
       <w:tcPr>
-        <w:shd w:color="ffffff"/>
-        <w:tcBorders>
-          <w:top w:val="none" w:color="000000" w:sz="4" w:space="0"/>
-          <w:left w:val="none" w:color="000000" w:sz="4" w:space="0"/>
-          <w:bottom w:val="none" w:color="000000" w:sz="4" w:space="0"/>
-          <w:right w:val="none" w:color="000000" w:sz="4" w:space="0"/>
-        </w:tcBorders>
-      </w:tcPr>
-    </w:tblStylePr>
-    <w:tblStylePr w:type="firstRow">
-      <w:rPr>
-        <w:b/>
-        <w:color w:val="404040"/>
-      </w:rPr>
-      <w:pPr>
-        <w:pBdr/>
-        <w:spacing/>
-        <w:ind/>
-      </w:pPr>
-      <w:tblPr>
-        <w:tblBorders/>
-      </w:tblPr>
-      <w:tcPr>
         <w:shd w:val="clear" w:color="ffffff"/>
         <w:tcBorders>
           <w:top w:val="none" w:color="000000" w:sz="4" w:space="0"/>
@@ -7152,30 +8657,7 @@
         </w:tcBorders>
       </w:tcPr>
     </w:tblStylePr>
-    <w:tblStylePr w:type="lastCol">
-      <w:rPr>
-        <w:i/>
-        <w:color w:val="404040"/>
-      </w:rPr>
-      <w:pPr>
-        <w:pBdr/>
-        <w:spacing/>
-        <w:ind/>
-      </w:pPr>
-      <w:tblPr>
-        <w:tblBorders/>
-      </w:tblPr>
-      <w:tcPr>
-        <w:shd w:color="ffffff"/>
-        <w:tcBorders>
-          <w:top w:val="none" w:color="000000" w:sz="4" w:space="0"/>
-          <w:left w:val="none" w:color="000000" w:sz="4" w:space="0"/>
-          <w:bottom w:val="none" w:color="000000" w:sz="4" w:space="0"/>
-          <w:right w:val="none" w:color="000000" w:sz="4" w:space="0"/>
-        </w:tcBorders>
-      </w:tcPr>
-    </w:tblStylePr>
-    <w:tblStylePr w:type="lastRow">
+    <w:tblStylePr w:type="firstRow">
       <w:rPr>
         <w:b/>
         <w:color w:val="404040"/>
@@ -7198,6 +8680,52 @@
         </w:tcBorders>
       </w:tcPr>
     </w:tblStylePr>
+    <w:tblStylePr w:type="lastCol">
+      <w:rPr>
+        <w:i/>
+        <w:color w:val="404040"/>
+      </w:rPr>
+      <w:pPr>
+        <w:pBdr/>
+        <w:spacing/>
+        <w:ind/>
+      </w:pPr>
+      <w:tblPr>
+        <w:tblBorders/>
+      </w:tblPr>
+      <w:tcPr>
+        <w:shd w:val="clear" w:color="ffffff"/>
+        <w:tcBorders>
+          <w:top w:val="none" w:color="000000" w:sz="4" w:space="0"/>
+          <w:left w:val="none" w:color="000000" w:sz="4" w:space="0"/>
+          <w:bottom w:val="none" w:color="000000" w:sz="4" w:space="0"/>
+          <w:right w:val="none" w:color="000000" w:sz="4" w:space="0"/>
+        </w:tcBorders>
+      </w:tcPr>
+    </w:tblStylePr>
+    <w:tblStylePr w:type="lastRow">
+      <w:rPr>
+        <w:b/>
+        <w:color w:val="404040"/>
+      </w:rPr>
+      <w:pPr>
+        <w:pBdr/>
+        <w:spacing/>
+        <w:ind/>
+      </w:pPr>
+      <w:tblPr>
+        <w:tblBorders/>
+      </w:tblPr>
+      <w:tcPr>
+        <w:shd w:val="clear" w:color="ffffff"/>
+        <w:tcBorders>
+          <w:top w:val="none" w:color="000000" w:sz="4" w:space="0"/>
+          <w:left w:val="none" w:color="000000" w:sz="4" w:space="0"/>
+          <w:bottom w:val="none" w:color="000000" w:sz="4" w:space="0"/>
+          <w:right w:val="none" w:color="000000" w:sz="4" w:space="0"/>
+        </w:tcBorders>
+      </w:tcPr>
+    </w:tblStylePr>
     <w:tblStylePr w:type="nwCell">
       <w:pPr>
         <w:pBdr/>
@@ -7264,9 +8792,9 @@
       </w:tcPr>
     </w:tblStylePr>
   </w:style>
-  <w:style w:type="table" w:styleId="39">
+  <w:style w:type="table" w:styleId="728">
     <w:name w:val="Grid Table 3 - Accent 6"/>
-    <w:basedOn w:val="665"/>
+    <w:basedOn w:val="887"/>
     <w:uiPriority w:val="99"/>
     <w:pPr>
       <w:pBdr/>
@@ -7365,29 +8893,6 @@
         <w:tblBorders/>
       </w:tblPr>
       <w:tcPr>
-        <w:shd w:color="ffffff"/>
-        <w:tcBorders>
-          <w:top w:val="none" w:color="000000" w:sz="4" w:space="0"/>
-          <w:left w:val="none" w:color="000000" w:sz="4" w:space="0"/>
-          <w:bottom w:val="none" w:color="000000" w:sz="4" w:space="0"/>
-          <w:right w:val="none" w:color="000000" w:sz="4" w:space="0"/>
-        </w:tcBorders>
-      </w:tcPr>
-    </w:tblStylePr>
-    <w:tblStylePr w:type="firstRow">
-      <w:rPr>
-        <w:b/>
-        <w:color w:val="404040"/>
-      </w:rPr>
-      <w:pPr>
-        <w:pBdr/>
-        <w:spacing/>
-        <w:ind/>
-      </w:pPr>
-      <w:tblPr>
-        <w:tblBorders/>
-      </w:tblPr>
-      <w:tcPr>
         <w:shd w:val="clear" w:color="ffffff"/>
         <w:tcBorders>
           <w:top w:val="none" w:color="000000" w:sz="4" w:space="0"/>
@@ -7397,30 +8902,7 @@
         </w:tcBorders>
       </w:tcPr>
     </w:tblStylePr>
-    <w:tblStylePr w:type="lastCol">
-      <w:rPr>
-        <w:i/>
-        <w:color w:val="404040"/>
-      </w:rPr>
-      <w:pPr>
-        <w:pBdr/>
-        <w:spacing/>
-        <w:ind/>
-      </w:pPr>
-      <w:tblPr>
-        <w:tblBorders/>
-      </w:tblPr>
-      <w:tcPr>
-        <w:shd w:color="ffffff"/>
-        <w:tcBorders>
-          <w:top w:val="none" w:color="000000" w:sz="4" w:space="0"/>
-          <w:left w:val="none" w:color="000000" w:sz="4" w:space="0"/>
-          <w:bottom w:val="none" w:color="000000" w:sz="4" w:space="0"/>
-          <w:right w:val="none" w:color="000000" w:sz="4" w:space="0"/>
-        </w:tcBorders>
-      </w:tcPr>
-    </w:tblStylePr>
-    <w:tblStylePr w:type="lastRow">
+    <w:tblStylePr w:type="firstRow">
       <w:rPr>
         <w:b/>
         <w:color w:val="404040"/>
@@ -7443,6 +8925,52 @@
         </w:tcBorders>
       </w:tcPr>
     </w:tblStylePr>
+    <w:tblStylePr w:type="lastCol">
+      <w:rPr>
+        <w:i/>
+        <w:color w:val="404040"/>
+      </w:rPr>
+      <w:pPr>
+        <w:pBdr/>
+        <w:spacing/>
+        <w:ind/>
+      </w:pPr>
+      <w:tblPr>
+        <w:tblBorders/>
+      </w:tblPr>
+      <w:tcPr>
+        <w:shd w:val="clear" w:color="ffffff"/>
+        <w:tcBorders>
+          <w:top w:val="none" w:color="000000" w:sz="4" w:space="0"/>
+          <w:left w:val="none" w:color="000000" w:sz="4" w:space="0"/>
+          <w:bottom w:val="none" w:color="000000" w:sz="4" w:space="0"/>
+          <w:right w:val="none" w:color="000000" w:sz="4" w:space="0"/>
+        </w:tcBorders>
+      </w:tcPr>
+    </w:tblStylePr>
+    <w:tblStylePr w:type="lastRow">
+      <w:rPr>
+        <w:b/>
+        <w:color w:val="404040"/>
+      </w:rPr>
+      <w:pPr>
+        <w:pBdr/>
+        <w:spacing/>
+        <w:ind/>
+      </w:pPr>
+      <w:tblPr>
+        <w:tblBorders/>
+      </w:tblPr>
+      <w:tcPr>
+        <w:shd w:val="clear" w:color="ffffff"/>
+        <w:tcBorders>
+          <w:top w:val="none" w:color="000000" w:sz="4" w:space="0"/>
+          <w:left w:val="none" w:color="000000" w:sz="4" w:space="0"/>
+          <w:bottom w:val="none" w:color="000000" w:sz="4" w:space="0"/>
+          <w:right w:val="none" w:color="000000" w:sz="4" w:space="0"/>
+        </w:tcBorders>
+      </w:tcPr>
+    </w:tblStylePr>
     <w:tblStylePr w:type="nwCell">
       <w:pPr>
         <w:pBdr/>
@@ -7509,9 +9037,9 @@
       </w:tcPr>
     </w:tblStylePr>
   </w:style>
-  <w:style w:type="table" w:styleId="40">
+  <w:style w:type="table" w:styleId="729">
     <w:name w:val="Grid Table 4"/>
-    <w:basedOn w:val="665"/>
+    <w:basedOn w:val="887"/>
     <w:uiPriority w:val="59"/>
     <w:pPr>
       <w:pBdr/>
@@ -7742,9 +9270,9 @@
       </w:tcPr>
     </w:tblStylePr>
   </w:style>
-  <w:style w:type="table" w:styleId="41">
+  <w:style w:type="table" w:styleId="730">
     <w:name w:val="Grid Table 4 - Accent 1"/>
-    <w:basedOn w:val="665"/>
+    <w:basedOn w:val="887"/>
     <w:uiPriority w:val="59"/>
     <w:pPr>
       <w:pBdr/>
@@ -7975,9 +9503,9 @@
       </w:tcPr>
     </w:tblStylePr>
   </w:style>
-  <w:style w:type="table" w:styleId="42">
+  <w:style w:type="table" w:styleId="731">
     <w:name w:val="Grid Table 4 - Accent 2"/>
-    <w:basedOn w:val="665"/>
+    <w:basedOn w:val="887"/>
     <w:uiPriority w:val="59"/>
     <w:pPr>
       <w:pBdr/>
@@ -8208,9 +9736,9 @@
       </w:tcPr>
     </w:tblStylePr>
   </w:style>
-  <w:style w:type="table" w:styleId="43">
+  <w:style w:type="table" w:styleId="732">
     <w:name w:val="Grid Table 4 - Accent 3"/>
-    <w:basedOn w:val="665"/>
+    <w:basedOn w:val="887"/>
     <w:uiPriority w:val="59"/>
     <w:pPr>
       <w:pBdr/>
@@ -8441,9 +9969,9 @@
       </w:tcPr>
     </w:tblStylePr>
   </w:style>
-  <w:style w:type="table" w:styleId="44">
+  <w:style w:type="table" w:styleId="733">
     <w:name w:val="Grid Table 4 - Accent 4"/>
-    <w:basedOn w:val="665"/>
+    <w:basedOn w:val="887"/>
     <w:uiPriority w:val="59"/>
     <w:pPr>
       <w:pBdr/>
@@ -8674,9 +10202,9 @@
       </w:tcPr>
     </w:tblStylePr>
   </w:style>
-  <w:style w:type="table" w:styleId="45">
+  <w:style w:type="table" w:styleId="734">
     <w:name w:val="Grid Table 4 - Accent 5"/>
-    <w:basedOn w:val="665"/>
+    <w:basedOn w:val="887"/>
     <w:uiPriority w:val="59"/>
     <w:pPr>
       <w:pBdr/>
@@ -8907,9 +10435,9 @@
       </w:tcPr>
     </w:tblStylePr>
   </w:style>
-  <w:style w:type="table" w:styleId="46">
+  <w:style w:type="table" w:styleId="735">
     <w:name w:val="Grid Table 4 - Accent 6"/>
-    <w:basedOn w:val="665"/>
+    <w:basedOn w:val="887"/>
     <w:uiPriority w:val="59"/>
     <w:pPr>
       <w:pBdr/>
@@ -9140,9 +10668,9 @@
       </w:tcPr>
     </w:tblStylePr>
   </w:style>
-  <w:style w:type="table" w:styleId="47">
+  <w:style w:type="table" w:styleId="736">
     <w:name w:val="Grid Table 5 Dark"/>
-    <w:basedOn w:val="665"/>
+    <w:basedOn w:val="887"/>
     <w:uiPriority w:val="99"/>
     <w:pPr>
       <w:pBdr/>
@@ -9368,9 +10896,9 @@
       </w:tcPr>
     </w:tblStylePr>
   </w:style>
-  <w:style w:type="table" w:styleId="48">
+  <w:style w:type="table" w:styleId="737">
     <w:name w:val="Grid Table 5 Dark- Accent 1"/>
-    <w:basedOn w:val="665"/>
+    <w:basedOn w:val="887"/>
     <w:uiPriority w:val="99"/>
     <w:pPr>
       <w:pBdr/>
@@ -9596,9 +11124,9 @@
       </w:tcPr>
     </w:tblStylePr>
   </w:style>
-  <w:style w:type="table" w:styleId="49">
+  <w:style w:type="table" w:styleId="738">
     <w:name w:val="Grid Table 5 Dark - Accent 2"/>
-    <w:basedOn w:val="665"/>
+    <w:basedOn w:val="887"/>
     <w:uiPriority w:val="99"/>
     <w:pPr>
       <w:pBdr/>
@@ -9824,9 +11352,9 @@
       </w:tcPr>
     </w:tblStylePr>
   </w:style>
-  <w:style w:type="table" w:styleId="50">
+  <w:style w:type="table" w:styleId="739">
     <w:name w:val="Grid Table 5 Dark - Accent 3"/>
-    <w:basedOn w:val="665"/>
+    <w:basedOn w:val="887"/>
     <w:uiPriority w:val="99"/>
     <w:pPr>
       <w:pBdr/>
@@ -10052,9 +11580,9 @@
       </w:tcPr>
     </w:tblStylePr>
   </w:style>
-  <w:style w:type="table" w:styleId="51">
+  <w:style w:type="table" w:styleId="740">
     <w:name w:val="Grid Table 5 Dark- Accent 4"/>
-    <w:basedOn w:val="665"/>
+    <w:basedOn w:val="887"/>
     <w:uiPriority w:val="99"/>
     <w:pPr>
       <w:pBdr/>
@@ -10280,9 +11808,9 @@
       </w:tcPr>
     </w:tblStylePr>
   </w:style>
-  <w:style w:type="table" w:styleId="52">
+  <w:style w:type="table" w:styleId="741">
     <w:name w:val="Grid Table 5 Dark - Accent 5"/>
-    <w:basedOn w:val="665"/>
+    <w:basedOn w:val="887"/>
     <w:uiPriority w:val="99"/>
     <w:pPr>
       <w:pBdr/>
@@ -10508,9 +12036,9 @@
       </w:tcPr>
     </w:tblStylePr>
   </w:style>
-  <w:style w:type="table" w:styleId="53">
+  <w:style w:type="table" w:styleId="742">
     <w:name w:val="Grid Table 5 Dark - Accent 6"/>
-    <w:basedOn w:val="665"/>
+    <w:basedOn w:val="887"/>
     <w:uiPriority w:val="99"/>
     <w:pPr>
       <w:pBdr/>
@@ -10736,9 +12264,9 @@
       </w:tcPr>
     </w:tblStylePr>
   </w:style>
-  <w:style w:type="table" w:styleId="54">
+  <w:style w:type="table" w:styleId="743">
     <w:name w:val="Grid Table 6 Colorful"/>
-    <w:basedOn w:val="665"/>
+    <w:basedOn w:val="887"/>
     <w:uiPriority w:val="99"/>
     <w:pPr>
       <w:pBdr/>
@@ -10966,9 +12494,9 @@
       </w:tcPr>
     </w:tblStylePr>
   </w:style>
-  <w:style w:type="table" w:styleId="55">
+  <w:style w:type="table" w:styleId="744">
     <w:name w:val="Grid Table 6 Colorful - Accent 1"/>
-    <w:basedOn w:val="665"/>
+    <w:basedOn w:val="887"/>
     <w:uiPriority w:val="99"/>
     <w:pPr>
       <w:pBdr/>
@@ -11196,9 +12724,9 @@
       </w:tcPr>
     </w:tblStylePr>
   </w:style>
-  <w:style w:type="table" w:styleId="56">
+  <w:style w:type="table" w:styleId="745">
     <w:name w:val="Grid Table 6 Colorful - Accent 2"/>
-    <w:basedOn w:val="665"/>
+    <w:basedOn w:val="887"/>
     <w:uiPriority w:val="99"/>
     <w:pPr>
       <w:pBdr/>
@@ -11426,9 +12954,9 @@
       </w:tcPr>
     </w:tblStylePr>
   </w:style>
-  <w:style w:type="table" w:styleId="57">
+  <w:style w:type="table" w:styleId="746">
     <w:name w:val="Grid Table 6 Colorful - Accent 3"/>
-    <w:basedOn w:val="665"/>
+    <w:basedOn w:val="887"/>
     <w:uiPriority w:val="99"/>
     <w:pPr>
       <w:pBdr/>
@@ -11656,9 +13184,9 @@
       </w:tcPr>
     </w:tblStylePr>
   </w:style>
-  <w:style w:type="table" w:styleId="58">
+  <w:style w:type="table" w:styleId="747">
     <w:name w:val="Grid Table 6 Colorful - Accent 4"/>
-    <w:basedOn w:val="665"/>
+    <w:basedOn w:val="887"/>
     <w:uiPriority w:val="99"/>
     <w:pPr>
       <w:pBdr/>
@@ -11886,9 +13414,9 @@
       </w:tcPr>
     </w:tblStylePr>
   </w:style>
-  <w:style w:type="table" w:styleId="59">
+  <w:style w:type="table" w:styleId="748">
     <w:name w:val="Grid Table 6 Colorful - Accent 5"/>
-    <w:basedOn w:val="665"/>
+    <w:basedOn w:val="887"/>
     <w:uiPriority w:val="99"/>
     <w:pPr>
       <w:pBdr/>
@@ -12116,9 +13644,9 @@
       </w:tcPr>
     </w:tblStylePr>
   </w:style>
-  <w:style w:type="table" w:styleId="60">
+  <w:style w:type="table" w:styleId="749">
     <w:name w:val="Grid Table 6 Colorful - Accent 6"/>
-    <w:basedOn w:val="665"/>
+    <w:basedOn w:val="887"/>
     <w:uiPriority w:val="99"/>
     <w:pPr>
       <w:pBdr/>
@@ -12346,9 +13874,9 @@
       </w:tcPr>
     </w:tblStylePr>
   </w:style>
-  <w:style w:type="table" w:styleId="61">
+  <w:style w:type="table" w:styleId="750">
     <w:name w:val="Grid Table 7 Colorful"/>
-    <w:basedOn w:val="665"/>
+    <w:basedOn w:val="887"/>
     <w:uiPriority w:val="99"/>
     <w:pPr>
       <w:pBdr/>
@@ -12450,11 +13978,11 @@
         <w:tblBorders/>
       </w:tblPr>
       <w:tcPr>
-        <w:shd w:color="ffffff"/>
+        <w:shd w:val="clear" w:color="ffffff"/>
         <w:tcBorders>
-          <w:top w:val="none"/>
-          <w:left w:val="none"/>
-          <w:bottom w:val="none"/>
+          <w:top w:val="none" w:color="000000" w:sz="4" w:space="0"/>
+          <w:left w:val="none" w:color="000000" w:sz="4" w:space="0"/>
+          <w:bottom w:val="none" w:color="000000" w:sz="4" w:space="0"/>
           <w:right w:val="single" w:color="000000" w:themeColor="text1" w:themeTint="80" w:sz="4" w:space="0"/>
         </w:tcBorders>
       </w:tcPr>
@@ -12477,10 +14005,10 @@
       <w:tcPr>
         <w:shd w:val="clear" w:color="ffffff" w:themeColor="light1" w:fill="ffffff" w:themeFill="light1"/>
         <w:tcBorders>
-          <w:top w:val="none"/>
-          <w:left w:val="none"/>
+          <w:top w:val="none" w:color="000000" w:sz="4" w:space="0"/>
+          <w:left w:val="none" w:color="000000" w:sz="4" w:space="0"/>
           <w:bottom w:val="single" w:color="000000" w:themeColor="text1" w:themeTint="80" w:sz="4" w:space="0"/>
-          <w:right w:val="none"/>
+          <w:right w:val="none" w:color="000000" w:sz="4" w:space="0"/>
         </w:tcBorders>
       </w:tcPr>
     </w:tblStylePr>
@@ -12500,12 +14028,12 @@
         <w:tblBorders/>
       </w:tblPr>
       <w:tcPr>
-        <w:shd w:color="ffffff"/>
+        <w:shd w:val="clear" w:color="ffffff"/>
         <w:tcBorders>
-          <w:top w:val="none"/>
+          <w:top w:val="none" w:color="000000" w:sz="4" w:space="0"/>
           <w:left w:val="single" w:color="000000" w:themeColor="text1" w:themeTint="80" w:sz="4" w:space="0"/>
-          <w:bottom w:val="none"/>
-          <w:right w:val="none"/>
+          <w:bottom w:val="none" w:color="000000" w:sz="4" w:space="0"/>
+          <w:right w:val="none" w:color="000000" w:sz="4" w:space="0"/>
         </w:tcBorders>
       </w:tcPr>
     </w:tblStylePr>
@@ -12528,9 +14056,9 @@
         <w:shd w:val="clear" w:color="ffffff" w:themeColor="light1" w:fill="ffffff" w:themeFill="light1"/>
         <w:tcBorders>
           <w:top w:val="single" w:color="000000" w:themeColor="text1" w:themeTint="80" w:sz="4" w:space="0"/>
-          <w:left w:val="none"/>
-          <w:bottom w:val="none"/>
-          <w:right w:val="none"/>
+          <w:left w:val="none" w:color="000000" w:sz="4" w:space="0"/>
+          <w:bottom w:val="none" w:color="000000" w:sz="4" w:space="0"/>
+          <w:right w:val="none" w:color="000000" w:sz="4" w:space="0"/>
         </w:tcBorders>
       </w:tcPr>
     </w:tblStylePr>
@@ -12600,9 +14128,9 @@
       </w:tcPr>
     </w:tblStylePr>
   </w:style>
-  <w:style w:type="table" w:styleId="62">
+  <w:style w:type="table" w:styleId="751">
     <w:name w:val="Grid Table 7 Colorful - Accent 1"/>
-    <w:basedOn w:val="665"/>
+    <w:basedOn w:val="887"/>
     <w:uiPriority w:val="99"/>
     <w:pPr>
       <w:pBdr/>
@@ -12704,11 +14232,11 @@
         <w:tblBorders/>
       </w:tblPr>
       <w:tcPr>
-        <w:shd w:color="ffffff"/>
+        <w:shd w:val="clear" w:color="ffffff"/>
         <w:tcBorders>
-          <w:top w:val="none"/>
-          <w:left w:val="none"/>
-          <w:bottom w:val="none"/>
+          <w:top w:val="none" w:color="000000" w:sz="4" w:space="0"/>
+          <w:left w:val="none" w:color="000000" w:sz="4" w:space="0"/>
+          <w:bottom w:val="none" w:color="000000" w:sz="4" w:space="0"/>
           <w:right w:val="single" w:color="000000" w:themeColor="accent1" w:themeTint="80" w:sz="4" w:space="0"/>
         </w:tcBorders>
       </w:tcPr>
@@ -12731,10 +14259,10 @@
       <w:tcPr>
         <w:shd w:val="clear" w:color="ffffff" w:themeColor="light1" w:fill="ffffff" w:themeFill="light1"/>
         <w:tcBorders>
-          <w:top w:val="none"/>
-          <w:left w:val="none"/>
+          <w:top w:val="none" w:color="000000" w:sz="4" w:space="0"/>
+          <w:left w:val="none" w:color="000000" w:sz="4" w:space="0"/>
           <w:bottom w:val="single" w:color="000000" w:themeColor="accent1" w:themeTint="80" w:sz="4" w:space="0"/>
-          <w:right w:val="none"/>
+          <w:right w:val="none" w:color="000000" w:sz="4" w:space="0"/>
         </w:tcBorders>
       </w:tcPr>
     </w:tblStylePr>
@@ -12754,12 +14282,12 @@
         <w:tblBorders/>
       </w:tblPr>
       <w:tcPr>
-        <w:shd w:color="ffffff"/>
+        <w:shd w:val="clear" w:color="ffffff"/>
         <w:tcBorders>
-          <w:top w:val="none"/>
+          <w:top w:val="none" w:color="000000" w:sz="4" w:space="0"/>
           <w:left w:val="single" w:color="000000" w:themeColor="accent1" w:themeTint="80" w:sz="4" w:space="0"/>
-          <w:bottom w:val="none"/>
-          <w:right w:val="none"/>
+          <w:bottom w:val="none" w:color="000000" w:sz="4" w:space="0"/>
+          <w:right w:val="none" w:color="000000" w:sz="4" w:space="0"/>
         </w:tcBorders>
       </w:tcPr>
     </w:tblStylePr>
@@ -12782,9 +14310,9 @@
         <w:shd w:val="clear" w:color="ffffff" w:themeColor="light1" w:fill="ffffff" w:themeFill="light1"/>
         <w:tcBorders>
           <w:top w:val="single" w:color="000000" w:themeColor="accent1" w:themeTint="80" w:sz="4" w:space="0"/>
-          <w:left w:val="none"/>
-          <w:bottom w:val="none"/>
-          <w:right w:val="none"/>
+          <w:left w:val="none" w:color="000000" w:sz="4" w:space="0"/>
+          <w:bottom w:val="none" w:color="000000" w:sz="4" w:space="0"/>
+          <w:right w:val="none" w:color="000000" w:sz="4" w:space="0"/>
         </w:tcBorders>
       </w:tcPr>
     </w:tblStylePr>
@@ -12854,9 +14382,9 @@
       </w:tcPr>
     </w:tblStylePr>
   </w:style>
-  <w:style w:type="table" w:styleId="63">
+  <w:style w:type="table" w:styleId="752">
     <w:name w:val="Grid Table 7 Colorful - Accent 2"/>
-    <w:basedOn w:val="665"/>
+    <w:basedOn w:val="887"/>
     <w:uiPriority w:val="99"/>
     <w:pPr>
       <w:pBdr/>
@@ -12958,11 +14486,11 @@
         <w:tblBorders/>
       </w:tblPr>
       <w:tcPr>
-        <w:shd w:color="ffffff"/>
+        <w:shd w:val="clear" w:color="ffffff"/>
         <w:tcBorders>
-          <w:top w:val="none"/>
-          <w:left w:val="none"/>
-          <w:bottom w:val="none"/>
+          <w:top w:val="none" w:color="000000" w:sz="4" w:space="0"/>
+          <w:left w:val="none" w:color="000000" w:sz="4" w:space="0"/>
+          <w:bottom w:val="none" w:color="000000" w:sz="4" w:space="0"/>
           <w:right w:val="single" w:color="000000" w:themeColor="accent2" w:themeTint="97" w:sz="4" w:space="0"/>
         </w:tcBorders>
       </w:tcPr>
@@ -12985,10 +14513,10 @@
       <w:tcPr>
         <w:shd w:val="clear" w:color="ffffff" w:themeColor="light1" w:fill="ffffff" w:themeFill="light1"/>
         <w:tcBorders>
-          <w:top w:val="none"/>
-          <w:left w:val="none"/>
+          <w:top w:val="none" w:color="000000" w:sz="4" w:space="0"/>
+          <w:left w:val="none" w:color="000000" w:sz="4" w:space="0"/>
           <w:bottom w:val="single" w:color="000000" w:themeColor="accent2" w:themeTint="97" w:sz="4" w:space="0"/>
-          <w:right w:val="none"/>
+          <w:right w:val="none" w:color="000000" w:sz="4" w:space="0"/>
         </w:tcBorders>
       </w:tcPr>
     </w:tblStylePr>
@@ -13008,12 +14536,12 @@
         <w:tblBorders/>
       </w:tblPr>
       <w:tcPr>
-        <w:shd w:color="ffffff"/>
+        <w:shd w:val="clear" w:color="ffffff"/>
         <w:tcBorders>
-          <w:top w:val="none"/>
+          <w:top w:val="none" w:color="000000" w:sz="4" w:space="0"/>
           <w:left w:val="single" w:color="000000" w:themeColor="accent2" w:themeTint="97" w:sz="4" w:space="0"/>
-          <w:bottom w:val="none"/>
-          <w:right w:val="none"/>
+          <w:bottom w:val="none" w:color="000000" w:sz="4" w:space="0"/>
+          <w:right w:val="none" w:color="000000" w:sz="4" w:space="0"/>
         </w:tcBorders>
       </w:tcPr>
     </w:tblStylePr>
@@ -13036,9 +14564,9 @@
         <w:shd w:val="clear" w:color="ffffff" w:themeColor="light1" w:fill="ffffff" w:themeFill="light1"/>
         <w:tcBorders>
           <w:top w:val="single" w:color="000000" w:themeColor="accent2" w:themeTint="97" w:sz="4" w:space="0"/>
-          <w:left w:val="none"/>
-          <w:bottom w:val="none"/>
-          <w:right w:val="none"/>
+          <w:left w:val="none" w:color="000000" w:sz="4" w:space="0"/>
+          <w:bottom w:val="none" w:color="000000" w:sz="4" w:space="0"/>
+          <w:right w:val="none" w:color="000000" w:sz="4" w:space="0"/>
         </w:tcBorders>
       </w:tcPr>
     </w:tblStylePr>
@@ -13108,9 +14636,9 @@
       </w:tcPr>
     </w:tblStylePr>
   </w:style>
-  <w:style w:type="table" w:styleId="64">
+  <w:style w:type="table" w:styleId="753">
     <w:name w:val="Grid Table 7 Colorful - Accent 3"/>
-    <w:basedOn w:val="665"/>
+    <w:basedOn w:val="887"/>
     <w:uiPriority w:val="99"/>
     <w:pPr>
       <w:pBdr/>
@@ -13212,11 +14740,11 @@
         <w:tblBorders/>
       </w:tblPr>
       <w:tcPr>
-        <w:shd w:color="ffffff"/>
+        <w:shd w:val="clear" w:color="ffffff"/>
         <w:tcBorders>
-          <w:top w:val="none"/>
-          <w:left w:val="none"/>
-          <w:bottom w:val="none"/>
+          <w:top w:val="none" w:color="000000" w:sz="4" w:space="0"/>
+          <w:left w:val="none" w:color="000000" w:sz="4" w:space="0"/>
+          <w:bottom w:val="none" w:color="000000" w:sz="4" w:space="0"/>
           <w:right w:val="single" w:color="000000" w:themeColor="accent3" w:themeTint="FE" w:sz="4" w:space="0"/>
         </w:tcBorders>
       </w:tcPr>
@@ -13239,10 +14767,10 @@
       <w:tcPr>
         <w:shd w:val="clear" w:color="ffffff" w:themeColor="light1" w:fill="ffffff" w:themeFill="light1"/>
         <w:tcBorders>
-          <w:top w:val="none"/>
-          <w:left w:val="none"/>
+          <w:top w:val="none" w:color="000000" w:sz="4" w:space="0"/>
+          <w:left w:val="none" w:color="000000" w:sz="4" w:space="0"/>
           <w:bottom w:val="single" w:color="000000" w:themeColor="accent3" w:themeTint="FE" w:sz="4" w:space="0"/>
-          <w:right w:val="none"/>
+          <w:right w:val="none" w:color="000000" w:sz="4" w:space="0"/>
         </w:tcBorders>
       </w:tcPr>
     </w:tblStylePr>
@@ -13262,12 +14790,12 @@
         <w:tblBorders/>
       </w:tblPr>
       <w:tcPr>
-        <w:shd w:color="ffffff"/>
+        <w:shd w:val="clear" w:color="ffffff"/>
         <w:tcBorders>
-          <w:top w:val="none"/>
+          <w:top w:val="none" w:color="000000" w:sz="4" w:space="0"/>
           <w:left w:val="single" w:color="000000" w:themeColor="accent3" w:themeTint="FE" w:sz="4" w:space="0"/>
-          <w:bottom w:val="none"/>
-          <w:right w:val="none"/>
+          <w:bottom w:val="none" w:color="000000" w:sz="4" w:space="0"/>
+          <w:right w:val="none" w:color="000000" w:sz="4" w:space="0"/>
         </w:tcBorders>
       </w:tcPr>
     </w:tblStylePr>
@@ -13290,9 +14818,9 @@
         <w:shd w:val="clear" w:color="ffffff" w:themeColor="light1" w:fill="ffffff" w:themeFill="light1"/>
         <w:tcBorders>
           <w:top w:val="single" w:color="000000" w:themeColor="accent3" w:themeTint="FE" w:sz="4" w:space="0"/>
-          <w:left w:val="none"/>
-          <w:bottom w:val="none"/>
-          <w:right w:val="none"/>
+          <w:left w:val="none" w:color="000000" w:sz="4" w:space="0"/>
+          <w:bottom w:val="none" w:color="000000" w:sz="4" w:space="0"/>
+          <w:right w:val="none" w:color="000000" w:sz="4" w:space="0"/>
         </w:tcBorders>
       </w:tcPr>
     </w:tblStylePr>
@@ -13362,9 +14890,9 @@
       </w:tcPr>
     </w:tblStylePr>
   </w:style>
-  <w:style w:type="table" w:styleId="65">
+  <w:style w:type="table" w:styleId="754">
     <w:name w:val="Grid Table 7 Colorful - Accent 4"/>
-    <w:basedOn w:val="665"/>
+    <w:basedOn w:val="887"/>
     <w:uiPriority w:val="99"/>
     <w:pPr>
       <w:pBdr/>
@@ -13466,11 +14994,11 @@
         <w:tblBorders/>
       </w:tblPr>
       <w:tcPr>
-        <w:shd w:color="ffffff"/>
+        <w:shd w:val="clear" w:color="ffffff"/>
         <w:tcBorders>
-          <w:top w:val="none"/>
-          <w:left w:val="none"/>
-          <w:bottom w:val="none"/>
+          <w:top w:val="none" w:color="000000" w:sz="4" w:space="0"/>
+          <w:left w:val="none" w:color="000000" w:sz="4" w:space="0"/>
+          <w:bottom w:val="none" w:color="000000" w:sz="4" w:space="0"/>
           <w:right w:val="single" w:color="000000" w:themeColor="accent4" w:themeTint="9A" w:sz="4" w:space="0"/>
         </w:tcBorders>
       </w:tcPr>
@@ -13493,10 +15021,10 @@
       <w:tcPr>
         <w:shd w:val="clear" w:color="ffffff" w:themeColor="light1" w:fill="ffffff" w:themeFill="light1"/>
         <w:tcBorders>
-          <w:top w:val="none"/>
-          <w:left w:val="none"/>
+          <w:top w:val="none" w:color="000000" w:sz="4" w:space="0"/>
+          <w:left w:val="none" w:color="000000" w:sz="4" w:space="0"/>
           <w:bottom w:val="single" w:color="000000" w:themeColor="accent4" w:themeTint="9A" w:sz="4" w:space="0"/>
-          <w:right w:val="none"/>
+          <w:right w:val="none" w:color="000000" w:sz="4" w:space="0"/>
         </w:tcBorders>
       </w:tcPr>
     </w:tblStylePr>
@@ -13516,12 +15044,12 @@
         <w:tblBorders/>
       </w:tblPr>
       <w:tcPr>
-        <w:shd w:color="ffffff"/>
+        <w:shd w:val="clear" w:color="ffffff"/>
         <w:tcBorders>
-          <w:top w:val="none"/>
+          <w:top w:val="none" w:color="000000" w:sz="4" w:space="0"/>
           <w:left w:val="single" w:color="000000" w:themeColor="accent4" w:themeTint="9A" w:sz="4" w:space="0"/>
-          <w:bottom w:val="none"/>
-          <w:right w:val="none"/>
+          <w:bottom w:val="none" w:color="000000" w:sz="4" w:space="0"/>
+          <w:right w:val="none" w:color="000000" w:sz="4" w:space="0"/>
         </w:tcBorders>
       </w:tcPr>
     </w:tblStylePr>
@@ -13544,9 +15072,9 @@
         <w:shd w:val="clear" w:color="ffffff" w:themeColor="light1" w:fill="ffffff" w:themeFill="light1"/>
         <w:tcBorders>
           <w:top w:val="single" w:color="000000" w:themeColor="accent4" w:themeTint="9A" w:sz="4" w:space="0"/>
-          <w:left w:val="none"/>
-          <w:bottom w:val="none"/>
-          <w:right w:val="none"/>
+          <w:left w:val="none" w:color="000000" w:sz="4" w:space="0"/>
+          <w:bottom w:val="none" w:color="000000" w:sz="4" w:space="0"/>
+          <w:right w:val="none" w:color="000000" w:sz="4" w:space="0"/>
         </w:tcBorders>
       </w:tcPr>
     </w:tblStylePr>
@@ -13616,9 +15144,9 @@
       </w:tcPr>
     </w:tblStylePr>
   </w:style>
-  <w:style w:type="table" w:styleId="66">
+  <w:style w:type="table" w:styleId="755">
     <w:name w:val="Grid Table 7 Colorful - Accent 5"/>
-    <w:basedOn w:val="665"/>
+    <w:basedOn w:val="887"/>
     <w:uiPriority w:val="99"/>
     <w:pPr>
       <w:pBdr/>
@@ -13720,11 +15248,11 @@
         <w:tblBorders/>
       </w:tblPr>
       <w:tcPr>
-        <w:shd w:color="ffffff"/>
+        <w:shd w:val="clear" w:color="ffffff"/>
         <w:tcBorders>
-          <w:top w:val="none"/>
-          <w:left w:val="none"/>
-          <w:bottom w:val="none"/>
+          <w:top w:val="none" w:color="000000" w:sz="4" w:space="0"/>
+          <w:left w:val="none" w:color="000000" w:sz="4" w:space="0"/>
+          <w:bottom w:val="none" w:color="000000" w:sz="4" w:space="0"/>
           <w:right w:val="single" w:color="000000" w:themeColor="accent5" w:themeTint="90" w:sz="4" w:space="0"/>
         </w:tcBorders>
       </w:tcPr>
@@ -13747,10 +15275,10 @@
       <w:tcPr>
         <w:shd w:val="clear" w:color="ffffff" w:themeColor="light1" w:fill="ffffff" w:themeFill="light1"/>
         <w:tcBorders>
-          <w:top w:val="none"/>
-          <w:left w:val="none"/>
+          <w:top w:val="none" w:color="000000" w:sz="4" w:space="0"/>
+          <w:left w:val="none" w:color="000000" w:sz="4" w:space="0"/>
           <w:bottom w:val="single" w:color="000000" w:themeColor="accent5" w:themeTint="90" w:sz="4" w:space="0"/>
-          <w:right w:val="none"/>
+          <w:right w:val="none" w:color="000000" w:sz="4" w:space="0"/>
         </w:tcBorders>
       </w:tcPr>
     </w:tblStylePr>
@@ -13770,12 +15298,12 @@
         <w:tblBorders/>
       </w:tblPr>
       <w:tcPr>
-        <w:shd w:color="ffffff"/>
+        <w:shd w:val="clear" w:color="ffffff"/>
         <w:tcBorders>
-          <w:top w:val="none"/>
+          <w:top w:val="none" w:color="000000" w:sz="4" w:space="0"/>
           <w:left w:val="single" w:color="000000" w:themeColor="accent5" w:themeTint="90" w:sz="4" w:space="0"/>
-          <w:bottom w:val="none"/>
-          <w:right w:val="none"/>
+          <w:bottom w:val="none" w:color="000000" w:sz="4" w:space="0"/>
+          <w:right w:val="none" w:color="000000" w:sz="4" w:space="0"/>
         </w:tcBorders>
       </w:tcPr>
     </w:tblStylePr>
@@ -13798,9 +15326,9 @@
         <w:shd w:val="clear" w:color="ffffff" w:themeColor="light1" w:fill="ffffff" w:themeFill="light1"/>
         <w:tcBorders>
           <w:top w:val="single" w:color="000000" w:themeColor="accent5" w:themeTint="90" w:sz="4" w:space="0"/>
-          <w:left w:val="none"/>
-          <w:bottom w:val="none"/>
-          <w:right w:val="none"/>
+          <w:left w:val="none" w:color="000000" w:sz="4" w:space="0"/>
+          <w:bottom w:val="none" w:color="000000" w:sz="4" w:space="0"/>
+          <w:right w:val="none" w:color="000000" w:sz="4" w:space="0"/>
         </w:tcBorders>
       </w:tcPr>
     </w:tblStylePr>
@@ -13870,9 +15398,9 @@
       </w:tcPr>
     </w:tblStylePr>
   </w:style>
-  <w:style w:type="table" w:styleId="67">
+  <w:style w:type="table" w:styleId="756">
     <w:name w:val="Grid Table 7 Colorful - Accent 6"/>
-    <w:basedOn w:val="665"/>
+    <w:basedOn w:val="887"/>
     <w:uiPriority w:val="99"/>
     <w:pPr>
       <w:pBdr/>
@@ -13974,11 +15502,11 @@
         <w:tblBorders/>
       </w:tblPr>
       <w:tcPr>
-        <w:shd w:color="ffffff"/>
+        <w:shd w:val="clear" w:color="ffffff"/>
         <w:tcBorders>
-          <w:top w:val="none"/>
-          <w:left w:val="none"/>
-          <w:bottom w:val="none"/>
+          <w:top w:val="none" w:color="000000" w:sz="4" w:space="0"/>
+          <w:left w:val="none" w:color="000000" w:sz="4" w:space="0"/>
+          <w:bottom w:val="none" w:color="000000" w:sz="4" w:space="0"/>
           <w:right w:val="single" w:color="000000" w:themeColor="accent6" w:themeTint="90" w:sz="4" w:space="0"/>
         </w:tcBorders>
       </w:tcPr>
@@ -14001,10 +15529,10 @@
       <w:tcPr>
         <w:shd w:val="clear" w:color="ffffff" w:themeColor="light1" w:fill="ffffff" w:themeFill="light1"/>
         <w:tcBorders>
-          <w:top w:val="none"/>
-          <w:left w:val="none"/>
+          <w:top w:val="none" w:color="000000" w:sz="4" w:space="0"/>
+          <w:left w:val="none" w:color="000000" w:sz="4" w:space="0"/>
           <w:bottom w:val="single" w:color="000000" w:themeColor="accent6" w:themeTint="90" w:sz="4" w:space="0"/>
-          <w:right w:val="none"/>
+          <w:right w:val="none" w:color="000000" w:sz="4" w:space="0"/>
         </w:tcBorders>
       </w:tcPr>
     </w:tblStylePr>
@@ -14024,12 +15552,12 @@
         <w:tblBorders/>
       </w:tblPr>
       <w:tcPr>
-        <w:shd w:color="ffffff"/>
+        <w:shd w:val="clear" w:color="ffffff"/>
         <w:tcBorders>
-          <w:top w:val="none"/>
+          <w:top w:val="none" w:color="000000" w:sz="4" w:space="0"/>
           <w:left w:val="single" w:color="000000" w:themeColor="accent6" w:themeTint="90" w:sz="4" w:space="0"/>
-          <w:bottom w:val="none"/>
-          <w:right w:val="none"/>
+          <w:bottom w:val="none" w:color="000000" w:sz="4" w:space="0"/>
+          <w:right w:val="none" w:color="000000" w:sz="4" w:space="0"/>
         </w:tcBorders>
       </w:tcPr>
     </w:tblStylePr>
@@ -14052,9 +15580,9 @@
         <w:shd w:val="clear" w:color="ffffff" w:themeColor="light1" w:fill="ffffff" w:themeFill="light1"/>
         <w:tcBorders>
           <w:top w:val="single" w:color="000000" w:themeColor="accent6" w:themeTint="90" w:sz="4" w:space="0"/>
-          <w:left w:val="none"/>
-          <w:bottom w:val="none"/>
-          <w:right w:val="none"/>
+          <w:left w:val="none" w:color="000000" w:sz="4" w:space="0"/>
+          <w:bottom w:val="none" w:color="000000" w:sz="4" w:space="0"/>
+          <w:right w:val="none" w:color="000000" w:sz="4" w:space="0"/>
         </w:tcBorders>
       </w:tcPr>
     </w:tblStylePr>
@@ -14124,9 +15652,9 @@
       </w:tcPr>
     </w:tblStylePr>
   </w:style>
-  <w:style w:type="table" w:styleId="68">
+  <w:style w:type="table" w:styleId="757">
     <w:name w:val="List Table 1 Light"/>
-    <w:basedOn w:val="665"/>
+    <w:basedOn w:val="887"/>
     <w:uiPriority w:val="99"/>
     <w:pPr>
       <w:pBdr/>
@@ -14340,9 +15868,9 @@
       </w:tcPr>
     </w:tblStylePr>
   </w:style>
-  <w:style w:type="table" w:styleId="69">
+  <w:style w:type="table" w:styleId="758">
     <w:name w:val="List Table 1 Light - Accent 1"/>
-    <w:basedOn w:val="665"/>
+    <w:basedOn w:val="887"/>
     <w:uiPriority w:val="99"/>
     <w:pPr>
       <w:pBdr/>
@@ -14556,9 +16084,9 @@
       </w:tcPr>
     </w:tblStylePr>
   </w:style>
-  <w:style w:type="table" w:styleId="70">
+  <w:style w:type="table" w:styleId="759">
     <w:name w:val="List Table 1 Light - Accent 2"/>
-    <w:basedOn w:val="665"/>
+    <w:basedOn w:val="887"/>
     <w:uiPriority w:val="99"/>
     <w:pPr>
       <w:pBdr/>
@@ -14772,9 +16300,9 @@
       </w:tcPr>
     </w:tblStylePr>
   </w:style>
-  <w:style w:type="table" w:styleId="71">
+  <w:style w:type="table" w:styleId="760">
     <w:name w:val="List Table 1 Light - Accent 3"/>
-    <w:basedOn w:val="665"/>
+    <w:basedOn w:val="887"/>
     <w:uiPriority w:val="99"/>
     <w:pPr>
       <w:pBdr/>
@@ -14988,9 +16516,9 @@
       </w:tcPr>
     </w:tblStylePr>
   </w:style>
-  <w:style w:type="table" w:styleId="72">
+  <w:style w:type="table" w:styleId="761">
     <w:name w:val="List Table 1 Light - Accent 4"/>
-    <w:basedOn w:val="665"/>
+    <w:basedOn w:val="887"/>
     <w:uiPriority w:val="99"/>
     <w:pPr>
       <w:pBdr/>
@@ -15204,9 +16732,9 @@
       </w:tcPr>
     </w:tblStylePr>
   </w:style>
-  <w:style w:type="table" w:styleId="73">
+  <w:style w:type="table" w:styleId="762">
     <w:name w:val="List Table 1 Light - Accent 5"/>
-    <w:basedOn w:val="665"/>
+    <w:basedOn w:val="887"/>
     <w:uiPriority w:val="99"/>
     <w:pPr>
       <w:pBdr/>
@@ -15420,9 +16948,9 @@
       </w:tcPr>
     </w:tblStylePr>
   </w:style>
-  <w:style w:type="table" w:styleId="74">
+  <w:style w:type="table" w:styleId="763">
     <w:name w:val="List Table 1 Light - Accent 6"/>
-    <w:basedOn w:val="665"/>
+    <w:basedOn w:val="887"/>
     <w:uiPriority w:val="99"/>
     <w:pPr>
       <w:pBdr/>
@@ -15636,9 +17164,9 @@
       </w:tcPr>
     </w:tblStylePr>
   </w:style>
-  <w:style w:type="table" w:styleId="75">
+  <w:style w:type="table" w:styleId="764">
     <w:name w:val="List Table 2"/>
-    <w:basedOn w:val="665"/>
+    <w:basedOn w:val="887"/>
     <w:uiPriority w:val="99"/>
     <w:pPr>
       <w:pBdr/>
@@ -15874,9 +17402,9 @@
       </w:tcPr>
     </w:tblStylePr>
   </w:style>
-  <w:style w:type="table" w:styleId="76">
+  <w:style w:type="table" w:styleId="765">
     <w:name w:val="List Table 2 - Accent 1"/>
-    <w:basedOn w:val="665"/>
+    <w:basedOn w:val="887"/>
     <w:uiPriority w:val="99"/>
     <w:pPr>
       <w:pBdr/>
@@ -16112,9 +17640,9 @@
       </w:tcPr>
     </w:tblStylePr>
   </w:style>
-  <w:style w:type="table" w:styleId="77">
+  <w:style w:type="table" w:styleId="766">
     <w:name w:val="List Table 2 - Accent 2"/>
-    <w:basedOn w:val="665"/>
+    <w:basedOn w:val="887"/>
     <w:uiPriority w:val="99"/>
     <w:pPr>
       <w:pBdr/>
@@ -16350,9 +17878,9 @@
       </w:tcPr>
     </w:tblStylePr>
   </w:style>
-  <w:style w:type="table" w:styleId="78">
+  <w:style w:type="table" w:styleId="767">
     <w:name w:val="List Table 2 - Accent 3"/>
-    <w:basedOn w:val="665"/>
+    <w:basedOn w:val="887"/>
     <w:uiPriority w:val="99"/>
     <w:pPr>
       <w:pBdr/>
@@ -16588,9 +18116,9 @@
       </w:tcPr>
     </w:tblStylePr>
   </w:style>
-  <w:style w:type="table" w:styleId="79">
+  <w:style w:type="table" w:styleId="768">
     <w:name w:val="List Table 2 - Accent 4"/>
-    <w:basedOn w:val="665"/>
+    <w:basedOn w:val="887"/>
     <w:uiPriority w:val="99"/>
     <w:pPr>
       <w:pBdr/>
@@ -16826,9 +18354,9 @@
       </w:tcPr>
     </w:tblStylePr>
   </w:style>
-  <w:style w:type="table" w:styleId="80">
+  <w:style w:type="table" w:styleId="769">
     <w:name w:val="List Table 2 - Accent 5"/>
-    <w:basedOn w:val="665"/>
+    <w:basedOn w:val="887"/>
     <w:uiPriority w:val="99"/>
     <w:pPr>
       <w:pBdr/>
@@ -17064,9 +18592,9 @@
       </w:tcPr>
     </w:tblStylePr>
   </w:style>
-  <w:style w:type="table" w:styleId="81">
+  <w:style w:type="table" w:styleId="770">
     <w:name w:val="List Table 2 - Accent 6"/>
-    <w:basedOn w:val="665"/>
+    <w:basedOn w:val="887"/>
     <w:uiPriority w:val="99"/>
     <w:pPr>
       <w:pBdr/>
@@ -17302,9 +18830,9 @@
       </w:tcPr>
     </w:tblStylePr>
   </w:style>
-  <w:style w:type="table" w:styleId="82">
+  <w:style w:type="table" w:styleId="771">
     <w:name w:val="List Table 3"/>
-    <w:basedOn w:val="665"/>
+    <w:basedOn w:val="887"/>
     <w:uiPriority w:val="99"/>
     <w:pPr>
       <w:pBdr/>
@@ -17530,9 +19058,9 @@
       </w:tcPr>
     </w:tblStylePr>
   </w:style>
-  <w:style w:type="table" w:styleId="83">
+  <w:style w:type="table" w:styleId="772">
     <w:name w:val="List Table 3 - Accent 1"/>
-    <w:basedOn w:val="665"/>
+    <w:basedOn w:val="887"/>
     <w:uiPriority w:val="99"/>
     <w:pPr>
       <w:pBdr/>
@@ -17758,9 +19286,9 @@
       </w:tcPr>
     </w:tblStylePr>
   </w:style>
-  <w:style w:type="table" w:styleId="84">
+  <w:style w:type="table" w:styleId="773">
     <w:name w:val="List Table 3 - Accent 2"/>
-    <w:basedOn w:val="665"/>
+    <w:basedOn w:val="887"/>
     <w:uiPriority w:val="99"/>
     <w:pPr>
       <w:pBdr/>
@@ -17986,9 +19514,9 @@
       </w:tcPr>
     </w:tblStylePr>
   </w:style>
-  <w:style w:type="table" w:styleId="85">
+  <w:style w:type="table" w:styleId="774">
     <w:name w:val="List Table 3 - Accent 3"/>
-    <w:basedOn w:val="665"/>
+    <w:basedOn w:val="887"/>
     <w:uiPriority w:val="99"/>
     <w:pPr>
       <w:pBdr/>
@@ -18214,9 +19742,9 @@
       </w:tcPr>
     </w:tblStylePr>
   </w:style>
-  <w:style w:type="table" w:styleId="86">
+  <w:style w:type="table" w:styleId="775">
     <w:name w:val="List Table 3 - Accent 4"/>
-    <w:basedOn w:val="665"/>
+    <w:basedOn w:val="887"/>
     <w:uiPriority w:val="99"/>
     <w:pPr>
       <w:pBdr/>
@@ -18442,9 +19970,9 @@
       </w:tcPr>
     </w:tblStylePr>
   </w:style>
-  <w:style w:type="table" w:styleId="87">
+  <w:style w:type="table" w:styleId="776">
     <w:name w:val="List Table 3 - Accent 5"/>
-    <w:basedOn w:val="665"/>
+    <w:basedOn w:val="887"/>
     <w:uiPriority w:val="99"/>
     <w:pPr>
       <w:pBdr/>
@@ -18670,9 +20198,9 @@
       </w:tcPr>
     </w:tblStylePr>
   </w:style>
-  <w:style w:type="table" w:styleId="88">
+  <w:style w:type="table" w:styleId="777">
     <w:name w:val="List Table 3 - Accent 6"/>
-    <w:basedOn w:val="665"/>
+    <w:basedOn w:val="887"/>
     <w:uiPriority w:val="99"/>
     <w:pPr>
       <w:pBdr/>
@@ -18898,9 +20426,9 @@
       </w:tcPr>
     </w:tblStylePr>
   </w:style>
-  <w:style w:type="table" w:styleId="89">
+  <w:style w:type="table" w:styleId="778">
     <w:name w:val="List Table 4"/>
-    <w:basedOn w:val="665"/>
+    <w:basedOn w:val="887"/>
     <w:uiPriority w:val="99"/>
     <w:pPr>
       <w:pBdr/>
@@ -19123,9 +20651,9 @@
       </w:tcPr>
     </w:tblStylePr>
   </w:style>
-  <w:style w:type="table" w:styleId="90">
+  <w:style w:type="table" w:styleId="779">
     <w:name w:val="List Table 4 - Accent 1"/>
-    <w:basedOn w:val="665"/>
+    <w:basedOn w:val="887"/>
     <w:uiPriority w:val="99"/>
     <w:pPr>
       <w:pBdr/>
@@ -19348,9 +20876,9 @@
       </w:tcPr>
     </w:tblStylePr>
   </w:style>
-  <w:style w:type="table" w:styleId="91">
+  <w:style w:type="table" w:styleId="780">
     <w:name w:val="List Table 4 - Accent 2"/>
-    <w:basedOn w:val="665"/>
+    <w:basedOn w:val="887"/>
     <w:uiPriority w:val="99"/>
     <w:pPr>
       <w:pBdr/>
@@ -19573,9 +21101,9 @@
       </w:tcPr>
     </w:tblStylePr>
   </w:style>
-  <w:style w:type="table" w:styleId="92">
+  <w:style w:type="table" w:styleId="781">
     <w:name w:val="List Table 4 - Accent 3"/>
-    <w:basedOn w:val="665"/>
+    <w:basedOn w:val="887"/>
     <w:uiPriority w:val="99"/>
     <w:pPr>
       <w:pBdr/>
@@ -19798,9 +21326,9 @@
       </w:tcPr>
     </w:tblStylePr>
   </w:style>
-  <w:style w:type="table" w:styleId="93">
+  <w:style w:type="table" w:styleId="782">
     <w:name w:val="List Table 4 - Accent 4"/>
-    <w:basedOn w:val="665"/>
+    <w:basedOn w:val="887"/>
     <w:uiPriority w:val="99"/>
     <w:pPr>
       <w:pBdr/>
@@ -20023,9 +21551,9 @@
       </w:tcPr>
     </w:tblStylePr>
   </w:style>
-  <w:style w:type="table" w:styleId="94">
+  <w:style w:type="table" w:styleId="783">
     <w:name w:val="List Table 4 - Accent 5"/>
-    <w:basedOn w:val="665"/>
+    <w:basedOn w:val="887"/>
     <w:uiPriority w:val="99"/>
     <w:pPr>
       <w:pBdr/>
@@ -20248,9 +21776,9 @@
       </w:tcPr>
     </w:tblStylePr>
   </w:style>
-  <w:style w:type="table" w:styleId="95">
+  <w:style w:type="table" w:styleId="784">
     <w:name w:val="List Table 4 - Accent 6"/>
-    <w:basedOn w:val="665"/>
+    <w:basedOn w:val="887"/>
     <w:uiPriority w:val="99"/>
     <w:pPr>
       <w:pBdr/>
@@ -20473,9 +22001,9 @@
       </w:tcPr>
     </w:tblStylePr>
   </w:style>
-  <w:style w:type="table" w:styleId="96">
+  <w:style w:type="table" w:styleId="785">
     <w:name w:val="List Table 5 Dark"/>
-    <w:basedOn w:val="665"/>
+    <w:basedOn w:val="887"/>
     <w:uiPriority w:val="99"/>
     <w:pPr>
       <w:pBdr/>
@@ -20715,9 +22243,9 @@
       </w:tcPr>
     </w:tblStylePr>
   </w:style>
-  <w:style w:type="table" w:styleId="97">
+  <w:style w:type="table" w:styleId="786">
     <w:name w:val="List Table 5 Dark - Accent 1"/>
-    <w:basedOn w:val="665"/>
+    <w:basedOn w:val="887"/>
     <w:uiPriority w:val="99"/>
     <w:pPr>
       <w:pBdr/>
@@ -20957,9 +22485,9 @@
       </w:tcPr>
     </w:tblStylePr>
   </w:style>
-  <w:style w:type="table" w:styleId="98">
+  <w:style w:type="table" w:styleId="787">
     <w:name w:val="List Table 5 Dark - Accent 2"/>
-    <w:basedOn w:val="665"/>
+    <w:basedOn w:val="887"/>
     <w:uiPriority w:val="99"/>
     <w:pPr>
       <w:pBdr/>
@@ -21199,9 +22727,9 @@
       </w:tcPr>
     </w:tblStylePr>
   </w:style>
-  <w:style w:type="table" w:styleId="99">
+  <w:style w:type="table" w:styleId="788">
     <w:name w:val="List Table 5 Dark - Accent 3"/>
-    <w:basedOn w:val="665"/>
+    <w:basedOn w:val="887"/>
     <w:uiPriority w:val="99"/>
     <w:pPr>
       <w:pBdr/>
@@ -21441,9 +22969,9 @@
       </w:tcPr>
     </w:tblStylePr>
   </w:style>
-  <w:style w:type="table" w:styleId="100">
+  <w:style w:type="table" w:styleId="789">
     <w:name w:val="List Table 5 Dark - Accent 4"/>
-    <w:basedOn w:val="665"/>
+    <w:basedOn w:val="887"/>
     <w:uiPriority w:val="99"/>
     <w:pPr>
       <w:pBdr/>
@@ -21683,9 +23211,9 @@
       </w:tcPr>
     </w:tblStylePr>
   </w:style>
-  <w:style w:type="table" w:styleId="101">
+  <w:style w:type="table" w:styleId="790">
     <w:name w:val="List Table 5 Dark - Accent 5"/>
-    <w:basedOn w:val="665"/>
+    <w:basedOn w:val="887"/>
     <w:uiPriority w:val="99"/>
     <w:pPr>
       <w:pBdr/>
@@ -21925,9 +23453,9 @@
       </w:tcPr>
     </w:tblStylePr>
   </w:style>
-  <w:style w:type="table" w:styleId="102">
+  <w:style w:type="table" w:styleId="791">
     <w:name w:val="List Table 5 Dark - Accent 6"/>
-    <w:basedOn w:val="665"/>
+    <w:basedOn w:val="887"/>
     <w:uiPriority w:val="99"/>
     <w:pPr>
       <w:pBdr/>
@@ -22167,9 +23695,9 @@
       </w:tcPr>
     </w:tblStylePr>
   </w:style>
-  <w:style w:type="table" w:styleId="103">
+  <w:style w:type="table" w:styleId="792">
     <w:name w:val="List Table 6 Colorful"/>
-    <w:basedOn w:val="665"/>
+    <w:basedOn w:val="887"/>
     <w:uiPriority w:val="99"/>
     <w:pPr>
       <w:pBdr/>
@@ -22390,9 +23918,9 @@
       </w:tcPr>
     </w:tblStylePr>
   </w:style>
-  <w:style w:type="table" w:styleId="104">
+  <w:style w:type="table" w:styleId="793">
     <w:name w:val="List Table 6 Colorful - Accent 1"/>
-    <w:basedOn w:val="665"/>
+    <w:basedOn w:val="887"/>
     <w:uiPriority w:val="99"/>
     <w:pPr>
       <w:pBdr/>
@@ -22613,9 +24141,9 @@
       </w:tcPr>
     </w:tblStylePr>
   </w:style>
-  <w:style w:type="table" w:styleId="105">
+  <w:style w:type="table" w:styleId="794">
     <w:name w:val="List Table 6 Colorful - Accent 2"/>
-    <w:basedOn w:val="665"/>
+    <w:basedOn w:val="887"/>
     <w:uiPriority w:val="99"/>
     <w:pPr>
       <w:pBdr/>
@@ -22836,9 +24364,9 @@
       </w:tcPr>
     </w:tblStylePr>
   </w:style>
-  <w:style w:type="table" w:styleId="106">
+  <w:style w:type="table" w:styleId="795">
     <w:name w:val="List Table 6 Colorful - Accent 3"/>
-    <w:basedOn w:val="665"/>
+    <w:basedOn w:val="887"/>
     <w:uiPriority w:val="99"/>
     <w:pPr>
       <w:pBdr/>
@@ -23059,9 +24587,9 @@
       </w:tcPr>
     </w:tblStylePr>
   </w:style>
-  <w:style w:type="table" w:styleId="107">
+  <w:style w:type="table" w:styleId="796">
     <w:name w:val="List Table 6 Colorful - Accent 4"/>
-    <w:basedOn w:val="665"/>
+    <w:basedOn w:val="887"/>
     <w:uiPriority w:val="99"/>
     <w:pPr>
       <w:pBdr/>
@@ -23282,9 +24810,9 @@
       </w:tcPr>
     </w:tblStylePr>
   </w:style>
-  <w:style w:type="table" w:styleId="108">
+  <w:style w:type="table" w:styleId="797">
     <w:name w:val="List Table 6 Colorful - Accent 5"/>
-    <w:basedOn w:val="665"/>
+    <w:basedOn w:val="887"/>
     <w:uiPriority w:val="99"/>
     <w:pPr>
       <w:pBdr/>
@@ -23505,9 +25033,9 @@
       </w:tcPr>
     </w:tblStylePr>
   </w:style>
-  <w:style w:type="table" w:styleId="109">
+  <w:style w:type="table" w:styleId="798">
     <w:name w:val="List Table 6 Colorful - Accent 6"/>
-    <w:basedOn w:val="665"/>
+    <w:basedOn w:val="887"/>
     <w:uiPriority w:val="99"/>
     <w:pPr>
       <w:pBdr/>
@@ -23728,9 +25256,9 @@
       </w:tcPr>
     </w:tblStylePr>
   </w:style>
-  <w:style w:type="table" w:styleId="110">
+  <w:style w:type="table" w:styleId="799">
     <w:name w:val="List Table 7 Colorful"/>
-    <w:basedOn w:val="665"/>
+    <w:basedOn w:val="887"/>
     <w:uiPriority w:val="99"/>
     <w:pPr>
       <w:pBdr/>
@@ -23829,11 +25357,11 @@
         <w:tblBorders/>
       </w:tblPr>
       <w:tcPr>
-        <w:shd w:color="ffffff"/>
+        <w:shd w:val="clear" w:color="ffffff"/>
         <w:tcBorders>
-          <w:top w:val="none"/>
-          <w:left w:val="none"/>
-          <w:bottom w:val="none"/>
+          <w:top w:val="none" w:color="000000" w:sz="4" w:space="0"/>
+          <w:left w:val="none" w:color="000000" w:sz="4" w:space="0"/>
+          <w:bottom w:val="none" w:color="000000" w:sz="4" w:space="0"/>
           <w:right w:val="single" w:color="000000" w:themeColor="text1" w:themeTint="80" w:sz="4" w:space="0"/>
         </w:tcBorders>
       </w:tcPr>
@@ -23856,10 +25384,10 @@
       <w:tcPr>
         <w:shd w:val="clear" w:color="ffffff" w:themeColor="light1" w:fill="ffffff" w:themeFill="light1"/>
         <w:tcBorders>
-          <w:top w:val="none"/>
-          <w:left w:val="none"/>
+          <w:top w:val="none" w:color="000000" w:sz="4" w:space="0"/>
+          <w:left w:val="none" w:color="000000" w:sz="4" w:space="0"/>
           <w:bottom w:val="single" w:color="000000" w:themeColor="text1" w:themeTint="80" w:sz="4" w:space="0"/>
-          <w:right w:val="none"/>
+          <w:right w:val="none" w:color="000000" w:sz="4" w:space="0"/>
         </w:tcBorders>
       </w:tcPr>
     </w:tblStylePr>
@@ -23879,12 +25407,12 @@
         <w:tblBorders/>
       </w:tblPr>
       <w:tcPr>
-        <w:shd w:color="ffffff"/>
+        <w:shd w:val="clear" w:color="ffffff"/>
         <w:tcBorders>
-          <w:top w:val="none"/>
+          <w:top w:val="none" w:color="000000" w:sz="4" w:space="0"/>
           <w:left w:val="single" w:color="000000" w:themeColor="text1" w:themeTint="80" w:sz="4" w:space="0"/>
-          <w:bottom w:val="none"/>
-          <w:right w:val="none"/>
+          <w:bottom w:val="none" w:color="000000" w:sz="4" w:space="0"/>
+          <w:right w:val="none" w:color="000000" w:sz="4" w:space="0"/>
         </w:tcBorders>
       </w:tcPr>
     </w:tblStylePr>
@@ -23907,9 +25435,9 @@
         <w:shd w:val="clear" w:color="ffffff" w:themeColor="light1" w:fill="ffffff" w:themeFill="light1"/>
         <w:tcBorders>
           <w:top w:val="single" w:color="000000" w:themeColor="text1" w:themeTint="80" w:sz="4" w:space="0"/>
-          <w:left w:val="none"/>
-          <w:bottom w:val="none"/>
-          <w:right w:val="none"/>
+          <w:left w:val="none" w:color="000000" w:sz="4" w:space="0"/>
+          <w:bottom w:val="none" w:color="000000" w:sz="4" w:space="0"/>
+          <w:right w:val="none" w:color="000000" w:sz="4" w:space="0"/>
         </w:tcBorders>
       </w:tcPr>
     </w:tblStylePr>
@@ -23984,9 +25512,9 @@
       </w:tcPr>
     </w:tblStylePr>
   </w:style>
-  <w:style w:type="table" w:styleId="111">
+  <w:style w:type="table" w:styleId="800">
     <w:name w:val="List Table 7 Colorful - Accent 1"/>
-    <w:basedOn w:val="665"/>
+    <w:basedOn w:val="887"/>
     <w:uiPriority w:val="99"/>
     <w:pPr>
       <w:pBdr/>
@@ -24085,11 +25613,11 @@
         <w:tblBorders/>
       </w:tblPr>
       <w:tcPr>
-        <w:shd w:color="ffffff"/>
+        <w:shd w:val="clear" w:color="ffffff"/>
         <w:tcBorders>
-          <w:top w:val="none"/>
-          <w:left w:val="none"/>
-          <w:bottom w:val="none"/>
+          <w:top w:val="none" w:color="000000" w:sz="4" w:space="0"/>
+          <w:left w:val="none" w:color="000000" w:sz="4" w:space="0"/>
+          <w:bottom w:val="none" w:color="000000" w:sz="4" w:space="0"/>
           <w:right w:val="single" w:color="000000" w:themeColor="accent1" w:sz="4" w:space="0"/>
         </w:tcBorders>
       </w:tcPr>
@@ -24112,10 +25640,10 @@
       <w:tcPr>
         <w:shd w:val="clear" w:color="ffffff" w:themeColor="light1" w:fill="ffffff" w:themeFill="light1"/>
         <w:tcBorders>
-          <w:top w:val="none"/>
-          <w:left w:val="none"/>
+          <w:top w:val="none" w:color="000000" w:sz="4" w:space="0"/>
+          <w:left w:val="none" w:color="000000" w:sz="4" w:space="0"/>
           <w:bottom w:val="single" w:color="000000" w:themeColor="accent1" w:sz="4" w:space="0"/>
-          <w:right w:val="none"/>
+          <w:right w:val="none" w:color="000000" w:sz="4" w:space="0"/>
         </w:tcBorders>
       </w:tcPr>
     </w:tblStylePr>
@@ -24135,12 +25663,12 @@
         <w:tblBorders/>
       </w:tblPr>
       <w:tcPr>
-        <w:shd w:color="ffffff"/>
+        <w:shd w:val="clear" w:color="ffffff"/>
         <w:tcBorders>
-          <w:top w:val="none"/>
+          <w:top w:val="none" w:color="000000" w:sz="4" w:space="0"/>
           <w:left w:val="single" w:color="000000" w:themeColor="accent1" w:sz="4" w:space="0"/>
-          <w:bottom w:val="none"/>
-          <w:right w:val="none"/>
+          <w:bottom w:val="none" w:color="000000" w:sz="4" w:space="0"/>
+          <w:right w:val="none" w:color="000000" w:sz="4" w:space="0"/>
         </w:tcBorders>
       </w:tcPr>
     </w:tblStylePr>
@@ -24163,9 +25691,9 @@
         <w:shd w:val="clear" w:color="ffffff" w:themeColor="light1" w:fill="ffffff" w:themeFill="light1"/>
         <w:tcBorders>
           <w:top w:val="single" w:color="000000" w:themeColor="accent1" w:sz="4" w:space="0"/>
-          <w:left w:val="none"/>
-          <w:bottom w:val="none"/>
-          <w:right w:val="none"/>
+          <w:left w:val="none" w:color="000000" w:sz="4" w:space="0"/>
+          <w:bottom w:val="none" w:color="000000" w:sz="4" w:space="0"/>
+          <w:right w:val="none" w:color="000000" w:sz="4" w:space="0"/>
         </w:tcBorders>
       </w:tcPr>
     </w:tblStylePr>
@@ -24240,9 +25768,9 @@
       </w:tcPr>
     </w:tblStylePr>
   </w:style>
-  <w:style w:type="table" w:styleId="112">
+  <w:style w:type="table" w:styleId="801">
     <w:name w:val="List Table 7 Colorful - Accent 2"/>
-    <w:basedOn w:val="665"/>
+    <w:basedOn w:val="887"/>
     <w:uiPriority w:val="99"/>
     <w:pPr>
       <w:pBdr/>
@@ -24341,11 +25869,11 @@
         <w:tblBorders/>
       </w:tblPr>
       <w:tcPr>
-        <w:shd w:color="ffffff"/>
+        <w:shd w:val="clear" w:color="ffffff"/>
         <w:tcBorders>
-          <w:top w:val="none"/>
-          <w:left w:val="none"/>
-          <w:bottom w:val="none"/>
+          <w:top w:val="none" w:color="000000" w:sz="4" w:space="0"/>
+          <w:left w:val="none" w:color="000000" w:sz="4" w:space="0"/>
+          <w:bottom w:val="none" w:color="000000" w:sz="4" w:space="0"/>
           <w:right w:val="single" w:color="000000" w:themeColor="accent2" w:themeTint="97" w:sz="4" w:space="0"/>
         </w:tcBorders>
       </w:tcPr>
@@ -24368,10 +25896,10 @@
       <w:tcPr>
         <w:shd w:val="clear" w:color="ffffff" w:themeColor="light1" w:fill="ffffff" w:themeFill="light1"/>
         <w:tcBorders>
-          <w:top w:val="none"/>
-          <w:left w:val="none"/>
+          <w:top w:val="none" w:color="000000" w:sz="4" w:space="0"/>
+          <w:left w:val="none" w:color="000000" w:sz="4" w:space="0"/>
           <w:bottom w:val="single" w:color="000000" w:themeColor="accent2" w:themeTint="97" w:sz="4" w:space="0"/>
-          <w:right w:val="none"/>
+          <w:right w:val="none" w:color="000000" w:sz="4" w:space="0"/>
         </w:tcBorders>
       </w:tcPr>
     </w:tblStylePr>
@@ -24391,12 +25919,12 @@
         <w:tblBorders/>
       </w:tblPr>
       <w:tcPr>
-        <w:shd w:color="ffffff"/>
+        <w:shd w:val="clear" w:color="ffffff"/>
         <w:tcBorders>
-          <w:top w:val="none"/>
+          <w:top w:val="none" w:color="000000" w:sz="4" w:space="0"/>
           <w:left w:val="single" w:color="000000" w:themeColor="accent2" w:themeTint="97" w:sz="4" w:space="0"/>
-          <w:bottom w:val="none"/>
-          <w:right w:val="none"/>
+          <w:bottom w:val="none" w:color="000000" w:sz="4" w:space="0"/>
+          <w:right w:val="none" w:color="000000" w:sz="4" w:space="0"/>
         </w:tcBorders>
       </w:tcPr>
     </w:tblStylePr>
@@ -24419,9 +25947,9 @@
         <w:shd w:val="clear" w:color="ffffff" w:themeColor="light1" w:fill="ffffff" w:themeFill="light1"/>
         <w:tcBorders>
           <w:top w:val="single" w:color="000000" w:themeColor="accent2" w:themeTint="97" w:sz="4" w:space="0"/>
-          <w:left w:val="none"/>
-          <w:bottom w:val="none"/>
-          <w:right w:val="none"/>
+          <w:left w:val="none" w:color="000000" w:sz="4" w:space="0"/>
+          <w:bottom w:val="none" w:color="000000" w:sz="4" w:space="0"/>
+          <w:right w:val="none" w:color="000000" w:sz="4" w:space="0"/>
         </w:tcBorders>
       </w:tcPr>
     </w:tblStylePr>
@@ -24496,9 +26024,9 @@
       </w:tcPr>
     </w:tblStylePr>
   </w:style>
-  <w:style w:type="table" w:styleId="113">
+  <w:style w:type="table" w:styleId="802">
     <w:name w:val="List Table 7 Colorful - Accent 3"/>
-    <w:basedOn w:val="665"/>
+    <w:basedOn w:val="887"/>
     <w:uiPriority w:val="99"/>
     <w:pPr>
       <w:pBdr/>
@@ -24597,11 +26125,11 @@
         <w:tblBorders/>
       </w:tblPr>
       <w:tcPr>
-        <w:shd w:color="ffffff"/>
+        <w:shd w:val="clear" w:color="ffffff"/>
         <w:tcBorders>
-          <w:top w:val="none"/>
-          <w:left w:val="none"/>
-          <w:bottom w:val="none"/>
+          <w:top w:val="none" w:color="000000" w:sz="4" w:space="0"/>
+          <w:left w:val="none" w:color="000000" w:sz="4" w:space="0"/>
+          <w:bottom w:val="none" w:color="000000" w:sz="4" w:space="0"/>
           <w:right w:val="single" w:color="000000" w:themeColor="accent3" w:themeTint="98" w:sz="4" w:space="0"/>
         </w:tcBorders>
       </w:tcPr>
@@ -24624,10 +26152,10 @@
       <w:tcPr>
         <w:shd w:val="clear" w:color="ffffff" w:themeColor="light1" w:fill="ffffff" w:themeFill="light1"/>
         <w:tcBorders>
-          <w:top w:val="none"/>
-          <w:left w:val="none"/>
+          <w:top w:val="none" w:color="000000" w:sz="4" w:space="0"/>
+          <w:left w:val="none" w:color="000000" w:sz="4" w:space="0"/>
           <w:bottom w:val="single" w:color="000000" w:themeColor="accent3" w:themeTint="98" w:sz="4" w:space="0"/>
-          <w:right w:val="none"/>
+          <w:right w:val="none" w:color="000000" w:sz="4" w:space="0"/>
         </w:tcBorders>
       </w:tcPr>
     </w:tblStylePr>
@@ -24647,12 +26175,12 @@
         <w:tblBorders/>
       </w:tblPr>
       <w:tcPr>
-        <w:shd w:color="ffffff"/>
+        <w:shd w:val="clear" w:color="ffffff"/>
         <w:tcBorders>
-          <w:top w:val="none"/>
+          <w:top w:val="none" w:color="000000" w:sz="4" w:space="0"/>
           <w:left w:val="single" w:color="000000" w:themeColor="accent3" w:themeTint="98" w:sz="4" w:space="0"/>
-          <w:bottom w:val="none"/>
-          <w:right w:val="none"/>
+          <w:bottom w:val="none" w:color="000000" w:sz="4" w:space="0"/>
+          <w:right w:val="none" w:color="000000" w:sz="4" w:space="0"/>
         </w:tcBorders>
       </w:tcPr>
     </w:tblStylePr>
@@ -24675,9 +26203,9 @@
         <w:shd w:val="clear" w:color="ffffff" w:themeColor="light1" w:fill="ffffff" w:themeFill="light1"/>
         <w:tcBorders>
           <w:top w:val="single" w:color="000000" w:themeColor="accent3" w:themeTint="98" w:sz="4" w:space="0"/>
-          <w:left w:val="none"/>
-          <w:bottom w:val="none"/>
-          <w:right w:val="none"/>
+          <w:left w:val="none" w:color="000000" w:sz="4" w:space="0"/>
+          <w:bottom w:val="none" w:color="000000" w:sz="4" w:space="0"/>
+          <w:right w:val="none" w:color="000000" w:sz="4" w:space="0"/>
         </w:tcBorders>
       </w:tcPr>
     </w:tblStylePr>
@@ -24752,9 +26280,9 @@
       </w:tcPr>
     </w:tblStylePr>
   </w:style>
-  <w:style w:type="table" w:styleId="114">
+  <w:style w:type="table" w:styleId="803">
     <w:name w:val="List Table 7 Colorful - Accent 4"/>
-    <w:basedOn w:val="665"/>
+    <w:basedOn w:val="887"/>
     <w:uiPriority w:val="99"/>
     <w:pPr>
       <w:pBdr/>
@@ -24853,11 +26381,11 @@
         <w:tblBorders/>
       </w:tblPr>
       <w:tcPr>
-        <w:shd w:color="ffffff"/>
+        <w:shd w:val="clear" w:color="ffffff"/>
         <w:tcBorders>
-          <w:top w:val="none"/>
-          <w:left w:val="none"/>
-          <w:bottom w:val="none"/>
+          <w:top w:val="none" w:color="000000" w:sz="4" w:space="0"/>
+          <w:left w:val="none" w:color="000000" w:sz="4" w:space="0"/>
+          <w:bottom w:val="none" w:color="000000" w:sz="4" w:space="0"/>
           <w:right w:val="single" w:color="000000" w:themeColor="accent4" w:themeTint="9A" w:sz="4" w:space="0"/>
         </w:tcBorders>
       </w:tcPr>
@@ -24880,10 +26408,10 @@
       <w:tcPr>
         <w:shd w:val="clear" w:color="ffffff" w:themeColor="light1" w:fill="ffffff" w:themeFill="light1"/>
         <w:tcBorders>
-          <w:top w:val="none"/>
-          <w:left w:val="none"/>
+          <w:top w:val="none" w:color="000000" w:sz="4" w:space="0"/>
+          <w:left w:val="none" w:color="000000" w:sz="4" w:space="0"/>
           <w:bottom w:val="single" w:color="000000" w:themeColor="accent4" w:themeTint="9A" w:sz="4" w:space="0"/>
-          <w:right w:val="none"/>
+          <w:right w:val="none" w:color="000000" w:sz="4" w:space="0"/>
         </w:tcBorders>
       </w:tcPr>
     </w:tblStylePr>
@@ -24903,12 +26431,12 @@
         <w:tblBorders/>
       </w:tblPr>
       <w:tcPr>
-        <w:shd w:color="ffffff"/>
+        <w:shd w:val="clear" w:color="ffffff"/>
         <w:tcBorders>
-          <w:top w:val="none"/>
+          <w:top w:val="none" w:color="000000" w:sz="4" w:space="0"/>
           <w:left w:val="single" w:color="000000" w:themeColor="accent4" w:themeTint="9A" w:sz="4" w:space="0"/>
-          <w:bottom w:val="none"/>
-          <w:right w:val="none"/>
+          <w:bottom w:val="none" w:color="000000" w:sz="4" w:space="0"/>
+          <w:right w:val="none" w:color="000000" w:sz="4" w:space="0"/>
         </w:tcBorders>
       </w:tcPr>
     </w:tblStylePr>
@@ -24931,9 +26459,9 @@
         <w:shd w:val="clear" w:color="ffffff" w:themeColor="light1" w:fill="ffffff" w:themeFill="light1"/>
         <w:tcBorders>
           <w:top w:val="single" w:color="000000" w:themeColor="accent4" w:themeTint="9A" w:sz="4" w:space="0"/>
-          <w:left w:val="none"/>
-          <w:bottom w:val="none"/>
-          <w:right w:val="none"/>
+          <w:left w:val="none" w:color="000000" w:sz="4" w:space="0"/>
+          <w:bottom w:val="none" w:color="000000" w:sz="4" w:space="0"/>
+          <w:right w:val="none" w:color="000000" w:sz="4" w:space="0"/>
         </w:tcBorders>
       </w:tcPr>
     </w:tblStylePr>
@@ -25008,9 +26536,9 @@
       </w:tcPr>
     </w:tblStylePr>
   </w:style>
-  <w:style w:type="table" w:styleId="115">
+  <w:style w:type="table" w:styleId="804">
     <w:name w:val="List Table 7 Colorful - Accent 5"/>
-    <w:basedOn w:val="665"/>
+    <w:basedOn w:val="887"/>
     <w:uiPriority w:val="99"/>
     <w:pPr>
       <w:pBdr/>
@@ -25109,11 +26637,11 @@
         <w:tblBorders/>
       </w:tblPr>
       <w:tcPr>
-        <w:shd w:color="ffffff"/>
+        <w:shd w:val="clear" w:color="ffffff"/>
         <w:tcBorders>
-          <w:top w:val="none"/>
-          <w:left w:val="none"/>
-          <w:bottom w:val="none"/>
+          <w:top w:val="none" w:color="000000" w:sz="4" w:space="0"/>
+          <w:left w:val="none" w:color="000000" w:sz="4" w:space="0"/>
+          <w:bottom w:val="none" w:color="000000" w:sz="4" w:space="0"/>
           <w:right w:val="single" w:color="000000" w:themeColor="accent5" w:themeTint="9A" w:sz="4" w:space="0"/>
         </w:tcBorders>
       </w:tcPr>
@@ -25136,10 +26664,10 @@
       <w:tcPr>
         <w:shd w:val="clear" w:color="ffffff" w:themeColor="light1" w:fill="ffffff" w:themeFill="light1"/>
         <w:tcBorders>
-          <w:top w:val="none"/>
-          <w:left w:val="none"/>
+          <w:top w:val="none" w:color="000000" w:sz="4" w:space="0"/>
+          <w:left w:val="none" w:color="000000" w:sz="4" w:space="0"/>
           <w:bottom w:val="single" w:color="000000" w:themeColor="accent5" w:themeTint="9A" w:sz="4" w:space="0"/>
-          <w:right w:val="none"/>
+          <w:right w:val="none" w:color="000000" w:sz="4" w:space="0"/>
         </w:tcBorders>
       </w:tcPr>
     </w:tblStylePr>
@@ -25159,12 +26687,12 @@
         <w:tblBorders/>
       </w:tblPr>
       <w:tcPr>
-        <w:shd w:color="ffffff"/>
+        <w:shd w:val="clear" w:color="ffffff"/>
         <w:tcBorders>
-          <w:top w:val="none"/>
+          <w:top w:val="none" w:color="000000" w:sz="4" w:space="0"/>
           <w:left w:val="single" w:color="000000" w:themeColor="accent5" w:themeTint="9A" w:sz="4" w:space="0"/>
-          <w:bottom w:val="none"/>
-          <w:right w:val="none"/>
+          <w:bottom w:val="none" w:color="000000" w:sz="4" w:space="0"/>
+          <w:right w:val="none" w:color="000000" w:sz="4" w:space="0"/>
         </w:tcBorders>
       </w:tcPr>
     </w:tblStylePr>
@@ -25187,9 +26715,9 @@
         <w:shd w:val="clear" w:color="ffffff" w:themeColor="light1" w:fill="ffffff" w:themeFill="light1"/>
         <w:tcBorders>
           <w:top w:val="single" w:color="000000" w:themeColor="accent5" w:themeTint="9A" w:sz="4" w:space="0"/>
-          <w:left w:val="none"/>
-          <w:bottom w:val="none"/>
-          <w:right w:val="none"/>
+          <w:left w:val="none" w:color="000000" w:sz="4" w:space="0"/>
+          <w:bottom w:val="none" w:color="000000" w:sz="4" w:space="0"/>
+          <w:right w:val="none" w:color="000000" w:sz="4" w:space="0"/>
         </w:tcBorders>
       </w:tcPr>
     </w:tblStylePr>
@@ -25264,9 +26792,9 @@
       </w:tcPr>
     </w:tblStylePr>
   </w:style>
-  <w:style w:type="table" w:styleId="116">
+  <w:style w:type="table" w:styleId="805">
     <w:name w:val="List Table 7 Colorful - Accent 6"/>
-    <w:basedOn w:val="665"/>
+    <w:basedOn w:val="887"/>
     <w:uiPriority w:val="99"/>
     <w:pPr>
       <w:pBdr/>
@@ -25365,11 +26893,11 @@
         <w:tblBorders/>
       </w:tblPr>
       <w:tcPr>
-        <w:shd w:color="ffffff"/>
+        <w:shd w:val="clear" w:color="ffffff"/>
         <w:tcBorders>
-          <w:top w:val="none"/>
-          <w:left w:val="none"/>
-          <w:bottom w:val="none"/>
+          <w:top w:val="none" w:color="000000" w:sz="4" w:space="0"/>
+          <w:left w:val="none" w:color="000000" w:sz="4" w:space="0"/>
+          <w:bottom w:val="none" w:color="000000" w:sz="4" w:space="0"/>
           <w:right w:val="single" w:color="000000" w:themeColor="accent6" w:themeTint="98" w:sz="4" w:space="0"/>
         </w:tcBorders>
       </w:tcPr>
@@ -25392,10 +26920,10 @@
       <w:tcPr>
         <w:shd w:val="clear" w:color="ffffff" w:themeColor="light1" w:fill="ffffff" w:themeFill="light1"/>
         <w:tcBorders>
-          <w:top w:val="none"/>
-          <w:left w:val="none"/>
+          <w:top w:val="none" w:color="000000" w:sz="4" w:space="0"/>
+          <w:left w:val="none" w:color="000000" w:sz="4" w:space="0"/>
           <w:bottom w:val="single" w:color="000000" w:themeColor="accent6" w:themeTint="98" w:sz="4" w:space="0"/>
-          <w:right w:val="none"/>
+          <w:right w:val="none" w:color="000000" w:sz="4" w:space="0"/>
         </w:tcBorders>
       </w:tcPr>
     </w:tblStylePr>
@@ -25415,12 +26943,12 @@
         <w:tblBorders/>
       </w:tblPr>
       <w:tcPr>
-        <w:shd w:color="ffffff"/>
+        <w:shd w:val="clear" w:color="ffffff"/>
         <w:tcBorders>
-          <w:top w:val="none"/>
+          <w:top w:val="none" w:color="000000" w:sz="4" w:space="0"/>
           <w:left w:val="single" w:color="000000" w:themeColor="accent6" w:themeTint="98" w:sz="4" w:space="0"/>
-          <w:bottom w:val="none"/>
-          <w:right w:val="none"/>
+          <w:bottom w:val="none" w:color="000000" w:sz="4" w:space="0"/>
+          <w:right w:val="none" w:color="000000" w:sz="4" w:space="0"/>
         </w:tcBorders>
       </w:tcPr>
     </w:tblStylePr>
@@ -25443,9 +26971,9 @@
         <w:shd w:val="clear" w:color="ffffff" w:themeColor="light1" w:fill="ffffff" w:themeFill="light1"/>
         <w:tcBorders>
           <w:top w:val="single" w:color="000000" w:themeColor="accent6" w:themeTint="98" w:sz="4" w:space="0"/>
-          <w:left w:val="none"/>
-          <w:bottom w:val="none"/>
-          <w:right w:val="none"/>
+          <w:left w:val="none" w:color="000000" w:sz="4" w:space="0"/>
+          <w:bottom w:val="none" w:color="000000" w:sz="4" w:space="0"/>
+          <w:right w:val="none" w:color="000000" w:sz="4" w:space="0"/>
         </w:tcBorders>
       </w:tcPr>
     </w:tblStylePr>
@@ -25520,9 +27048,9 @@
       </w:tcPr>
     </w:tblStylePr>
   </w:style>
-  <w:style w:type="table" w:styleId="117">
+  <w:style w:type="table" w:styleId="806">
     <w:name w:val="Lined - Accent"/>
-    <w:basedOn w:val="665"/>
+    <w:basedOn w:val="887"/>
     <w:uiPriority w:val="99"/>
     <w:pPr>
       <w:pBdr/>
@@ -25757,9 +27285,9 @@
       </w:tcPr>
     </w:tblStylePr>
   </w:style>
-  <w:style w:type="table" w:styleId="118">
+  <w:style w:type="table" w:styleId="807">
     <w:name w:val="Lined - Accent 1"/>
-    <w:basedOn w:val="665"/>
+    <w:basedOn w:val="887"/>
     <w:uiPriority w:val="99"/>
     <w:pPr>
       <w:pBdr/>
@@ -25994,9 +27522,9 @@
       </w:tcPr>
     </w:tblStylePr>
   </w:style>
-  <w:style w:type="table" w:styleId="119">
+  <w:style w:type="table" w:styleId="808">
     <w:name w:val="Lined - Accent 2"/>
-    <w:basedOn w:val="665"/>
+    <w:basedOn w:val="887"/>
     <w:uiPriority w:val="99"/>
     <w:pPr>
       <w:pBdr/>
@@ -26231,9 +27759,9 @@
       </w:tcPr>
     </w:tblStylePr>
   </w:style>
-  <w:style w:type="table" w:styleId="120">
+  <w:style w:type="table" w:styleId="809">
     <w:name w:val="Lined - Accent 3"/>
-    <w:basedOn w:val="665"/>
+    <w:basedOn w:val="887"/>
     <w:uiPriority w:val="99"/>
     <w:pPr>
       <w:pBdr/>
@@ -26468,9 +27996,9 @@
       </w:tcPr>
     </w:tblStylePr>
   </w:style>
-  <w:style w:type="table" w:styleId="121">
+  <w:style w:type="table" w:styleId="810">
     <w:name w:val="Lined - Accent 4"/>
-    <w:basedOn w:val="665"/>
+    <w:basedOn w:val="887"/>
     <w:uiPriority w:val="99"/>
     <w:pPr>
       <w:pBdr/>
@@ -26705,9 +28233,9 @@
       </w:tcPr>
     </w:tblStylePr>
   </w:style>
-  <w:style w:type="table" w:styleId="122">
+  <w:style w:type="table" w:styleId="811">
     <w:name w:val="Lined - Accent 5"/>
-    <w:basedOn w:val="665"/>
+    <w:basedOn w:val="887"/>
     <w:uiPriority w:val="99"/>
     <w:pPr>
       <w:pBdr/>
@@ -26942,9 +28470,9 @@
       </w:tcPr>
     </w:tblStylePr>
   </w:style>
-  <w:style w:type="table" w:styleId="123">
+  <w:style w:type="table" w:styleId="812">
     <w:name w:val="Lined - Accent 6"/>
-    <w:basedOn w:val="665"/>
+    <w:basedOn w:val="887"/>
     <w:uiPriority w:val="99"/>
     <w:pPr>
       <w:pBdr/>
@@ -27179,9 +28707,9 @@
       </w:tcPr>
     </w:tblStylePr>
   </w:style>
-  <w:style w:type="table" w:styleId="124">
+  <w:style w:type="table" w:styleId="813">
     <w:name w:val="Bordered &amp; Lined - Accent"/>
-    <w:basedOn w:val="665"/>
+    <w:basedOn w:val="887"/>
     <w:uiPriority w:val="99"/>
     <w:pPr>
       <w:pBdr/>
@@ -27423,9 +28951,9 @@
       </w:tcPr>
     </w:tblStylePr>
   </w:style>
-  <w:style w:type="table" w:styleId="125">
+  <w:style w:type="table" w:styleId="814">
     <w:name w:val="Bordered &amp; Lined - Accent 1"/>
-    <w:basedOn w:val="665"/>
+    <w:basedOn w:val="887"/>
     <w:uiPriority w:val="99"/>
     <w:pPr>
       <w:pBdr/>
@@ -27667,9 +29195,9 @@
       </w:tcPr>
     </w:tblStylePr>
   </w:style>
-  <w:style w:type="table" w:styleId="126">
+  <w:style w:type="table" w:styleId="815">
     <w:name w:val="Bordered &amp; Lined - Accent 2"/>
-    <w:basedOn w:val="665"/>
+    <w:basedOn w:val="887"/>
     <w:uiPriority w:val="99"/>
     <w:pPr>
       <w:pBdr/>
@@ -27911,9 +29439,9 @@
       </w:tcPr>
     </w:tblStylePr>
   </w:style>
-  <w:style w:type="table" w:styleId="127">
+  <w:style w:type="table" w:styleId="816">
     <w:name w:val="Bordered &amp; Lined - Accent 3"/>
-    <w:basedOn w:val="665"/>
+    <w:basedOn w:val="887"/>
     <w:uiPriority w:val="99"/>
     <w:pPr>
       <w:pBdr/>
@@ -28155,9 +29683,9 @@
       </w:tcPr>
     </w:tblStylePr>
   </w:style>
-  <w:style w:type="table" w:styleId="128">
+  <w:style w:type="table" w:styleId="817">
     <w:name w:val="Bordered &amp; Lined - Accent 4"/>
-    <w:basedOn w:val="665"/>
+    <w:basedOn w:val="887"/>
     <w:uiPriority w:val="99"/>
     <w:pPr>
       <w:pBdr/>
@@ -28399,9 +29927,9 @@
       </w:tcPr>
     </w:tblStylePr>
   </w:style>
-  <w:style w:type="table" w:styleId="129">
+  <w:style w:type="table" w:styleId="818">
     <w:name w:val="Bordered &amp; Lined - Accent 5"/>
-    <w:basedOn w:val="665"/>
+    <w:basedOn w:val="887"/>
     <w:uiPriority w:val="99"/>
     <w:pPr>
       <w:pBdr/>
@@ -28643,9 +30171,9 @@
       </w:tcPr>
     </w:tblStylePr>
   </w:style>
-  <w:style w:type="table" w:styleId="130">
+  <w:style w:type="table" w:styleId="819">
     <w:name w:val="Bordered &amp; Lined - Accent 6"/>
-    <w:basedOn w:val="665"/>
+    <w:basedOn w:val="887"/>
     <w:uiPriority w:val="99"/>
     <w:pPr>
       <w:pBdr/>
@@ -28887,9 +30415,9 @@
       </w:tcPr>
     </w:tblStylePr>
   </w:style>
-  <w:style w:type="table" w:styleId="131">
+  <w:style w:type="table" w:styleId="820">
     <w:name w:val="Bordered"/>
-    <w:basedOn w:val="665"/>
+    <w:basedOn w:val="887"/>
     <w:uiPriority w:val="99"/>
     <w:pPr>
       <w:pBdr/>
@@ -29118,9 +30646,9 @@
       </w:tcPr>
     </w:tblStylePr>
   </w:style>
-  <w:style w:type="table" w:styleId="132">
+  <w:style w:type="table" w:styleId="821">
     <w:name w:val="Bordered - Accent 1"/>
-    <w:basedOn w:val="665"/>
+    <w:basedOn w:val="887"/>
     <w:uiPriority w:val="99"/>
     <w:pPr>
       <w:pBdr/>
@@ -29349,9 +30877,9 @@
       </w:tcPr>
     </w:tblStylePr>
   </w:style>
-  <w:style w:type="table" w:styleId="133">
+  <w:style w:type="table" w:styleId="822">
     <w:name w:val="Bordered - Accent 2"/>
-    <w:basedOn w:val="665"/>
+    <w:basedOn w:val="887"/>
     <w:uiPriority w:val="99"/>
     <w:pPr>
       <w:pBdr/>
@@ -29580,9 +31108,9 @@
       </w:tcPr>
     </w:tblStylePr>
   </w:style>
-  <w:style w:type="table" w:styleId="134">
+  <w:style w:type="table" w:styleId="823">
     <w:name w:val="Bordered - Accent 3"/>
-    <w:basedOn w:val="665"/>
+    <w:basedOn w:val="887"/>
     <w:uiPriority w:val="99"/>
     <w:pPr>
       <w:pBdr/>
@@ -29811,9 +31339,9 @@
       </w:tcPr>
     </w:tblStylePr>
   </w:style>
-  <w:style w:type="table" w:styleId="135">
+  <w:style w:type="table" w:styleId="824">
     <w:name w:val="Bordered - Accent 4"/>
-    <w:basedOn w:val="665"/>
+    <w:basedOn w:val="887"/>
     <w:uiPriority w:val="99"/>
     <w:pPr>
       <w:pBdr/>
@@ -30042,9 +31570,9 @@
       </w:tcPr>
     </w:tblStylePr>
   </w:style>
-  <w:style w:type="table" w:styleId="136">
+  <w:style w:type="table" w:styleId="825">
     <w:name w:val="Bordered - Accent 5"/>
-    <w:basedOn w:val="665"/>
+    <w:basedOn w:val="887"/>
     <w:uiPriority w:val="99"/>
     <w:pPr>
       <w:pBdr/>
@@ -30273,9 +31801,9 @@
       </w:tcPr>
     </w:tblStylePr>
   </w:style>
-  <w:style w:type="table" w:styleId="137">
+  <w:style w:type="table" w:styleId="826">
     <w:name w:val="Bordered - Accent 6"/>
-    <w:basedOn w:val="665"/>
+    <w:basedOn w:val="887"/>
     <w:uiPriority w:val="99"/>
     <w:pPr>
       <w:pBdr/>
@@ -30504,11 +32032,11 @@
       </w:tcPr>
     </w:tblStylePr>
   </w:style>
-  <w:style w:type="paragraph" w:styleId="139">
+  <w:style w:type="paragraph" w:styleId="827">
     <w:name w:val="Heading 1"/>
-    <w:basedOn w:val="664"/>
-    <w:next w:val="664"/>
-    <w:link w:val="150"/>
+    <w:basedOn w:val="886"/>
+    <w:next w:val="886"/>
+    <w:link w:val="837"/>
     <w:uiPriority w:val="9"/>
     <w:qFormat/>
     <w:pPr>
@@ -30526,11 +32054,11 @@
       <w:szCs w:val="40"/>
     </w:rPr>
   </w:style>
-  <w:style w:type="paragraph" w:styleId="140">
+  <w:style w:type="paragraph" w:styleId="828">
     <w:name w:val="Heading 2"/>
-    <w:basedOn w:val="664"/>
-    <w:next w:val="664"/>
-    <w:link w:val="151"/>
+    <w:basedOn w:val="886"/>
+    <w:next w:val="886"/>
+    <w:link w:val="838"/>
     <w:uiPriority w:val="9"/>
     <w:unhideWhenUsed/>
     <w:qFormat/>
@@ -30549,11 +32077,11 @@
       <w:szCs w:val="32"/>
     </w:rPr>
   </w:style>
-  <w:style w:type="paragraph" w:styleId="141">
+  <w:style w:type="paragraph" w:styleId="829">
     <w:name w:val="Heading 3"/>
-    <w:basedOn w:val="664"/>
-    <w:next w:val="664"/>
-    <w:link w:val="152"/>
+    <w:basedOn w:val="886"/>
+    <w:next w:val="886"/>
+    <w:link w:val="839"/>
     <w:uiPriority w:val="9"/>
     <w:unhideWhenUsed/>
     <w:qFormat/>
@@ -30572,11 +32100,11 @@
       <w:szCs w:val="28"/>
     </w:rPr>
   </w:style>
-  <w:style w:type="paragraph" w:styleId="142">
+  <w:style w:type="paragraph" w:styleId="830">
     <w:name w:val="Heading 4"/>
-    <w:basedOn w:val="664"/>
-    <w:next w:val="664"/>
-    <w:link w:val="153"/>
+    <w:basedOn w:val="886"/>
+    <w:next w:val="886"/>
+    <w:link w:val="840"/>
     <w:uiPriority w:val="9"/>
     <w:unhideWhenUsed/>
     <w:qFormat/>
@@ -30595,11 +32123,11 @@
       <w:color w:val="0f4761" w:themeColor="accent1" w:themeShade="BF"/>
     </w:rPr>
   </w:style>
-  <w:style w:type="paragraph" w:styleId="143">
+  <w:style w:type="paragraph" w:styleId="831">
     <w:name w:val="Heading 5"/>
-    <w:basedOn w:val="664"/>
-    <w:next w:val="664"/>
-    <w:link w:val="154"/>
+    <w:basedOn w:val="886"/>
+    <w:next w:val="886"/>
+    <w:link w:val="841"/>
     <w:uiPriority w:val="9"/>
     <w:unhideWhenUsed/>
     <w:qFormat/>
@@ -30616,11 +32144,11 @@
       <w:color w:val="0f4761" w:themeColor="accent1" w:themeShade="BF"/>
     </w:rPr>
   </w:style>
-  <w:style w:type="paragraph" w:styleId="144">
+  <w:style w:type="paragraph" w:styleId="832">
     <w:name w:val="Heading 6"/>
-    <w:basedOn w:val="664"/>
-    <w:next w:val="664"/>
-    <w:link w:val="155"/>
+    <w:basedOn w:val="886"/>
+    <w:next w:val="886"/>
+    <w:link w:val="842"/>
     <w:uiPriority w:val="9"/>
     <w:unhideWhenUsed/>
     <w:qFormat/>
@@ -30639,11 +32167,11 @@
       <w:color w:val="595959" w:themeColor="text1" w:themeTint="A6"/>
     </w:rPr>
   </w:style>
-  <w:style w:type="paragraph" w:styleId="145">
+  <w:style w:type="paragraph" w:styleId="833">
     <w:name w:val="Heading 7"/>
-    <w:basedOn w:val="664"/>
-    <w:next w:val="664"/>
-    <w:link w:val="156"/>
+    <w:basedOn w:val="886"/>
+    <w:next w:val="886"/>
+    <w:link w:val="843"/>
     <w:uiPriority w:val="9"/>
     <w:unhideWhenUsed/>
     <w:qFormat/>
@@ -30660,11 +32188,11 @@
       <w:color w:val="595959" w:themeColor="text1" w:themeTint="A6"/>
     </w:rPr>
   </w:style>
-  <w:style w:type="paragraph" w:styleId="146">
+  <w:style w:type="paragraph" w:styleId="834">
     <w:name w:val="Heading 8"/>
-    <w:basedOn w:val="664"/>
-    <w:next w:val="664"/>
-    <w:link w:val="157"/>
+    <w:basedOn w:val="886"/>
+    <w:next w:val="886"/>
+    <w:link w:val="844"/>
     <w:uiPriority w:val="9"/>
     <w:unhideWhenUsed/>
     <w:qFormat/>
@@ -30683,11 +32211,11 @@
       <w:color w:val="272727" w:themeColor="text1" w:themeTint="D8"/>
     </w:rPr>
   </w:style>
-  <w:style w:type="paragraph" w:styleId="147">
+  <w:style w:type="paragraph" w:styleId="835">
     <w:name w:val="Heading 9"/>
-    <w:basedOn w:val="664"/>
-    <w:next w:val="664"/>
-    <w:link w:val="158"/>
+    <w:basedOn w:val="886"/>
+    <w:next w:val="886"/>
+    <w:link w:val="845"/>
     <w:uiPriority w:val="9"/>
     <w:unhideWhenUsed/>
     <w:qFormat/>
@@ -30706,7 +32234,7 @@
       <w:color w:val="272727" w:themeColor="text1" w:themeTint="D8"/>
     </w:rPr>
   </w:style>
-  <w:style w:type="character" w:styleId="148" w:default="1">
+  <w:style w:type="character" w:styleId="836" w:default="1">
     <w:name w:val="Default Paragraph Font"/>
     <w:uiPriority w:val="1"/>
     <w:semiHidden/>
@@ -30717,10 +32245,10 @@
       <w:ind/>
     </w:pPr>
   </w:style>
-  <w:style w:type="character" w:styleId="150">
+  <w:style w:type="character" w:styleId="837">
     <w:name w:val="Heading 1 Char"/>
-    <w:basedOn w:val="148"/>
-    <w:link w:val="139"/>
+    <w:basedOn w:val="836"/>
+    <w:link w:val="827"/>
     <w:uiPriority w:val="9"/>
     <w:pPr>
       <w:pBdr/>
@@ -30734,10 +32262,10 @@
       <w:szCs w:val="40"/>
     </w:rPr>
   </w:style>
-  <w:style w:type="character" w:styleId="151">
+  <w:style w:type="character" w:styleId="838">
     <w:name w:val="Heading 2 Char"/>
-    <w:basedOn w:val="148"/>
-    <w:link w:val="140"/>
+    <w:basedOn w:val="836"/>
+    <w:link w:val="828"/>
     <w:uiPriority w:val="9"/>
     <w:pPr>
       <w:pBdr/>
@@ -30751,10 +32279,10 @@
       <w:szCs w:val="32"/>
     </w:rPr>
   </w:style>
-  <w:style w:type="character" w:styleId="152">
+  <w:style w:type="character" w:styleId="839">
     <w:name w:val="Heading 3 Char"/>
-    <w:basedOn w:val="148"/>
-    <w:link w:val="141"/>
+    <w:basedOn w:val="836"/>
+    <w:link w:val="829"/>
     <w:uiPriority w:val="9"/>
     <w:pPr>
       <w:pBdr/>
@@ -30768,10 +32296,10 @@
       <w:szCs w:val="28"/>
     </w:rPr>
   </w:style>
-  <w:style w:type="character" w:styleId="153">
+  <w:style w:type="character" w:styleId="840">
     <w:name w:val="Heading 4 Char"/>
-    <w:basedOn w:val="148"/>
-    <w:link w:val="142"/>
+    <w:basedOn w:val="836"/>
+    <w:link w:val="830"/>
     <w:uiPriority w:val="9"/>
     <w:pPr>
       <w:pBdr/>
@@ -30785,10 +32313,10 @@
       <w:color w:val="0f4761" w:themeColor="accent1" w:themeShade="BF"/>
     </w:rPr>
   </w:style>
-  <w:style w:type="character" w:styleId="154">
+  <w:style w:type="character" w:styleId="841">
     <w:name w:val="Heading 5 Char"/>
-    <w:basedOn w:val="148"/>
-    <w:link w:val="143"/>
+    <w:basedOn w:val="836"/>
+    <w:link w:val="831"/>
     <w:uiPriority w:val="9"/>
     <w:pPr>
       <w:pBdr/>
@@ -30800,10 +32328,10 @@
       <w:color w:val="0f4761" w:themeColor="accent1" w:themeShade="BF"/>
     </w:rPr>
   </w:style>
-  <w:style w:type="character" w:styleId="155">
+  <w:style w:type="character" w:styleId="842">
     <w:name w:val="Heading 6 Char"/>
-    <w:basedOn w:val="148"/>
-    <w:link w:val="144"/>
+    <w:basedOn w:val="836"/>
+    <w:link w:val="832"/>
     <w:uiPriority w:val="9"/>
     <w:pPr>
       <w:pBdr/>
@@ -30817,10 +32345,10 @@
       <w:color w:val="595959" w:themeColor="text1" w:themeTint="A6"/>
     </w:rPr>
   </w:style>
-  <w:style w:type="character" w:styleId="156">
+  <w:style w:type="character" w:styleId="843">
     <w:name w:val="Heading 7 Char"/>
-    <w:basedOn w:val="148"/>
-    <w:link w:val="145"/>
+    <w:basedOn w:val="836"/>
+    <w:link w:val="833"/>
     <w:uiPriority w:val="9"/>
     <w:pPr>
       <w:pBdr/>
@@ -30832,10 +32360,10 @@
       <w:color w:val="595959" w:themeColor="text1" w:themeTint="A6"/>
     </w:rPr>
   </w:style>
-  <w:style w:type="character" w:styleId="157">
+  <w:style w:type="character" w:styleId="844">
     <w:name w:val="Heading 8 Char"/>
-    <w:basedOn w:val="148"/>
-    <w:link w:val="146"/>
+    <w:basedOn w:val="836"/>
+    <w:link w:val="834"/>
     <w:uiPriority w:val="9"/>
     <w:pPr>
       <w:pBdr/>
@@ -30849,10 +32377,10 @@
       <w:color w:val="272727" w:themeColor="text1" w:themeTint="D8"/>
     </w:rPr>
   </w:style>
-  <w:style w:type="character" w:styleId="158">
+  <w:style w:type="character" w:styleId="845">
     <w:name w:val="Heading 9 Char"/>
-    <w:basedOn w:val="148"/>
-    <w:link w:val="147"/>
+    <w:basedOn w:val="836"/>
+    <w:link w:val="835"/>
     <w:uiPriority w:val="9"/>
     <w:pPr>
       <w:pBdr/>
@@ -30866,11 +32394,11 @@
       <w:color w:val="272727" w:themeColor="text1" w:themeTint="D8"/>
     </w:rPr>
   </w:style>
-  <w:style w:type="paragraph" w:styleId="159">
+  <w:style w:type="paragraph" w:styleId="846">
     <w:name w:val="Title"/>
-    <w:basedOn w:val="664"/>
-    <w:next w:val="664"/>
-    <w:link w:val="160"/>
+    <w:basedOn w:val="886"/>
+    <w:next w:val="886"/>
+    <w:link w:val="847"/>
     <w:uiPriority w:val="10"/>
     <w:qFormat/>
     <w:pPr>
@@ -30886,10 +32414,10 @@
       <w:szCs w:val="56"/>
     </w:rPr>
   </w:style>
-  <w:style w:type="character" w:styleId="160">
+  <w:style w:type="character" w:styleId="847">
     <w:name w:val="Title Char"/>
-    <w:basedOn w:val="148"/>
-    <w:link w:val="159"/>
+    <w:basedOn w:val="836"/>
+    <w:link w:val="846"/>
     <w:uiPriority w:val="10"/>
     <w:pPr>
       <w:pBdr/>
@@ -30903,11 +32431,11 @@
       <w:szCs w:val="56"/>
     </w:rPr>
   </w:style>
-  <w:style w:type="paragraph" w:styleId="161">
+  <w:style w:type="paragraph" w:styleId="848">
     <w:name w:val="Subtitle"/>
-    <w:basedOn w:val="664"/>
-    <w:next w:val="664"/>
-    <w:link w:val="162"/>
+    <w:basedOn w:val="886"/>
+    <w:next w:val="886"/>
+    <w:link w:val="849"/>
     <w:uiPriority w:val="11"/>
     <w:qFormat/>
     <w:pPr>
@@ -30925,10 +32453,10 @@
       <w:szCs w:val="28"/>
     </w:rPr>
   </w:style>
-  <w:style w:type="character" w:styleId="162">
+  <w:style w:type="character" w:styleId="849">
     <w:name w:val="Subtitle Char"/>
-    <w:basedOn w:val="148"/>
-    <w:link w:val="161"/>
+    <w:basedOn w:val="836"/>
+    <w:link w:val="848"/>
     <w:uiPriority w:val="11"/>
     <w:pPr>
       <w:pBdr/>
@@ -30942,11 +32470,11 @@
       <w:szCs w:val="28"/>
     </w:rPr>
   </w:style>
-  <w:style w:type="paragraph" w:styleId="163">
+  <w:style w:type="paragraph" w:styleId="850">
     <w:name w:val="Quote"/>
-    <w:basedOn w:val="664"/>
-    <w:next w:val="664"/>
-    <w:link w:val="164"/>
+    <w:basedOn w:val="886"/>
+    <w:next w:val="886"/>
+    <w:link w:val="851"/>
     <w:uiPriority w:val="29"/>
     <w:qFormat/>
     <w:pPr>
@@ -30961,10 +32489,10 @@
       <w:color w:val="404040" w:themeColor="text1" w:themeTint="BF"/>
     </w:rPr>
   </w:style>
-  <w:style w:type="character" w:styleId="164">
+  <w:style w:type="character" w:styleId="851">
     <w:name w:val="Quote Char"/>
-    <w:basedOn w:val="148"/>
-    <w:link w:val="163"/>
+    <w:basedOn w:val="836"/>
+    <w:link w:val="850"/>
     <w:uiPriority w:val="29"/>
     <w:pPr>
       <w:pBdr/>
@@ -30977,9 +32505,9 @@
       <w:color w:val="404040" w:themeColor="text1" w:themeTint="BF"/>
     </w:rPr>
   </w:style>
-  <w:style w:type="character" w:styleId="166">
+  <w:style w:type="character" w:styleId="852">
     <w:name w:val="Intense Emphasis"/>
-    <w:basedOn w:val="148"/>
+    <w:basedOn w:val="836"/>
     <w:uiPriority w:val="21"/>
     <w:qFormat/>
     <w:pPr>
@@ -30993,11 +32521,11 @@
       <w:color w:val="0f4761" w:themeColor="accent1" w:themeShade="BF"/>
     </w:rPr>
   </w:style>
-  <w:style w:type="paragraph" w:styleId="167">
+  <w:style w:type="paragraph" w:styleId="853">
     <w:name w:val="Intense Quote"/>
-    <w:basedOn w:val="664"/>
-    <w:next w:val="664"/>
-    <w:link w:val="168"/>
+    <w:basedOn w:val="886"/>
+    <w:next w:val="886"/>
+    <w:link w:val="854"/>
     <w:uiPriority w:val="30"/>
     <w:qFormat/>
     <w:pPr>
@@ -31015,10 +32543,10 @@
       <w:color w:val="0f4761" w:themeColor="accent1" w:themeShade="BF"/>
     </w:rPr>
   </w:style>
-  <w:style w:type="character" w:styleId="168">
+  <w:style w:type="character" w:styleId="854">
     <w:name w:val="Intense Quote Char"/>
-    <w:basedOn w:val="148"/>
-    <w:link w:val="167"/>
+    <w:basedOn w:val="836"/>
+    <w:link w:val="853"/>
     <w:uiPriority w:val="30"/>
     <w:pPr>
       <w:pBdr/>
@@ -31031,9 +32559,9 @@
       <w:color w:val="0f4761" w:themeColor="accent1" w:themeShade="BF"/>
     </w:rPr>
   </w:style>
-  <w:style w:type="character" w:styleId="169">
+  <w:style w:type="character" w:styleId="855">
     <w:name w:val="Intense Reference"/>
-    <w:basedOn w:val="148"/>
+    <w:basedOn w:val="836"/>
     <w:uiPriority w:val="32"/>
     <w:qFormat/>
     <w:pPr>
@@ -31049,9 +32577,9 @@
       <w:spacing w:val="5"/>
     </w:rPr>
   </w:style>
-  <w:style w:type="character" w:styleId="171">
+  <w:style w:type="character" w:styleId="856">
     <w:name w:val="Subtle Emphasis"/>
-    <w:basedOn w:val="148"/>
+    <w:basedOn w:val="836"/>
     <w:uiPriority w:val="19"/>
     <w:qFormat/>
     <w:pPr>
@@ -31065,9 +32593,9 @@
       <w:color w:val="404040" w:themeColor="text1" w:themeTint="BF"/>
     </w:rPr>
   </w:style>
-  <w:style w:type="character" w:styleId="172">
+  <w:style w:type="character" w:styleId="857">
     <w:name w:val="Emphasis"/>
-    <w:basedOn w:val="148"/>
+    <w:basedOn w:val="836"/>
     <w:uiPriority w:val="20"/>
     <w:qFormat/>
     <w:pPr>
@@ -31080,9 +32608,9 @@
       <w:iCs/>
     </w:rPr>
   </w:style>
-  <w:style w:type="character" w:styleId="173">
+  <w:style w:type="character" w:styleId="858">
     <w:name w:val="Strong"/>
-    <w:basedOn w:val="148"/>
+    <w:basedOn w:val="836"/>
     <w:uiPriority w:val="22"/>
     <w:qFormat/>
     <w:pPr>
@@ -31095,9 +32623,9 @@
       <w:bCs/>
     </w:rPr>
   </w:style>
-  <w:style w:type="character" w:styleId="174">
+  <w:style w:type="character" w:styleId="859">
     <w:name w:val="Subtle Reference"/>
-    <w:basedOn w:val="148"/>
+    <w:basedOn w:val="836"/>
     <w:uiPriority w:val="31"/>
     <w:qFormat/>
     <w:pPr>
@@ -31110,9 +32638,9 @@
       <w:color w:val="5a5a5a" w:themeColor="text1" w:themeTint="A5"/>
     </w:rPr>
   </w:style>
-  <w:style w:type="character" w:styleId="175">
+  <w:style w:type="character" w:styleId="860">
     <w:name w:val="Book Title"/>
-    <w:basedOn w:val="148"/>
+    <w:basedOn w:val="836"/>
     <w:uiPriority w:val="33"/>
     <w:qFormat/>
     <w:pPr>
@@ -31128,10 +32656,10 @@
       <w:spacing w:val="5"/>
     </w:rPr>
   </w:style>
-  <w:style w:type="paragraph" w:styleId="176">
+  <w:style w:type="paragraph" w:styleId="861">
     <w:name w:val="Header"/>
-    <w:basedOn w:val="664"/>
-    <w:link w:val="177"/>
+    <w:basedOn w:val="886"/>
+    <w:link w:val="862"/>
     <w:uiPriority w:val="99"/>
     <w:unhideWhenUsed/>
     <w:pPr>
@@ -31144,10 +32672,10 @@
       <w:ind/>
     </w:pPr>
   </w:style>
-  <w:style w:type="character" w:styleId="177">
+  <w:style w:type="character" w:styleId="862">
     <w:name w:val="Header Char"/>
-    <w:basedOn w:val="148"/>
-    <w:link w:val="176"/>
+    <w:basedOn w:val="836"/>
+    <w:link w:val="861"/>
     <w:uiPriority w:val="99"/>
     <w:pPr>
       <w:pBdr/>
@@ -31155,10 +32683,10 @@
       <w:ind/>
     </w:pPr>
   </w:style>
-  <w:style w:type="paragraph" w:styleId="178">
+  <w:style w:type="paragraph" w:styleId="863">
     <w:name w:val="Footer"/>
-    <w:basedOn w:val="664"/>
-    <w:link w:val="179"/>
+    <w:basedOn w:val="886"/>
+    <w:link w:val="864"/>
     <w:uiPriority w:val="99"/>
     <w:unhideWhenUsed/>
     <w:pPr>
@@ -31171,10 +32699,10 @@
       <w:ind/>
     </w:pPr>
   </w:style>
-  <w:style w:type="character" w:styleId="179">
+  <w:style w:type="character" w:styleId="864">
     <w:name w:val="Footer Char"/>
-    <w:basedOn w:val="148"/>
-    <w:link w:val="178"/>
+    <w:basedOn w:val="836"/>
+    <w:link w:val="863"/>
     <w:uiPriority w:val="99"/>
     <w:pPr>
       <w:pBdr/>
@@ -31182,10 +32710,10 @@
       <w:ind/>
     </w:pPr>
   </w:style>
-  <w:style w:type="paragraph" w:styleId="180">
+  <w:style w:type="paragraph" w:styleId="865">
     <w:name w:val="Caption"/>
-    <w:basedOn w:val="664"/>
-    <w:next w:val="664"/>
+    <w:basedOn w:val="886"/>
+    <w:next w:val="886"/>
     <w:uiPriority w:val="35"/>
     <w:unhideWhenUsed/>
     <w:qFormat/>
@@ -31202,10 +32730,10 @@
       <w:szCs w:val="18"/>
     </w:rPr>
   </w:style>
-  <w:style w:type="paragraph" w:styleId="181">
+  <w:style w:type="paragraph" w:styleId="866">
     <w:name w:val="footnote text"/>
-    <w:basedOn w:val="664"/>
-    <w:link w:val="182"/>
+    <w:basedOn w:val="886"/>
+    <w:link w:val="867"/>
     <w:uiPriority w:val="99"/>
     <w:semiHidden/>
     <w:unhideWhenUsed/>
@@ -31219,10 +32747,10 @@
       <w:szCs w:val="20"/>
     </w:rPr>
   </w:style>
-  <w:style w:type="character" w:styleId="182">
+  <w:style w:type="character" w:styleId="867">
     <w:name w:val="Footnote Text Char"/>
-    <w:basedOn w:val="148"/>
-    <w:link w:val="181"/>
+    <w:basedOn w:val="836"/>
+    <w:link w:val="866"/>
     <w:uiPriority w:val="99"/>
     <w:semiHidden/>
     <w:pPr>
@@ -31235,9 +32763,9 @@
       <w:szCs w:val="20"/>
     </w:rPr>
   </w:style>
-  <w:style w:type="character" w:styleId="183">
+  <w:style w:type="character" w:styleId="868">
     <w:name w:val="footnote reference"/>
-    <w:basedOn w:val="148"/>
+    <w:basedOn w:val="836"/>
     <w:uiPriority w:val="99"/>
     <w:semiHidden/>
     <w:unhideWhenUsed/>
@@ -31250,10 +32778,10 @@
       <w:vertAlign w:val="superscript"/>
     </w:rPr>
   </w:style>
-  <w:style w:type="paragraph" w:styleId="184">
+  <w:style w:type="paragraph" w:styleId="869">
     <w:name w:val="endnote text"/>
-    <w:basedOn w:val="664"/>
-    <w:link w:val="185"/>
+    <w:basedOn w:val="886"/>
+    <w:link w:val="870"/>
     <w:uiPriority w:val="99"/>
     <w:semiHidden/>
     <w:unhideWhenUsed/>
@@ -31267,10 +32795,10 @@
       <w:szCs w:val="20"/>
     </w:rPr>
   </w:style>
-  <w:style w:type="character" w:styleId="185">
+  <w:style w:type="character" w:styleId="870">
     <w:name w:val="Endnote Text Char"/>
-    <w:basedOn w:val="148"/>
-    <w:link w:val="184"/>
+    <w:basedOn w:val="836"/>
+    <w:link w:val="869"/>
     <w:uiPriority w:val="99"/>
     <w:semiHidden/>
     <w:pPr>
@@ -31283,9 +32811,9 @@
       <w:szCs w:val="20"/>
     </w:rPr>
   </w:style>
-  <w:style w:type="character" w:styleId="186">
+  <w:style w:type="character" w:styleId="871">
     <w:name w:val="endnote reference"/>
-    <w:basedOn w:val="148"/>
+    <w:basedOn w:val="836"/>
     <w:uiPriority w:val="99"/>
     <w:semiHidden/>
     <w:unhideWhenUsed/>
@@ -31298,9 +32826,9 @@
       <w:vertAlign w:val="superscript"/>
     </w:rPr>
   </w:style>
-  <w:style w:type="character" w:styleId="187">
+  <w:style w:type="character" w:styleId="872">
     <w:name w:val="Hyperlink"/>
-    <w:basedOn w:val="148"/>
+    <w:basedOn w:val="836"/>
     <w:uiPriority w:val="99"/>
     <w:unhideWhenUsed/>
     <w:pPr>
@@ -31313,9 +32841,9 @@
       <w:u w:val="single"/>
     </w:rPr>
   </w:style>
-  <w:style w:type="character" w:styleId="188">
+  <w:style w:type="character" w:styleId="873">
     <w:name w:val="FollowedHyperlink"/>
-    <w:basedOn w:val="148"/>
+    <w:basedOn w:val="836"/>
     <w:uiPriority w:val="99"/>
     <w:semiHidden/>
     <w:unhideWhenUsed/>
@@ -31329,10 +32857,10 @@
       <w:u w:val="single"/>
     </w:rPr>
   </w:style>
-  <w:style w:type="paragraph" w:styleId="189">
+  <w:style w:type="paragraph" w:styleId="874">
     <w:name w:val="toc 1"/>
-    <w:basedOn w:val="664"/>
-    <w:next w:val="664"/>
+    <w:basedOn w:val="886"/>
+    <w:next w:val="886"/>
     <w:uiPriority w:val="39"/>
     <w:unhideWhenUsed/>
     <w:pPr>
@@ -31341,10 +32869,10 @@
       <w:ind/>
     </w:pPr>
   </w:style>
-  <w:style w:type="paragraph" w:styleId="190">
+  <w:style w:type="paragraph" w:styleId="875">
     <w:name w:val="toc 2"/>
-    <w:basedOn w:val="664"/>
-    <w:next w:val="664"/>
+    <w:basedOn w:val="886"/>
+    <w:next w:val="886"/>
     <w:uiPriority w:val="39"/>
     <w:unhideWhenUsed/>
     <w:pPr>
@@ -31353,10 +32881,10 @@
       <w:ind w:left="220"/>
     </w:pPr>
   </w:style>
-  <w:style w:type="paragraph" w:styleId="191">
+  <w:style w:type="paragraph" w:styleId="876">
     <w:name w:val="toc 3"/>
-    <w:basedOn w:val="664"/>
-    <w:next w:val="664"/>
+    <w:basedOn w:val="886"/>
+    <w:next w:val="886"/>
     <w:uiPriority w:val="39"/>
     <w:unhideWhenUsed/>
     <w:pPr>
@@ -31365,10 +32893,10 @@
       <w:ind w:left="440"/>
     </w:pPr>
   </w:style>
-  <w:style w:type="paragraph" w:styleId="192">
+  <w:style w:type="paragraph" w:styleId="877">
     <w:name w:val="toc 4"/>
-    <w:basedOn w:val="664"/>
-    <w:next w:val="664"/>
+    <w:basedOn w:val="886"/>
+    <w:next w:val="886"/>
     <w:uiPriority w:val="39"/>
     <w:unhideWhenUsed/>
     <w:pPr>
@@ -31377,10 +32905,10 @@
       <w:ind w:left="660"/>
     </w:pPr>
   </w:style>
-  <w:style w:type="paragraph" w:styleId="193">
+  <w:style w:type="paragraph" w:styleId="878">
     <w:name w:val="toc 5"/>
-    <w:basedOn w:val="664"/>
-    <w:next w:val="664"/>
+    <w:basedOn w:val="886"/>
+    <w:next w:val="886"/>
     <w:uiPriority w:val="39"/>
     <w:unhideWhenUsed/>
     <w:pPr>
@@ -31389,10 +32917,10 @@
       <w:ind w:left="880"/>
     </w:pPr>
   </w:style>
-  <w:style w:type="paragraph" w:styleId="194">
+  <w:style w:type="paragraph" w:styleId="879">
     <w:name w:val="toc 6"/>
-    <w:basedOn w:val="664"/>
-    <w:next w:val="664"/>
+    <w:basedOn w:val="886"/>
+    <w:next w:val="886"/>
     <w:uiPriority w:val="39"/>
     <w:unhideWhenUsed/>
     <w:pPr>
@@ -31401,10 +32929,10 @@
       <w:ind w:left="1100"/>
     </w:pPr>
   </w:style>
-  <w:style w:type="paragraph" w:styleId="195">
+  <w:style w:type="paragraph" w:styleId="880">
     <w:name w:val="toc 7"/>
-    <w:basedOn w:val="664"/>
-    <w:next w:val="664"/>
+    <w:basedOn w:val="886"/>
+    <w:next w:val="886"/>
     <w:uiPriority w:val="39"/>
     <w:unhideWhenUsed/>
     <w:pPr>
@@ -31413,10 +32941,10 @@
       <w:ind w:left="1320"/>
     </w:pPr>
   </w:style>
-  <w:style w:type="paragraph" w:styleId="196">
+  <w:style w:type="paragraph" w:styleId="881">
     <w:name w:val="toc 8"/>
-    <w:basedOn w:val="664"/>
-    <w:next w:val="664"/>
+    <w:basedOn w:val="886"/>
+    <w:next w:val="886"/>
     <w:uiPriority w:val="39"/>
     <w:unhideWhenUsed/>
     <w:pPr>
@@ -31425,10 +32953,10 @@
       <w:ind w:left="1540"/>
     </w:pPr>
   </w:style>
-  <w:style w:type="paragraph" w:styleId="197">
+  <w:style w:type="paragraph" w:styleId="882">
     <w:name w:val="toc 9"/>
-    <w:basedOn w:val="664"/>
-    <w:next w:val="664"/>
+    <w:basedOn w:val="886"/>
+    <w:next w:val="886"/>
     <w:uiPriority w:val="39"/>
     <w:unhideWhenUsed/>
     <w:pPr>
@@ -31437,9 +32965,9 @@
       <w:ind w:left="1760"/>
     </w:pPr>
   </w:style>
-  <w:style w:type="character" w:styleId="198">
+  <w:style w:type="character" w:styleId="883">
     <w:name w:val="Placeholder Text"/>
-    <w:basedOn w:val="148"/>
+    <w:basedOn w:val="836"/>
     <w:uiPriority w:val="99"/>
     <w:semiHidden/>
     <w:pPr>
@@ -31451,7 +32979,7 @@
       <w:color w:val="666666"/>
     </w:rPr>
   </w:style>
-  <w:style w:type="paragraph" w:styleId="208">
+  <w:style w:type="paragraph" w:styleId="884">
     <w:name w:val="TOC Heading"/>
     <w:uiPriority w:val="39"/>
     <w:unhideWhenUsed/>
@@ -31461,10 +32989,10 @@
       <w:ind/>
     </w:pPr>
   </w:style>
-  <w:style w:type="paragraph" w:styleId="209">
+  <w:style w:type="paragraph" w:styleId="885">
     <w:name w:val="table of figures"/>
-    <w:basedOn w:val="664"/>
-    <w:next w:val="664"/>
+    <w:basedOn w:val="886"/>
+    <w:next w:val="886"/>
     <w:uiPriority w:val="99"/>
     <w:unhideWhenUsed/>
     <w:pPr>
@@ -31473,7 +33001,7 @@
       <w:ind/>
     </w:pPr>
   </w:style>
-  <w:style w:type="paragraph" w:styleId="664" w:default="1">
+  <w:style w:type="paragraph" w:styleId="886" w:default="1">
     <w:name w:val="Normal"/>
     <w:qFormat/>
     <w:pPr>
@@ -31482,7 +33010,7 @@
       <w:ind/>
     </w:pPr>
   </w:style>
-  <w:style w:type="table" w:styleId="665" w:default="1">
+  <w:style w:type="table" w:styleId="887" w:default="1">
     <w:name w:val="Normal Table"/>
     <w:uiPriority w:val="99"/>
     <w:semiHidden/>
@@ -31675,7 +33203,7 @@
       </w:tcPr>
     </w:tblStylePr>
   </w:style>
-  <w:style w:type="numbering" w:styleId="666" w:default="1">
+  <w:style w:type="numbering" w:styleId="888" w:default="1">
     <w:name w:val="No List"/>
     <w:uiPriority w:val="99"/>
     <w:semiHidden/>
@@ -31686,9 +33214,9 @@
       <w:ind/>
     </w:pPr>
   </w:style>
-  <w:style w:type="paragraph" w:styleId="667">
+  <w:style w:type="paragraph" w:styleId="889">
     <w:name w:val="No Spacing"/>
-    <w:basedOn w:val="664"/>
+    <w:basedOn w:val="886"/>
     <w:uiPriority w:val="1"/>
     <w:qFormat/>
     <w:pPr>
@@ -31697,9 +33225,9 @@
       <w:ind/>
     </w:pPr>
   </w:style>
-  <w:style w:type="paragraph" w:styleId="668">
+  <w:style w:type="paragraph" w:styleId="890">
     <w:name w:val="List Paragraph"/>
-    <w:basedOn w:val="664"/>
+    <w:basedOn w:val="886"/>
     <w:uiPriority w:val="34"/>
     <w:qFormat/>
     <w:pPr>
